--- a/DM2026-Lab1-Master-Questions.docx
+++ b/DM2026-Lab1-Master-Questions.docx
@@ -195,6 +195,14 @@
         </w:rPr>
         <w:t>English Name:</w:t>
       </w:r>
+      <w:r>
+        <w:rPr>
+          <w:rFonts w:ascii="Century Schoolbook" w:hAnsi="Century Schoolbook" w:hint="eastAsia"/>
+          <w:b/>
+          <w:bCs/>
+        </w:rPr>
+        <w:t xml:space="preserve"> CHEN, WEN-TING</w:t>
+      </w:r>
     </w:p>
     <w:p>
       <w:pPr>
@@ -215,6 +223,22 @@
         </w:rPr>
         <w:t>Chinese Name:</w:t>
       </w:r>
+      <w:r>
+        <w:rPr>
+          <w:rFonts w:ascii="Century Schoolbook" w:hAnsi="Century Schoolbook" w:hint="eastAsia"/>
+          <w:b/>
+          <w:bCs/>
+        </w:rPr>
+        <w:t xml:space="preserve"> </w:t>
+      </w:r>
+      <w:r>
+        <w:rPr>
+          <w:rFonts w:ascii="Century Schoolbook" w:hAnsi="Century Schoolbook" w:hint="eastAsia"/>
+          <w:b/>
+          <w:bCs/>
+        </w:rPr>
+        <w:t>陳玟廷</w:t>
+      </w:r>
     </w:p>
     <w:p>
       <w:pPr>
@@ -235,6 +259,14 @@
         </w:rPr>
         <w:t>Email:</w:t>
       </w:r>
+      <w:r>
+        <w:rPr>
+          <w:rFonts w:ascii="Century Schoolbook" w:hAnsi="Century Schoolbook" w:hint="eastAsia"/>
+          <w:b/>
+          <w:bCs/>
+        </w:rPr>
+        <w:t xml:space="preserve"> wenting2110@gmail.com</w:t>
+      </w:r>
     </w:p>
     <w:p>
       <w:pPr>
@@ -255,6 +287,14 @@
         </w:rPr>
         <w:t>Student ID:</w:t>
       </w:r>
+      <w:r>
+        <w:rPr>
+          <w:rFonts w:ascii="Century Schoolbook" w:hAnsi="Century Schoolbook" w:hint="eastAsia"/>
+          <w:b/>
+          <w:bCs/>
+        </w:rPr>
+        <w:t xml:space="preserve"> 114062641</w:t>
+      </w:r>
     </w:p>
     <w:p>
       <w:pPr>
@@ -274,6 +314,14 @@
           <w:bCs/>
         </w:rPr>
         <w:t>University:</w:t>
+      </w:r>
+      <w:r>
+        <w:rPr>
+          <w:rFonts w:ascii="Century Schoolbook" w:hAnsi="Century Schoolbook" w:hint="eastAsia"/>
+          <w:b/>
+          <w:bCs/>
+        </w:rPr>
+        <w:t xml:space="preserve"> NTHU</w:t>
       </w:r>
     </w:p>
     <w:p>
@@ -937,7 +985,7 @@
     </w:p>
     <w:p>
       <w:pPr>
-        <w:pStyle w:val="ListParagraph"/>
+        <w:pStyle w:val="a9"/>
         <w:numPr>
           <w:ilvl w:val="0"/>
           <w:numId w:val="15"/>
@@ -978,16 +1026,16 @@
     </w:p>
     <w:p>
       <w:pPr>
-        <w:pStyle w:val="ListParagraph"/>
-        <w:jc w:val="both"/>
-        <w:rPr>
-          <w:rFonts w:ascii="Century Schoolbook" w:hAnsi="Century Schoolbook"/>
-        </w:rPr>
-      </w:pPr>
-    </w:p>
-    <w:p>
-      <w:pPr>
-        <w:pStyle w:val="ListParagraph"/>
+        <w:pStyle w:val="a9"/>
+        <w:jc w:val="both"/>
+        <w:rPr>
+          <w:rFonts w:ascii="Century Schoolbook" w:hAnsi="Century Schoolbook"/>
+        </w:rPr>
+      </w:pPr>
+    </w:p>
+    <w:p>
+      <w:pPr>
+        <w:pStyle w:val="a9"/>
         <w:numPr>
           <w:ilvl w:val="0"/>
           <w:numId w:val="15"/>
@@ -1042,16 +1090,16 @@
     </w:p>
     <w:p>
       <w:pPr>
-        <w:pStyle w:val="ListParagraph"/>
-        <w:jc w:val="both"/>
-        <w:rPr>
-          <w:rFonts w:ascii="Century Schoolbook" w:hAnsi="Century Schoolbook"/>
-        </w:rPr>
-      </w:pPr>
-    </w:p>
-    <w:p>
-      <w:pPr>
-        <w:pStyle w:val="ListParagraph"/>
+        <w:pStyle w:val="a9"/>
+        <w:jc w:val="both"/>
+        <w:rPr>
+          <w:rFonts w:ascii="Century Schoolbook" w:hAnsi="Century Schoolbook"/>
+        </w:rPr>
+      </w:pPr>
+    </w:p>
+    <w:p>
+      <w:pPr>
+        <w:pStyle w:val="a9"/>
         <w:numPr>
           <w:ilvl w:val="0"/>
           <w:numId w:val="15"/>
@@ -1087,21 +1135,7 @@
         <w:rPr>
           <w:rFonts w:ascii="Century Schoolbook" w:hAnsi="Century Schoolbook"/>
         </w:rPr>
-        <w:t xml:space="preserve"> or leave it blank only if you truly did not use AI for that question. References are still encouraged if you </w:t>
-      </w:r>
-      <w:proofErr w:type="gramStart"/>
-      <w:r>
-        <w:rPr>
-          <w:rFonts w:ascii="Century Schoolbook" w:hAnsi="Century Schoolbook"/>
-        </w:rPr>
-        <w:t>looked</w:t>
-      </w:r>
-      <w:proofErr w:type="gramEnd"/>
-      <w:r>
-        <w:rPr>
-          <w:rFonts w:ascii="Century Schoolbook" w:hAnsi="Century Schoolbook"/>
-        </w:rPr>
-        <w:t xml:space="preserve"> anything up.</w:t>
+        <w:t xml:space="preserve"> or leave it blank only if you truly did not use AI for that question. References are still encouraged if you looked anything up.</w:t>
       </w:r>
     </w:p>
     <w:p>
@@ -1141,7 +1175,13 @@
         <w:rPr>
           <w:rFonts w:ascii="Century Schoolbook" w:hAnsi="Century Schoolbook"/>
         </w:rPr>
-        <w:t xml:space="preserve"> Yes / No </w:t>
+        <w:t xml:space="preserve"> </w:t>
+      </w:r>
+      <w:r>
+        <w:rPr>
+          <w:rFonts w:ascii="Century Schoolbook" w:hAnsi="Century Schoolbook"/>
+        </w:rPr>
+        <w:t>Yes / No</w:t>
       </w:r>
     </w:p>
     <w:p>
@@ -1223,77 +1263,69 @@
         <w:jc w:val="both"/>
         <w:rPr>
           <w:rFonts w:ascii="Century Schoolbook" w:hAnsi="Century Schoolbook"/>
-        </w:rPr>
-      </w:pPr>
-    </w:p>
-    <w:p>
-      <w:pPr>
-        <w:jc w:val="both"/>
-        <w:rPr>
-          <w:rFonts w:ascii="Century Schoolbook" w:hAnsi="Century Schoolbook"/>
-        </w:rPr>
-      </w:pPr>
-    </w:p>
-    <w:p>
-      <w:pPr>
-        <w:jc w:val="both"/>
-        <w:rPr>
-          <w:rFonts w:ascii="Century Schoolbook" w:hAnsi="Century Schoolbook"/>
-        </w:rPr>
-      </w:pPr>
-    </w:p>
-    <w:p>
-      <w:pPr>
-        <w:jc w:val="both"/>
-        <w:rPr>
-          <w:rFonts w:ascii="Century Schoolbook" w:hAnsi="Century Schoolbook"/>
-        </w:rPr>
-      </w:pPr>
-    </w:p>
-    <w:p>
-      <w:pPr>
-        <w:jc w:val="both"/>
-        <w:rPr>
-          <w:rFonts w:ascii="Century Schoolbook" w:hAnsi="Century Schoolbook"/>
-        </w:rPr>
-      </w:pPr>
-    </w:p>
-    <w:p>
-      <w:pPr>
-        <w:jc w:val="both"/>
-        <w:rPr>
-          <w:rFonts w:ascii="Century Schoolbook" w:hAnsi="Century Schoolbook"/>
-        </w:rPr>
-      </w:pPr>
-    </w:p>
-    <w:p>
-      <w:pPr>
-        <w:jc w:val="both"/>
-        <w:rPr>
-          <w:rFonts w:ascii="Century Schoolbook" w:hAnsi="Century Schoolbook"/>
-        </w:rPr>
-      </w:pPr>
-    </w:p>
-    <w:p>
-      <w:pPr>
-        <w:jc w:val="both"/>
-        <w:rPr>
-          <w:rFonts w:ascii="Century Schoolbook" w:hAnsi="Century Schoolbook"/>
-        </w:rPr>
-      </w:pPr>
-    </w:p>
-    <w:p>
-      <w:pPr>
-        <w:jc w:val="both"/>
-        <w:rPr>
-          <w:rFonts w:ascii="Century Schoolbook" w:hAnsi="Century Schoolbook"/>
-        </w:rPr>
-      </w:pPr>
-      <w:r>
-        <w:rPr>
-          <w:rFonts w:ascii="Century Schoolbook" w:hAnsi="Century Schoolbook"/>
-        </w:rPr>
-        <w:lastRenderedPageBreak/>
+          <w:color w:val="EE0000"/>
+        </w:rPr>
+      </w:pPr>
+    </w:p>
+    <w:p>
+      <w:pPr>
+        <w:jc w:val="both"/>
+        <w:rPr>
+          <w:rFonts w:ascii="Century Schoolbook" w:hAnsi="Century Schoolbook"/>
+        </w:rPr>
+      </w:pPr>
+    </w:p>
+    <w:p>
+      <w:pPr>
+        <w:jc w:val="both"/>
+        <w:rPr>
+          <w:rFonts w:ascii="Century Schoolbook" w:hAnsi="Century Schoolbook"/>
+        </w:rPr>
+      </w:pPr>
+    </w:p>
+    <w:p>
+      <w:pPr>
+        <w:jc w:val="both"/>
+        <w:rPr>
+          <w:rFonts w:ascii="Century Schoolbook" w:hAnsi="Century Schoolbook"/>
+        </w:rPr>
+      </w:pPr>
+    </w:p>
+    <w:p>
+      <w:pPr>
+        <w:jc w:val="both"/>
+        <w:rPr>
+          <w:rFonts w:ascii="Century Schoolbook" w:hAnsi="Century Schoolbook"/>
+        </w:rPr>
+      </w:pPr>
+    </w:p>
+    <w:p>
+      <w:pPr>
+        <w:jc w:val="both"/>
+        <w:rPr>
+          <w:rFonts w:ascii="Century Schoolbook" w:hAnsi="Century Schoolbook"/>
+        </w:rPr>
+      </w:pPr>
+    </w:p>
+    <w:p>
+      <w:pPr>
+        <w:jc w:val="both"/>
+        <w:rPr>
+          <w:rFonts w:ascii="Century Schoolbook" w:hAnsi="Century Schoolbook"/>
+        </w:rPr>
+      </w:pPr>
+    </w:p>
+    <w:p>
+      <w:pPr>
+        <w:jc w:val="both"/>
+        <w:rPr>
+          <w:rFonts w:ascii="Century Schoolbook" w:hAnsi="Century Schoolbook"/>
+        </w:rPr>
+      </w:pPr>
+      <w:r>
+        <w:rPr>
+          <w:rFonts w:ascii="Century Schoolbook" w:hAnsi="Century Schoolbook"/>
+        </w:rPr>
         <w:pict w14:anchorId="14CE2D24">
           <v:rect id="_x0000_i1027" style="width:0;height:1.5pt" o:hralign="center" o:hrstd="t" o:hr="t" fillcolor="#a0a0a0" stroked="f"/>
         </w:pict>
@@ -1318,6 +1350,7 @@
           <w:sz w:val="28"/>
           <w:szCs w:val="28"/>
         </w:rPr>
+        <w:lastRenderedPageBreak/>
         <w:t>Questions</w:t>
       </w:r>
     </w:p>
@@ -1492,6 +1525,8 @@
         <w:jc w:val="both"/>
         <w:rPr>
           <w:rFonts w:ascii="Century Schoolbook" w:hAnsi="Century Schoolbook"/>
+          <w:b/>
+          <w:bCs/>
         </w:rPr>
       </w:pPr>
       <w:r>
@@ -1505,9 +1540,80 @@
     </w:p>
     <w:p>
       <w:pPr>
-        <w:jc w:val="both"/>
-        <w:rPr>
-          <w:rFonts w:ascii="Century Schoolbook" w:hAnsi="Century Schoolbook"/>
+        <w:pStyle w:val="a9"/>
+        <w:numPr>
+          <w:ilvl w:val="0"/>
+          <w:numId w:val="26"/>
+        </w:numPr>
+        <w:jc w:val="both"/>
+        <w:rPr>
+          <w:rFonts w:ascii="Century Schoolbook" w:hAnsi="Century Schoolbook"/>
+        </w:rPr>
+      </w:pPr>
+      <w:r>
+        <w:rPr>
+          <w:rFonts w:ascii="Century Schoolbook" w:hAnsi="Century Schoolbook"/>
+        </w:rPr>
+        <w:t>594</w:t>
+      </w:r>
+    </w:p>
+    <w:p>
+      <w:pPr>
+        <w:pStyle w:val="a9"/>
+        <w:numPr>
+          <w:ilvl w:val="0"/>
+          <w:numId w:val="26"/>
+        </w:numPr>
+        <w:jc w:val="both"/>
+        <w:rPr>
+          <w:rFonts w:ascii="Century Schoolbook" w:hAnsi="Century Schoolbook"/>
+        </w:rPr>
+      </w:pPr>
+      <w:r>
+        <w:rPr>
+          <w:rFonts w:ascii="Century Schoolbook" w:hAnsi="Century Schoolbook"/>
+        </w:rPr>
+        <w:t>Because</w:t>
+      </w:r>
+      <w:r>
+        <w:rPr>
+          <w:rFonts w:ascii="Century Schoolbook" w:hAnsi="Century Schoolbook" w:hint="eastAsia"/>
+        </w:rPr>
+        <w:t xml:space="preserve"> different categories have different characteristics, </w:t>
+      </w:r>
+      <w:r>
+        <w:rPr>
+          <w:rFonts w:ascii="Century Schoolbook" w:hAnsi="Century Schoolbook"/>
+        </w:rPr>
+        <w:t>applying an algorithm to mixed data would fail to capture each category’s specific characteristics.</w:t>
+      </w:r>
+    </w:p>
+    <w:p>
+      <w:pPr>
+        <w:pStyle w:val="a9"/>
+        <w:jc w:val="both"/>
+        <w:rPr>
+          <w:rFonts w:ascii="Century Schoolbook" w:hAnsi="Century Schoolbook"/>
+        </w:rPr>
+      </w:pPr>
+      <w:r>
+        <w:rPr>
+          <w:rFonts w:ascii="Century Schoolbook" w:hAnsi="Century Schoolbook"/>
+        </w:rPr>
+        <w:t xml:space="preserve">Thus, </w:t>
+      </w:r>
+      <w:r>
+        <w:rPr>
+          <w:rFonts w:ascii="Century Schoolbook" w:hAnsi="Century Schoolbook" w:hint="eastAsia"/>
+        </w:rPr>
+        <w:t>it is necessary to isolate individual categories first before applying algorithms to each of them.</w:t>
+      </w:r>
+    </w:p>
+    <w:p>
+      <w:pPr>
+        <w:jc w:val="both"/>
+        <w:rPr>
+          <w:rFonts w:ascii="Century Schoolbook" w:hAnsi="Century Schoolbook" w:hint="eastAsia"/>
         </w:rPr>
       </w:pPr>
       <w:r>
@@ -1522,14 +1628,20 @@
         <w:rPr>
           <w:rFonts w:ascii="Century Schoolbook" w:hAnsi="Century Schoolbook"/>
         </w:rPr>
-        <w:t xml:space="preserve"> Yes / No </w:t>
-      </w:r>
-    </w:p>
-    <w:p>
-      <w:pPr>
-        <w:jc w:val="both"/>
-        <w:rPr>
-          <w:rFonts w:ascii="Century Schoolbook" w:hAnsi="Century Schoolbook"/>
+        <w:t xml:space="preserve"> </w:t>
+      </w:r>
+      <w:r>
+        <w:rPr>
+          <w:rFonts w:ascii="Century Schoolbook" w:hAnsi="Century Schoolbook" w:hint="eastAsia"/>
+        </w:rPr>
+        <w:t>Yes</w:t>
+      </w:r>
+    </w:p>
+    <w:p>
+      <w:pPr>
+        <w:jc w:val="both"/>
+        <w:rPr>
+          <w:rFonts w:ascii="Century Schoolbook" w:hAnsi="Century Schoolbook" w:hint="eastAsia"/>
         </w:rPr>
       </w:pPr>
       <w:r>
@@ -1546,6 +1658,48 @@
         </w:rPr>
         <w:t xml:space="preserve"> </w:t>
       </w:r>
+      <w:r>
+        <w:rPr>
+          <w:rFonts w:ascii="Century Schoolbook" w:hAnsi="Century Schoolbook" w:hint="eastAsia"/>
+        </w:rPr>
+        <w:t>I a</w:t>
+      </w:r>
+      <w:r>
+        <w:rPr>
+          <w:rFonts w:ascii="Century Schoolbook" w:hAnsi="Century Schoolbook" w:hint="eastAsia"/>
+        </w:rPr>
+        <w:t xml:space="preserve">sked AI what </w:t>
+      </w:r>
+      <w:r>
+        <w:rPr>
+          <w:rFonts w:ascii="Century Schoolbook" w:hAnsi="Century Schoolbook" w:hint="eastAsia"/>
+        </w:rPr>
+        <w:t xml:space="preserve"> </w:t>
+      </w:r>
+      <w:r>
+        <w:rPr>
+          <w:rFonts w:ascii="Century Schoolbook" w:hAnsi="Century Schoolbook" w:hint="eastAsia"/>
+        </w:rPr>
+        <w:t>frequent pattern mining</w:t>
+      </w:r>
+      <w:r>
+        <w:rPr>
+          <w:rFonts w:ascii="Century Schoolbook" w:hAnsi="Century Schoolbook" w:hint="eastAsia"/>
+        </w:rPr>
+        <w:t xml:space="preserve"> is</w:t>
+      </w:r>
+      <w:r>
+        <w:rPr>
+          <w:rFonts w:ascii="Century Schoolbook" w:hAnsi="Century Schoolbook"/>
+        </w:rPr>
+        <w:t>,</w:t>
+      </w:r>
+      <w:r>
+        <w:rPr>
+          <w:rFonts w:ascii="Century Schoolbook" w:hAnsi="Century Schoolbook" w:hint="eastAsia"/>
+        </w:rPr>
+        <w:t xml:space="preserve"> and asked it to translate my answer.</w:t>
+      </w:r>
     </w:p>
     <w:p>
       <w:pPr>
@@ -1568,6 +1722,31 @@
         </w:rPr>
         <w:t xml:space="preserve"> </w:t>
       </w:r>
+    </w:p>
+    <w:p>
+      <w:pPr>
+        <w:jc w:val="both"/>
+        <w:rPr>
+          <w:rFonts w:ascii="Century Schoolbook" w:hAnsi="Century Schoolbook"/>
+        </w:rPr>
+      </w:pPr>
+      <w:hyperlink r:id="rId7" w:history="1">
+        <w:r>
+          <w:rPr>
+            <w:rStyle w:val="af2"/>
+            <w:rFonts w:ascii="Century Schoolbook" w:hAnsi="Century Schoolbook"/>
+          </w:rPr>
+          <w:t>https://www.geeksforgeeks.org/dsa/frequent-pattern-mining-in-data-mining/</w:t>
+        </w:r>
+      </w:hyperlink>
+    </w:p>
+    <w:p>
+      <w:pPr>
+        <w:jc w:val="both"/>
+        <w:rPr>
+          <w:rFonts w:ascii="Century Schoolbook" w:hAnsi="Century Schoolbook" w:hint="eastAsia"/>
+        </w:rPr>
+      </w:pPr>
     </w:p>
     <w:p>
       <w:pPr>
@@ -1624,21 +1803,137 @@
         </w:rPr>
         <w:t xml:space="preserve"> Section 4.1 — Question 2 (take home) (after the </w:t>
       </w:r>
-      <w:proofErr w:type="gramStart"/>
-      <w:r>
-        <w:rPr>
-          <w:rFonts w:ascii="Century Schoolbook" w:hAnsi="Century Schoolbook"/>
-          <w:b/>
-          <w:bCs/>
-        </w:rPr>
-        <w:t>dropna(</w:t>
-      </w:r>
-      <w:proofErr w:type="gramEnd"/>
-      <w:r>
-        <w:rPr>
-          <w:rFonts w:ascii="Century Schoolbook" w:hAnsi="Century Schoolbook"/>
-          <w:b/>
-          <w:bCs/>
+      <w:r>
+        <w:rPr>
+          <w:rFonts w:ascii="Century Schoolbook" w:hAnsi="Century Schoolbook"/>
+          <w:b/>
+          <w:bCs/>
+        </w:rPr>
+        <w:t>dropna()</w:t>
+      </w:r>
+      <w:r>
+        <w:rPr>
+          <w:rFonts w:ascii="Century Schoolbook" w:hAnsi="Century Schoolbook"/>
+        </w:rPr>
+        <w:t xml:space="preserve"> demonstration)</w:t>
+      </w:r>
+    </w:p>
+    <w:p>
+      <w:pPr>
+        <w:jc w:val="both"/>
+        <w:rPr>
+          <w:rFonts w:ascii="Century Schoolbook" w:hAnsi="Century Schoolbook"/>
+        </w:rPr>
+      </w:pPr>
+      <w:r>
+        <w:rPr>
+          <w:rFonts w:ascii="Century Schoolbook" w:hAnsi="Century Schoolbook"/>
+          <w:b/>
+          <w:bCs/>
+        </w:rPr>
+        <w:t>Task:</w:t>
+      </w:r>
+      <w:r>
+        <w:rPr>
+          <w:rFonts w:ascii="Century Schoolbook" w:hAnsi="Century Schoolbook"/>
+        </w:rPr>
+        <w:t xml:space="preserve"> </w:t>
+      </w:r>
+      <w:r>
+        <w:rPr>
+          <w:rFonts w:ascii="Century Schoolbook" w:hAnsi="Century Schoolbook"/>
+        </w:rPr>
+        <w:t xml:space="preserve">In Section 4.1, a dummy record with a missing value is injected and then removed using the </w:t>
+      </w:r>
+      <w:proofErr w:type="spellStart"/>
+      <w:r>
+        <w:rPr>
+          <w:rFonts w:ascii="Century Schoolbook" w:hAnsi="Century Schoolbook"/>
+          <w:b/>
+          <w:bCs/>
+        </w:rPr>
+        <w:t>dropna</w:t>
+      </w:r>
+      <w:proofErr w:type="spellEnd"/>
+      <w:r>
+        <w:rPr>
+          <w:rFonts w:ascii="Century Schoolbook" w:hAnsi="Century Schoolbook"/>
+          <w:b/>
+          <w:bCs/>
+        </w:rPr>
+        <w:t>()</w:t>
+      </w:r>
+      <w:r>
+        <w:rPr>
+          <w:rFonts w:ascii="Century Schoolbook" w:hAnsi="Century Schoolbook"/>
+        </w:rPr>
+        <w:t xml:space="preserve"> function.</w:t>
+      </w:r>
+    </w:p>
+    <w:p>
+      <w:pPr>
+        <w:jc w:val="both"/>
+        <w:rPr>
+          <w:rFonts w:ascii="Century Schoolbook" w:hAnsi="Century Schoolbook"/>
+        </w:rPr>
+      </w:pPr>
+      <w:r>
+        <w:rPr>
+          <w:rFonts w:ascii="Century Schoolbook" w:hAnsi="Century Schoolbook"/>
+          <w:b/>
+          <w:bCs/>
+        </w:rPr>
+        <w:t>Question:</w:t>
+      </w:r>
+      <w:r>
+        <w:rPr>
+          <w:rFonts w:ascii="Century Schoolbook" w:hAnsi="Century Schoolbook"/>
+        </w:rPr>
+        <w:t xml:space="preserve"> If 40% of documents were missing the </w:t>
+      </w:r>
+      <w:proofErr w:type="spellStart"/>
+      <w:r>
+        <w:rPr>
+          <w:rFonts w:ascii="Century Schoolbook" w:hAnsi="Century Schoolbook"/>
+          <w:b/>
+          <w:bCs/>
+        </w:rPr>
+        <w:t>category_name</w:t>
+      </w:r>
+      <w:proofErr w:type="spellEnd"/>
+      <w:r>
+        <w:rPr>
+          <w:rFonts w:ascii="Century Schoolbook" w:hAnsi="Century Schoolbook"/>
+        </w:rPr>
+        <w:t xml:space="preserve"> label, why would simply dropping these rows (</w:t>
+      </w:r>
+      <w:r>
+        <w:rPr>
+          <w:rFonts w:ascii="Century Schoolbook" w:hAnsi="Century Schoolbook"/>
+        </w:rPr>
+        <w:t xml:space="preserve">with </w:t>
+      </w:r>
+      <w:proofErr w:type="spellStart"/>
+      <w:r>
+        <w:rPr>
+          <w:rFonts w:ascii="Century Schoolbook" w:hAnsi="Century Schoolbook"/>
+          <w:b/>
+          <w:bCs/>
+        </w:rPr>
+        <w:t>dropna</w:t>
+      </w:r>
+      <w:proofErr w:type="spellEnd"/>
+      <w:r>
+        <w:rPr>
+          <w:rFonts w:ascii="Century Schoolbook" w:hAnsi="Century Schoolbook"/>
+          <w:b/>
+          <w:bCs/>
+        </w:rPr>
+        <w:t>()</w:t>
+      </w:r>
+      <w:r>
+        <w:rPr>
+          <w:rFonts w:ascii="Century Schoolbook" w:hAnsi="Century Schoolbook"/>
         </w:rPr>
         <w:t>)</w:t>
       </w:r>
@@ -1646,176 +1941,156 @@
         <w:rPr>
           <w:rFonts w:ascii="Century Schoolbook" w:hAnsi="Century Schoolbook"/>
         </w:rPr>
-        <w:t xml:space="preserve"> demonstration)</w:t>
-      </w:r>
-    </w:p>
-    <w:p>
-      <w:pPr>
-        <w:jc w:val="both"/>
-        <w:rPr>
-          <w:rFonts w:ascii="Century Schoolbook" w:hAnsi="Century Schoolbook"/>
-        </w:rPr>
-      </w:pPr>
-      <w:r>
-        <w:rPr>
-          <w:rFonts w:ascii="Century Schoolbook" w:hAnsi="Century Schoolbook"/>
-          <w:b/>
-          <w:bCs/>
-        </w:rPr>
-        <w:t>Task:</w:t>
-      </w:r>
-      <w:r>
-        <w:rPr>
-          <w:rFonts w:ascii="Century Schoolbook" w:hAnsi="Century Schoolbook"/>
+        <w:t xml:space="preserve"> be a flawed data mining strategy? Name one objective alternative so the text data can still be utilized.</w:t>
+      </w:r>
+    </w:p>
+    <w:p>
+      <w:pPr>
+        <w:jc w:val="both"/>
+        <w:rPr>
+          <w:rFonts w:ascii="Century Schoolbook" w:hAnsi="Century Schoolbook"/>
+          <w:b/>
+          <w:bCs/>
+        </w:rPr>
+      </w:pPr>
+      <w:r>
+        <w:rPr>
+          <w:rFonts w:ascii="Century Schoolbook" w:hAnsi="Century Schoolbook"/>
+          <w:b/>
+          <w:bCs/>
+        </w:rPr>
+        <w:t>Answer:</w:t>
+      </w:r>
+      <w:r>
+        <w:rPr>
+          <w:rFonts w:ascii="Century Schoolbook" w:hAnsi="Century Schoolbook" w:hint="eastAsia"/>
+          <w:b/>
+          <w:bCs/>
         </w:rPr>
         <w:t xml:space="preserve"> </w:t>
       </w:r>
-      <w:r>
-        <w:rPr>
-          <w:rFonts w:ascii="Century Schoolbook" w:hAnsi="Century Schoolbook"/>
-        </w:rPr>
-        <w:t xml:space="preserve">In Section 4.1, a dummy record with a missing value is injected and then removed using the </w:t>
+    </w:p>
+    <w:p>
+      <w:pPr>
+        <w:jc w:val="both"/>
+        <w:rPr>
+          <w:rFonts w:ascii="Century Schoolbook" w:hAnsi="Century Schoolbook"/>
+        </w:rPr>
+      </w:pPr>
+      <w:r>
+        <w:rPr>
+          <w:rFonts w:ascii="Century Schoolbook" w:hAnsi="Century Schoolbook" w:hint="eastAsia"/>
+        </w:rPr>
+        <w:t>D</w:t>
+      </w:r>
+      <w:r>
+        <w:rPr>
+          <w:rFonts w:ascii="Century Schoolbook" w:hAnsi="Century Schoolbook"/>
+        </w:rPr>
+        <w:t xml:space="preserve">iscarding 40% of the </w:t>
+      </w:r>
+      <w:r>
+        <w:rPr>
+          <w:rFonts w:ascii="Century Schoolbook" w:hAnsi="Century Schoolbook" w:hint="eastAsia"/>
+        </w:rPr>
+        <w:t>data</w:t>
+      </w:r>
+      <w:r>
+        <w:rPr>
+          <w:rFonts w:ascii="Century Schoolbook" w:hAnsi="Century Schoolbook"/>
+        </w:rPr>
+        <w:t xml:space="preserve"> </w:t>
+      </w:r>
+      <w:r>
+        <w:rPr>
+          <w:rFonts w:ascii="Century Schoolbook" w:hAnsi="Century Schoolbook" w:hint="eastAsia"/>
+        </w:rPr>
+        <w:t>would</w:t>
+      </w:r>
+      <w:r>
+        <w:rPr>
+          <w:rFonts w:ascii="Century Schoolbook" w:hAnsi="Century Schoolbook"/>
+        </w:rPr>
+        <w:t xml:space="preserve"> make it harder to detect meaningful </w:t>
+      </w:r>
+      <w:r>
+        <w:rPr>
+          <w:rFonts w:ascii="Century Schoolbook" w:hAnsi="Century Schoolbook" w:hint="eastAsia"/>
+        </w:rPr>
+        <w:t>characteristics</w:t>
+      </w:r>
+      <w:r>
+        <w:rPr>
+          <w:rFonts w:ascii="Century Schoolbook" w:hAnsi="Century Schoolbook"/>
+        </w:rPr>
+        <w:t>.</w:t>
+      </w:r>
+    </w:p>
+    <w:p>
+      <w:pPr>
+        <w:jc w:val="both"/>
+        <w:rPr>
+          <w:rFonts w:ascii="Century Schoolbook" w:hAnsi="Century Schoolbook"/>
+        </w:rPr>
+      </w:pPr>
+      <w:r>
+        <w:rPr>
+          <w:rFonts w:ascii="Century Schoolbook" w:hAnsi="Century Schoolbook" w:hint="eastAsia"/>
+        </w:rPr>
+        <w:t xml:space="preserve">Instead of dropping these </w:t>
+      </w:r>
+      <w:r>
+        <w:rPr>
+          <w:rFonts w:ascii="Century Schoolbook" w:hAnsi="Century Schoolbook" w:hint="eastAsia"/>
+        </w:rPr>
+        <w:t xml:space="preserve">rows, the missing </w:t>
       </w:r>
       <w:proofErr w:type="spellStart"/>
-      <w:proofErr w:type="gramStart"/>
-      <w:r>
-        <w:rPr>
-          <w:rFonts w:ascii="Century Schoolbook" w:hAnsi="Century Schoolbook"/>
-          <w:b/>
-          <w:bCs/>
-        </w:rPr>
-        <w:t>dropna</w:t>
+      <w:r>
+        <w:rPr>
+          <w:rFonts w:ascii="Century Schoolbook" w:hAnsi="Century Schoolbook" w:hint="eastAsia"/>
+        </w:rPr>
+        <w:t>category_name</w:t>
       </w:r>
       <w:proofErr w:type="spellEnd"/>
       <w:r>
         <w:rPr>
-          <w:rFonts w:ascii="Century Schoolbook" w:hAnsi="Century Schoolbook"/>
-          <w:b/>
-          <w:bCs/>
-        </w:rPr>
-        <w:t>(</w:t>
-      </w:r>
-      <w:proofErr w:type="gramEnd"/>
-      <w:r>
-        <w:rPr>
-          <w:rFonts w:ascii="Century Schoolbook" w:hAnsi="Century Schoolbook"/>
-          <w:b/>
-          <w:bCs/>
-        </w:rPr>
-        <w:t>)</w:t>
-      </w:r>
-      <w:r>
-        <w:rPr>
-          <w:rFonts w:ascii="Century Schoolbook" w:hAnsi="Century Schoolbook"/>
-        </w:rPr>
-        <w:t xml:space="preserve"> function.</w:t>
-      </w:r>
-    </w:p>
-    <w:p>
-      <w:pPr>
-        <w:jc w:val="both"/>
-        <w:rPr>
-          <w:rFonts w:ascii="Century Schoolbook" w:hAnsi="Century Schoolbook"/>
-        </w:rPr>
-      </w:pPr>
-      <w:r>
-        <w:rPr>
-          <w:rFonts w:ascii="Century Schoolbook" w:hAnsi="Century Schoolbook"/>
-          <w:b/>
-          <w:bCs/>
-        </w:rPr>
-        <w:t>Question:</w:t>
-      </w:r>
-      <w:r>
-        <w:rPr>
-          <w:rFonts w:ascii="Century Schoolbook" w:hAnsi="Century Schoolbook"/>
-        </w:rPr>
-        <w:t xml:space="preserve"> If 40% of documents were missing the </w:t>
-      </w:r>
-      <w:proofErr w:type="spellStart"/>
-      <w:r>
-        <w:rPr>
-          <w:rFonts w:ascii="Century Schoolbook" w:hAnsi="Century Schoolbook"/>
-          <w:b/>
-          <w:bCs/>
-        </w:rPr>
-        <w:t>category_name</w:t>
-      </w:r>
-      <w:proofErr w:type="spellEnd"/>
-      <w:r>
-        <w:rPr>
-          <w:rFonts w:ascii="Century Schoolbook" w:hAnsi="Century Schoolbook"/>
-        </w:rPr>
-        <w:t xml:space="preserve"> label, why would simply dropping these rows (</w:t>
-      </w:r>
-      <w:r>
-        <w:rPr>
-          <w:rFonts w:ascii="Century Schoolbook" w:hAnsi="Century Schoolbook"/>
-        </w:rPr>
-        <w:t xml:space="preserve">with </w:t>
-      </w:r>
-      <w:proofErr w:type="spellStart"/>
-      <w:proofErr w:type="gramStart"/>
-      <w:r>
-        <w:rPr>
-          <w:rFonts w:ascii="Century Schoolbook" w:hAnsi="Century Schoolbook"/>
-          <w:b/>
-          <w:bCs/>
-        </w:rPr>
-        <w:t>dropna</w:t>
-      </w:r>
-      <w:proofErr w:type="spellEnd"/>
-      <w:r>
-        <w:rPr>
-          <w:rFonts w:ascii="Century Schoolbook" w:hAnsi="Century Schoolbook"/>
-          <w:b/>
-          <w:bCs/>
-        </w:rPr>
-        <w:t>(</w:t>
-      </w:r>
-      <w:proofErr w:type="gramEnd"/>
-      <w:r>
-        <w:rPr>
-          <w:rFonts w:ascii="Century Schoolbook" w:hAnsi="Century Schoolbook"/>
-          <w:b/>
-          <w:bCs/>
-        </w:rPr>
-        <w:t>)</w:t>
-      </w:r>
-      <w:r>
-        <w:rPr>
-          <w:rFonts w:ascii="Century Schoolbook" w:hAnsi="Century Schoolbook"/>
-        </w:rPr>
-        <w:t>)</w:t>
-      </w:r>
-      <w:r>
-        <w:rPr>
-          <w:rFonts w:ascii="Century Schoolbook" w:hAnsi="Century Schoolbook"/>
-        </w:rPr>
-        <w:t xml:space="preserve"> be a flawed data mining strategy? Name one objective alternative so the text data can still be utilized.</w:t>
-      </w:r>
-    </w:p>
-    <w:p>
-      <w:pPr>
-        <w:jc w:val="both"/>
-        <w:rPr>
-          <w:rFonts w:ascii="Century Schoolbook" w:hAnsi="Century Schoolbook"/>
-        </w:rPr>
-      </w:pPr>
-      <w:r>
-        <w:rPr>
-          <w:rFonts w:ascii="Century Schoolbook" w:hAnsi="Century Schoolbook"/>
-          <w:b/>
-          <w:bCs/>
-        </w:rPr>
-        <w:t>Answer:</w:t>
-      </w:r>
-    </w:p>
-    <w:p>
-      <w:pPr>
-        <w:jc w:val="both"/>
-        <w:rPr>
-          <w:rFonts w:ascii="Century Schoolbook" w:hAnsi="Century Schoolbook"/>
+          <w:rFonts w:ascii="Century Schoolbook" w:hAnsi="Century Schoolbook" w:hint="eastAsia"/>
+        </w:rPr>
+        <w:t xml:space="preserve"> </w:t>
+      </w:r>
+      <w:r>
+        <w:rPr>
+          <w:rFonts w:ascii="Century Schoolbook" w:hAnsi="Century Schoolbook"/>
+        </w:rPr>
+        <w:t>can be recovered by mapping it back from its corresponding category numeric value.</w:t>
+      </w:r>
+      <w:r>
+        <w:rPr>
+          <w:rFonts w:ascii="Century Schoolbook" w:hAnsi="Century Schoolbook" w:hint="eastAsia"/>
+        </w:rPr>
+        <w:t xml:space="preserve"> </w:t>
+      </w:r>
+      <w:r>
+        <w:rPr>
+          <w:rFonts w:ascii="Century Schoolbook" w:hAnsi="Century Schoolbook"/>
+        </w:rPr>
+        <w:t>If the category value itself is missing, it may be necessary to train a classifier to infer the category from the text content.</w:t>
+      </w:r>
+    </w:p>
+    <w:p>
+      <w:pPr>
+        <w:jc w:val="both"/>
+        <w:rPr>
+          <w:rFonts w:ascii="Century Schoolbook" w:hAnsi="Century Schoolbook" w:hint="eastAsia"/>
+        </w:rPr>
+      </w:pPr>
+    </w:p>
+    <w:p>
+      <w:pPr>
+        <w:jc w:val="both"/>
+        <w:rPr>
+          <w:rFonts w:ascii="Century Schoolbook" w:hAnsi="Century Schoolbook" w:hint="eastAsia"/>
         </w:rPr>
       </w:pPr>
       <w:r>
@@ -1830,14 +2105,20 @@
         <w:rPr>
           <w:rFonts w:ascii="Century Schoolbook" w:hAnsi="Century Schoolbook"/>
         </w:rPr>
-        <w:t xml:space="preserve"> Yes / No </w:t>
-      </w:r>
-    </w:p>
-    <w:p>
-      <w:pPr>
-        <w:jc w:val="both"/>
-        <w:rPr>
-          <w:rFonts w:ascii="Century Schoolbook" w:hAnsi="Century Schoolbook"/>
+        <w:t xml:space="preserve"> </w:t>
+      </w:r>
+      <w:r>
+        <w:rPr>
+          <w:rFonts w:ascii="Century Schoolbook" w:hAnsi="Century Schoolbook" w:hint="eastAsia"/>
+        </w:rPr>
+        <w:t>Yes</w:t>
+      </w:r>
+    </w:p>
+    <w:p>
+      <w:pPr>
+        <w:jc w:val="both"/>
+        <w:rPr>
+          <w:rFonts w:ascii="Century Schoolbook" w:hAnsi="Century Schoolbook" w:hint="eastAsia"/>
         </w:rPr>
       </w:pPr>
       <w:r>
@@ -1854,20 +2135,27 @@
         </w:rPr>
         <w:t xml:space="preserve"> </w:t>
       </w:r>
-    </w:p>
-    <w:p>
-      <w:pPr>
-        <w:jc w:val="both"/>
-        <w:rPr>
-          <w:rFonts w:ascii="Century Schoolbook" w:hAnsi="Century Schoolbook"/>
-        </w:rPr>
-      </w:pPr>
-      <w:r>
-        <w:rPr>
-          <w:rFonts w:ascii="Century Schoolbook" w:hAnsi="Century Schoolbook"/>
-          <w:b/>
-          <w:bCs/>
-        </w:rPr>
+      <w:r>
+        <w:rPr>
+          <w:rFonts w:ascii="Century Schoolbook" w:hAnsi="Century Schoolbook" w:hint="eastAsia"/>
+        </w:rPr>
+        <w:t>I asked AI to correct the grammar of my answer.</w:t>
+      </w:r>
+    </w:p>
+    <w:p>
+      <w:pPr>
+        <w:jc w:val="both"/>
+        <w:rPr>
+          <w:rFonts w:ascii="Century Schoolbook" w:hAnsi="Century Schoolbook"/>
+        </w:rPr>
+      </w:pPr>
+      <w:r>
+        <w:rPr>
+          <w:rFonts w:ascii="Century Schoolbook" w:hAnsi="Century Schoolbook"/>
+          <w:b/>
+          <w:bCs/>
+        </w:rPr>
+        <w:lastRenderedPageBreak/>
         <w:t>External references (links):</w:t>
       </w:r>
       <w:r>
@@ -1884,75 +2172,51 @@
           <w:rFonts w:ascii="Century Schoolbook" w:hAnsi="Century Schoolbook"/>
         </w:rPr>
       </w:pPr>
-    </w:p>
-    <w:p>
-      <w:pPr>
-        <w:jc w:val="both"/>
-        <w:rPr>
-          <w:rFonts w:ascii="Century Schoolbook" w:hAnsi="Century Schoolbook"/>
-        </w:rPr>
-      </w:pPr>
-    </w:p>
-    <w:p>
-      <w:pPr>
-        <w:jc w:val="both"/>
-        <w:rPr>
-          <w:rFonts w:ascii="Century Schoolbook" w:hAnsi="Century Schoolbook"/>
-        </w:rPr>
-      </w:pPr>
-    </w:p>
-    <w:p>
-      <w:pPr>
-        <w:jc w:val="both"/>
-        <w:rPr>
-          <w:rFonts w:ascii="Century Schoolbook" w:hAnsi="Century Schoolbook"/>
-        </w:rPr>
-      </w:pPr>
-    </w:p>
-    <w:p>
-      <w:pPr>
-        <w:jc w:val="both"/>
-        <w:rPr>
-          <w:rFonts w:ascii="Century Schoolbook" w:hAnsi="Century Schoolbook"/>
-        </w:rPr>
-      </w:pPr>
-    </w:p>
-    <w:p>
-      <w:pPr>
-        <w:jc w:val="both"/>
-        <w:rPr>
-          <w:rFonts w:ascii="Century Schoolbook" w:hAnsi="Century Schoolbook"/>
-        </w:rPr>
-      </w:pPr>
-    </w:p>
-    <w:p>
-      <w:pPr>
-        <w:jc w:val="both"/>
-        <w:rPr>
-          <w:rFonts w:ascii="Century Schoolbook" w:hAnsi="Century Schoolbook"/>
-        </w:rPr>
-      </w:pPr>
-    </w:p>
-    <w:p>
-      <w:pPr>
-        <w:jc w:val="both"/>
-        <w:rPr>
-          <w:rFonts w:ascii="Century Schoolbook" w:hAnsi="Century Schoolbook"/>
-        </w:rPr>
-      </w:pPr>
-    </w:p>
-    <w:p>
-      <w:pPr>
-        <w:jc w:val="both"/>
-        <w:rPr>
-          <w:rFonts w:ascii="Century Schoolbook" w:hAnsi="Century Schoolbook"/>
-        </w:rPr>
-      </w:pPr>
-      <w:r>
-        <w:rPr>
-          <w:rFonts w:ascii="Century Schoolbook" w:hAnsi="Century Schoolbook"/>
-        </w:rPr>
-        <w:lastRenderedPageBreak/>
+      <w:hyperlink r:id="rId8" w:history="1">
+        <w:r>
+          <w:rPr>
+            <w:rStyle w:val="af2"/>
+            <w:rFonts w:ascii="Century Schoolbook" w:hAnsi="Century Schoolbook"/>
+          </w:rPr>
+          <w:t>https://pandas.pydata.org/docs/reference/api/pandas.DataFrame.dropna.html</w:t>
+        </w:r>
+      </w:hyperlink>
+    </w:p>
+    <w:p>
+      <w:pPr>
+        <w:jc w:val="both"/>
+        <w:rPr>
+          <w:rFonts w:ascii="Century Schoolbook" w:hAnsi="Century Schoolbook" w:hint="eastAsia"/>
+        </w:rPr>
+      </w:pPr>
+    </w:p>
+    <w:p>
+      <w:pPr>
+        <w:jc w:val="both"/>
+        <w:rPr>
+          <w:rFonts w:ascii="Century Schoolbook" w:hAnsi="Century Schoolbook"/>
+        </w:rPr>
+      </w:pPr>
+    </w:p>
+    <w:p>
+      <w:pPr>
+        <w:jc w:val="both"/>
+        <w:rPr>
+          <w:rFonts w:ascii="Century Schoolbook" w:hAnsi="Century Schoolbook" w:hint="eastAsia"/>
+        </w:rPr>
+      </w:pPr>
+    </w:p>
+    <w:p>
+      <w:pPr>
+        <w:jc w:val="both"/>
+        <w:rPr>
+          <w:rFonts w:ascii="Century Schoolbook" w:hAnsi="Century Schoolbook"/>
+        </w:rPr>
+      </w:pPr>
+      <w:r>
+        <w:rPr>
+          <w:rFonts w:ascii="Century Schoolbook" w:hAnsi="Century Schoolbook"/>
+        </w:rPr>
         <w:pict w14:anchorId="4353243F">
           <v:rect id="_x0000_i1029" style="width:0;height:1.5pt" o:hralign="center" o:hrstd="t" o:hr="t" fillcolor="#a0a0a0" stroked="f"/>
         </w:pict>
@@ -2127,6 +2391,8 @@
         <w:jc w:val="both"/>
         <w:rPr>
           <w:rFonts w:ascii="Century Schoolbook" w:hAnsi="Century Schoolbook"/>
+          <w:b/>
+          <w:bCs/>
         </w:rPr>
       </w:pPr>
       <w:r>
@@ -2140,9 +2406,99 @@
     </w:p>
     <w:p>
       <w:pPr>
-        <w:jc w:val="both"/>
-        <w:rPr>
-          <w:rFonts w:ascii="Century Schoolbook" w:hAnsi="Century Schoolbook"/>
+        <w:pStyle w:val="a9"/>
+        <w:numPr>
+          <w:ilvl w:val="0"/>
+          <w:numId w:val="27"/>
+        </w:numPr>
+        <w:spacing w:after="0"/>
+        <w:jc w:val="both"/>
+        <w:rPr>
+          <w:rFonts w:ascii="Century Schoolbook" w:hAnsi="Century Schoolbook"/>
+        </w:rPr>
+      </w:pPr>
+      <w:r>
+        <w:rPr>
+          <w:rFonts w:ascii="Century Schoolbook" w:hAnsi="Century Schoolbook" w:hint="eastAsia"/>
+        </w:rPr>
+        <w:t xml:space="preserve">No, </w:t>
+      </w:r>
+      <w:r>
+        <w:rPr>
+          <w:rFonts w:ascii="Century Schoolbook" w:hAnsi="Century Schoolbook" w:hint="eastAsia"/>
+        </w:rPr>
+        <w:t>the proportions aren</w:t>
+      </w:r>
+      <w:r>
+        <w:rPr>
+          <w:rFonts w:ascii="Century Schoolbook" w:hAnsi="Century Schoolbook"/>
+        </w:rPr>
+        <w:t>’</w:t>
+      </w:r>
+      <w:r>
+        <w:rPr>
+          <w:rFonts w:ascii="Century Schoolbook" w:hAnsi="Century Schoolbook" w:hint="eastAsia"/>
+        </w:rPr>
+        <w:t>t the same.</w:t>
+      </w:r>
+    </w:p>
+    <w:p>
+      <w:pPr>
+        <w:numPr>
+          <w:ilvl w:val="0"/>
+          <w:numId w:val="27"/>
+        </w:numPr>
+        <w:spacing w:after="0"/>
+        <w:jc w:val="both"/>
+        <w:rPr>
+          <w:rFonts w:ascii="Century Schoolbook" w:hAnsi="Century Schoolbook"/>
+        </w:rPr>
+      </w:pPr>
+      <w:r>
+        <w:rPr>
+          <w:rFonts w:ascii="Century Schoolbook" w:hAnsi="Century Schoolbook"/>
+        </w:rPr>
+        <w:t xml:space="preserve">When sampling from a highly imbalanced dataset, categories with a low proportion of </w:t>
+      </w:r>
+      <w:r>
+        <w:rPr>
+          <w:rFonts w:ascii="Century Schoolbook" w:hAnsi="Century Schoolbook" w:hint="eastAsia"/>
+        </w:rPr>
+        <w:t xml:space="preserve">the </w:t>
+      </w:r>
+      <w:r>
+        <w:rPr>
+          <w:rFonts w:ascii="Century Schoolbook" w:hAnsi="Century Schoolbook"/>
+        </w:rPr>
+        <w:t xml:space="preserve">dataset may not be drawn </w:t>
+      </w:r>
+      <w:r>
+        <w:rPr>
+          <w:rFonts w:ascii="Century Schoolbook" w:hAnsi="Century Schoolbook" w:hint="eastAsia"/>
+        </w:rPr>
+        <w:t>in</w:t>
+      </w:r>
+      <w:r>
+        <w:rPr>
+          <w:rFonts w:ascii="Century Schoolbook" w:hAnsi="Century Schoolbook"/>
+        </w:rPr>
+        <w:t>to the sampled subset.</w:t>
+      </w:r>
+    </w:p>
+    <w:p>
+      <w:pPr>
+        <w:spacing w:after="0"/>
+        <w:jc w:val="both"/>
+        <w:rPr>
+          <w:rFonts w:ascii="Century Schoolbook" w:hAnsi="Century Schoolbook" w:hint="eastAsia"/>
+        </w:rPr>
+      </w:pPr>
+    </w:p>
+    <w:p>
+      <w:pPr>
+        <w:jc w:val="both"/>
+        <w:rPr>
+          <w:rFonts w:ascii="Century Schoolbook" w:hAnsi="Century Schoolbook" w:hint="eastAsia"/>
         </w:rPr>
       </w:pPr>
       <w:r>
@@ -2157,14 +2513,20 @@
         <w:rPr>
           <w:rFonts w:ascii="Century Schoolbook" w:hAnsi="Century Schoolbook"/>
         </w:rPr>
-        <w:t xml:space="preserve"> Yes / No </w:t>
-      </w:r>
-    </w:p>
-    <w:p>
-      <w:pPr>
-        <w:jc w:val="both"/>
-        <w:rPr>
-          <w:rFonts w:ascii="Century Schoolbook" w:hAnsi="Century Schoolbook"/>
+        <w:t xml:space="preserve"> </w:t>
+      </w:r>
+      <w:r>
+        <w:rPr>
+          <w:rFonts w:ascii="Century Schoolbook" w:hAnsi="Century Schoolbook" w:hint="eastAsia"/>
+        </w:rPr>
+        <w:t>Yes</w:t>
+      </w:r>
+    </w:p>
+    <w:p>
+      <w:pPr>
+        <w:jc w:val="both"/>
+        <w:rPr>
+          <w:rFonts w:ascii="Century Schoolbook" w:hAnsi="Century Schoolbook" w:hint="eastAsia"/>
         </w:rPr>
       </w:pPr>
       <w:r>
@@ -2181,6 +2543,24 @@
         </w:rPr>
         <w:t xml:space="preserve"> </w:t>
       </w:r>
+      <w:r>
+        <w:rPr>
+          <w:rFonts w:ascii="Century Schoolbook" w:hAnsi="Century Schoolbook" w:hint="eastAsia"/>
+        </w:rPr>
+        <w:t xml:space="preserve">I asked AI to check </w:t>
+      </w:r>
+      <w:r>
+        <w:rPr>
+          <w:rFonts w:ascii="Century Schoolbook" w:hAnsi="Century Schoolbook"/>
+        </w:rPr>
+        <w:t>the</w:t>
+      </w:r>
+      <w:r>
+        <w:rPr>
+          <w:rFonts w:ascii="Century Schoolbook" w:hAnsi="Century Schoolbook" w:hint="eastAsia"/>
+        </w:rPr>
+        <w:t xml:space="preserve"> grammar.</w:t>
+      </w:r>
     </w:p>
     <w:p>
       <w:pPr>
@@ -2203,6 +2583,39 @@
         </w:rPr>
         <w:t xml:space="preserve"> </w:t>
       </w:r>
+    </w:p>
+    <w:p>
+      <w:pPr>
+        <w:jc w:val="both"/>
+        <w:rPr>
+          <w:rFonts w:ascii="Century Schoolbook" w:hAnsi="Century Schoolbook"/>
+        </w:rPr>
+      </w:pPr>
+      <w:hyperlink r:id="rId9" w:history="1">
+        <w:r>
+          <w:rPr>
+            <w:rStyle w:val="af2"/>
+            <w:rFonts w:ascii="Century Schoolbook" w:hAnsi="Century Schoolbook"/>
+          </w:rPr>
+          <w:t>https://developers.google.com/machine-learning/crash-course/overfitting/imbalanced-datasets?hl=zh-tw</w:t>
+        </w:r>
+      </w:hyperlink>
+    </w:p>
+    <w:p>
+      <w:pPr>
+        <w:jc w:val="both"/>
+        <w:rPr>
+          <w:rFonts w:ascii="Century Schoolbook" w:hAnsi="Century Schoolbook" w:hint="eastAsia"/>
+        </w:rPr>
+      </w:pPr>
+    </w:p>
+    <w:p>
+      <w:pPr>
+        <w:jc w:val="both"/>
+        <w:rPr>
+          <w:rFonts w:ascii="Century Schoolbook" w:hAnsi="Century Schoolbook" w:hint="eastAsia"/>
+        </w:rPr>
+      </w:pPr>
     </w:p>
     <w:p>
       <w:pPr>
@@ -2457,6 +2870,7 @@
         <w:rPr>
           <w:rFonts w:ascii="Century Schoolbook" w:hAnsi="Century Schoolbook"/>
         </w:rPr>
+        <w:lastRenderedPageBreak/>
         <w:t xml:space="preserve">Since </w:t>
       </w:r>
       <w:proofErr w:type="spellStart"/>
@@ -2479,6 +2893,8 @@
         <w:jc w:val="both"/>
         <w:rPr>
           <w:rFonts w:ascii="Century Schoolbook" w:hAnsi="Century Schoolbook"/>
+          <w:b/>
+          <w:bCs/>
         </w:rPr>
       </w:pPr>
       <w:r>
@@ -2492,9 +2908,204 @@
     </w:p>
     <w:p>
       <w:pPr>
-        <w:jc w:val="both"/>
-        <w:rPr>
-          <w:rFonts w:ascii="Century Schoolbook" w:hAnsi="Century Schoolbook"/>
+        <w:numPr>
+          <w:ilvl w:val="0"/>
+          <w:numId w:val="28"/>
+        </w:numPr>
+        <w:spacing w:after="0"/>
+        <w:jc w:val="both"/>
+        <w:rPr>
+          <w:rFonts w:ascii="Century Schoolbook" w:hAnsi="Century Schoolbook"/>
+        </w:rPr>
+      </w:pPr>
+      <w:r>
+        <w:rPr>
+          <w:rFonts w:ascii="Century Schoolbook" w:hAnsi="Century Schoolbook" w:hint="eastAsia"/>
+        </w:rPr>
+        <w:t>T</w:t>
+      </w:r>
+      <w:r>
+        <w:rPr>
+          <w:rFonts w:ascii="Century Schoolbook" w:hAnsi="Century Schoolbook"/>
+        </w:rPr>
+        <w:t>he total number of features (columns) increase</w:t>
+      </w:r>
+      <w:r>
+        <w:rPr>
+          <w:rFonts w:ascii="Century Schoolbook" w:hAnsi="Century Schoolbook" w:hint="eastAsia"/>
+        </w:rPr>
+        <w:t>.</w:t>
+      </w:r>
+    </w:p>
+    <w:p>
+      <w:pPr>
+        <w:pStyle w:val="a9"/>
+        <w:jc w:val="both"/>
+        <w:rPr>
+          <w:rFonts w:ascii="Century Schoolbook" w:hAnsi="Century Schoolbook"/>
+        </w:rPr>
+      </w:pPr>
+      <w:proofErr w:type="spellStart"/>
+      <w:r>
+        <w:rPr>
+          <w:rFonts w:ascii="Century Schoolbook" w:hAnsi="Century Schoolbook"/>
+        </w:rPr>
+        <w:t>stop_words</w:t>
+      </w:r>
+      <w:proofErr w:type="spellEnd"/>
+      <w:r>
+        <w:rPr>
+          <w:rFonts w:ascii="Century Schoolbook" w:hAnsi="Century Schoolbook"/>
+        </w:rPr>
+        <w:t>='</w:t>
+      </w:r>
+      <w:proofErr w:type="spellStart"/>
+      <w:r>
+        <w:rPr>
+          <w:rFonts w:ascii="Century Schoolbook" w:hAnsi="Century Schoolbook"/>
+        </w:rPr>
+        <w:t>english</w:t>
+      </w:r>
+      <w:proofErr w:type="spellEnd"/>
+      <w:r>
+        <w:rPr>
+          <w:rFonts w:ascii="Century Schoolbook" w:hAnsi="Century Schoolbook"/>
+        </w:rPr>
+        <w:t>'</w:t>
+      </w:r>
+      <w:r>
+        <w:rPr>
+          <w:rFonts w:ascii="Century Schoolbook" w:hAnsi="Century Schoolbook"/>
+        </w:rPr>
+        <w:t>：</w:t>
+      </w:r>
+      <w:r>
+        <w:rPr>
+          <w:rFonts w:ascii="Century Schoolbook" w:hAnsi="Century Schoolbook"/>
+        </w:rPr>
+        <w:t>(2257, 35482)</w:t>
+      </w:r>
+    </w:p>
+    <w:p>
+      <w:pPr>
+        <w:pStyle w:val="a9"/>
+        <w:jc w:val="both"/>
+        <w:rPr>
+          <w:rFonts w:ascii="Century Schoolbook" w:hAnsi="Century Schoolbook" w:hint="eastAsia"/>
+        </w:rPr>
+      </w:pPr>
+      <w:proofErr w:type="spellStart"/>
+      <w:r>
+        <w:rPr>
+          <w:rFonts w:ascii="Century Schoolbook" w:hAnsi="Century Schoolbook"/>
+        </w:rPr>
+        <w:t>stop_words</w:t>
+      </w:r>
+      <w:proofErr w:type="spellEnd"/>
+      <w:r>
+        <w:rPr>
+          <w:rFonts w:ascii="Century Schoolbook" w:hAnsi="Century Schoolbook"/>
+        </w:rPr>
+        <w:t>=None</w:t>
+      </w:r>
+      <w:r>
+        <w:rPr>
+          <w:rFonts w:ascii="Century Schoolbook" w:hAnsi="Century Schoolbook"/>
+        </w:rPr>
+        <w:t>：</w:t>
+      </w:r>
+      <w:r>
+        <w:rPr>
+          <w:rFonts w:ascii="Century Schoolbook" w:hAnsi="Century Schoolbook"/>
+        </w:rPr>
+        <w:t>(2257, 35788)</w:t>
+      </w:r>
+    </w:p>
+    <w:p>
+      <w:pPr>
+        <w:spacing w:after="0"/>
+        <w:ind w:left="720"/>
+        <w:jc w:val="both"/>
+        <w:rPr>
+          <w:rFonts w:ascii="Century Schoolbook" w:hAnsi="Century Schoolbook" w:hint="eastAsia"/>
+        </w:rPr>
+      </w:pPr>
+    </w:p>
+    <w:p>
+      <w:pPr>
+        <w:numPr>
+          <w:ilvl w:val="0"/>
+          <w:numId w:val="28"/>
+        </w:numPr>
+        <w:spacing w:after="0"/>
+        <w:jc w:val="both"/>
+        <w:rPr>
+          <w:rFonts w:ascii="Century Schoolbook" w:hAnsi="Century Schoolbook"/>
+        </w:rPr>
+      </w:pPr>
+      <w:r>
+        <w:rPr>
+          <w:rFonts w:ascii="Century Schoolbook" w:hAnsi="Century Schoolbook" w:hint="eastAsia"/>
+        </w:rPr>
+        <w:t xml:space="preserve">The overall sparsity of the matrix would decrease, because </w:t>
+      </w:r>
+      <w:proofErr w:type="spellStart"/>
+      <w:r>
+        <w:rPr>
+          <w:rFonts w:ascii="Century Schoolbook" w:hAnsi="Century Schoolbook" w:hint="eastAsia"/>
+        </w:rPr>
+        <w:t>stopwords</w:t>
+      </w:r>
+      <w:proofErr w:type="spellEnd"/>
+      <w:r>
+        <w:rPr>
+          <w:rFonts w:ascii="Century Schoolbook" w:hAnsi="Century Schoolbook" w:hint="eastAsia"/>
+        </w:rPr>
+        <w:t xml:space="preserve"> appear in nearly every text, </w:t>
+      </w:r>
+      <w:r>
+        <w:rPr>
+          <w:rFonts w:ascii="Century Schoolbook" w:hAnsi="Century Schoolbook"/>
+        </w:rPr>
+        <w:t>compared to other words that may only appear in some documents.</w:t>
+      </w:r>
+      <w:r>
+        <w:rPr>
+          <w:rFonts w:ascii="Century Schoolbook" w:hAnsi="Century Schoolbook" w:hint="eastAsia"/>
+        </w:rPr>
+        <w:t xml:space="preserve"> </w:t>
+      </w:r>
+      <w:r>
+        <w:rPr>
+          <w:rFonts w:ascii="Century Schoolbook" w:hAnsi="Century Schoolbook"/>
+        </w:rPr>
+        <w:t>Adding back these words</w:t>
+      </w:r>
+      <w:r>
+        <w:t xml:space="preserve"> </w:t>
+      </w:r>
+      <w:r>
+        <w:rPr>
+          <w:rFonts w:ascii="Century Schoolbook" w:hAnsi="Century Schoolbook"/>
+        </w:rPr>
+        <w:t>lowers the proportion of zeros in the matrix, thus decreasing its sparsity.</w:t>
+      </w:r>
+    </w:p>
+    <w:p>
+      <w:pPr>
+        <w:spacing w:after="0"/>
+        <w:ind w:left="360"/>
+        <w:jc w:val="both"/>
+        <w:rPr>
+          <w:rFonts w:ascii="Century Schoolbook" w:hAnsi="Century Schoolbook" w:hint="eastAsia"/>
+        </w:rPr>
+      </w:pPr>
+    </w:p>
+    <w:p>
+      <w:pPr>
+        <w:jc w:val="both"/>
+        <w:rPr>
+          <w:rFonts w:ascii="Century Schoolbook" w:hAnsi="Century Schoolbook" w:hint="eastAsia"/>
         </w:rPr>
       </w:pPr>
       <w:r>
@@ -2509,14 +3120,20 @@
         <w:rPr>
           <w:rFonts w:ascii="Century Schoolbook" w:hAnsi="Century Schoolbook"/>
         </w:rPr>
-        <w:t xml:space="preserve"> Yes / No </w:t>
-      </w:r>
-    </w:p>
-    <w:p>
-      <w:pPr>
-        <w:jc w:val="both"/>
-        <w:rPr>
-          <w:rFonts w:ascii="Century Schoolbook" w:hAnsi="Century Schoolbook"/>
+        <w:t xml:space="preserve"> </w:t>
+      </w:r>
+      <w:r>
+        <w:rPr>
+          <w:rFonts w:ascii="Century Schoolbook" w:hAnsi="Century Schoolbook" w:hint="eastAsia"/>
+        </w:rPr>
+        <w:t>Yes</w:t>
+      </w:r>
+    </w:p>
+    <w:p>
+      <w:pPr>
+        <w:jc w:val="both"/>
+        <w:rPr>
+          <w:rFonts w:ascii="Century Schoolbook" w:hAnsi="Century Schoolbook" w:hint="eastAsia"/>
         </w:rPr>
       </w:pPr>
       <w:r>
@@ -2533,6 +3150,12 @@
         </w:rPr>
         <w:t xml:space="preserve"> </w:t>
       </w:r>
+      <w:r>
+        <w:rPr>
+          <w:rFonts w:ascii="Century Schoolbook" w:hAnsi="Century Schoolbook" w:hint="eastAsia"/>
+        </w:rPr>
+        <w:t>I asked AI to check the grammar of the answer.</w:t>
+      </w:r>
     </w:p>
     <w:p>
       <w:pPr>
@@ -2563,61 +3186,77 @@
           <w:rFonts w:ascii="Century Schoolbook" w:hAnsi="Century Schoolbook"/>
         </w:rPr>
       </w:pPr>
-    </w:p>
-    <w:p>
-      <w:pPr>
-        <w:jc w:val="both"/>
-        <w:rPr>
-          <w:rFonts w:ascii="Century Schoolbook" w:hAnsi="Century Schoolbook"/>
-        </w:rPr>
-      </w:pPr>
-    </w:p>
-    <w:p>
-      <w:pPr>
-        <w:jc w:val="both"/>
-        <w:rPr>
-          <w:rFonts w:ascii="Century Schoolbook" w:hAnsi="Century Schoolbook"/>
-        </w:rPr>
-      </w:pPr>
-    </w:p>
-    <w:p>
-      <w:pPr>
-        <w:jc w:val="both"/>
-        <w:rPr>
-          <w:rFonts w:ascii="Century Schoolbook" w:hAnsi="Century Schoolbook"/>
-        </w:rPr>
-      </w:pPr>
-    </w:p>
-    <w:p>
-      <w:pPr>
-        <w:jc w:val="both"/>
-        <w:rPr>
-          <w:rFonts w:ascii="Century Schoolbook" w:hAnsi="Century Schoolbook"/>
-        </w:rPr>
-      </w:pPr>
-    </w:p>
-    <w:p>
-      <w:pPr>
-        <w:jc w:val="both"/>
-        <w:rPr>
-          <w:rFonts w:ascii="Century Schoolbook" w:hAnsi="Century Schoolbook"/>
-        </w:rPr>
-      </w:pPr>
-    </w:p>
-    <w:p>
-      <w:pPr>
-        <w:jc w:val="both"/>
-        <w:rPr>
-          <w:rFonts w:ascii="Century Schoolbook" w:hAnsi="Century Schoolbook"/>
-        </w:rPr>
-      </w:pPr>
-      <w:r>
-        <w:rPr>
-          <w:rFonts w:ascii="Century Schoolbook" w:hAnsi="Century Schoolbook"/>
-        </w:rPr>
-        <w:lastRenderedPageBreak/>
+      <w:hyperlink r:id="rId10" w:history="1">
+        <w:r>
+          <w:rPr>
+            <w:rStyle w:val="af2"/>
+            <w:rFonts w:ascii="Century Schoolbook" w:hAnsi="Century Schoolbook"/>
+          </w:rPr>
+          <w:t>https://en.wikipedia.org/wiki/Sparse_matrix</w:t>
+        </w:r>
+      </w:hyperlink>
+    </w:p>
+    <w:p>
+      <w:pPr>
+        <w:jc w:val="both"/>
+        <w:rPr>
+          <w:rFonts w:ascii="Century Schoolbook" w:hAnsi="Century Schoolbook" w:hint="eastAsia"/>
+        </w:rPr>
+      </w:pPr>
+    </w:p>
+    <w:p>
+      <w:pPr>
+        <w:jc w:val="both"/>
+        <w:rPr>
+          <w:rFonts w:ascii="Century Schoolbook" w:hAnsi="Century Schoolbook"/>
+        </w:rPr>
+      </w:pPr>
+    </w:p>
+    <w:p>
+      <w:pPr>
+        <w:jc w:val="both"/>
+        <w:rPr>
+          <w:rFonts w:ascii="Century Schoolbook" w:hAnsi="Century Schoolbook"/>
+        </w:rPr>
+      </w:pPr>
+    </w:p>
+    <w:p>
+      <w:pPr>
+        <w:jc w:val="both"/>
+        <w:rPr>
+          <w:rFonts w:ascii="Century Schoolbook" w:hAnsi="Century Schoolbook"/>
+        </w:rPr>
+      </w:pPr>
+    </w:p>
+    <w:p>
+      <w:pPr>
+        <w:jc w:val="both"/>
+        <w:rPr>
+          <w:rFonts w:ascii="Century Schoolbook" w:hAnsi="Century Schoolbook"/>
+        </w:rPr>
+      </w:pPr>
+    </w:p>
+    <w:p>
+      <w:pPr>
+        <w:jc w:val="both"/>
+        <w:rPr>
+          <w:rFonts w:ascii="Century Schoolbook" w:hAnsi="Century Schoolbook"/>
+        </w:rPr>
+      </w:pPr>
+    </w:p>
+    <w:p>
+      <w:pPr>
+        <w:jc w:val="both"/>
+        <w:rPr>
+          <w:rFonts w:ascii="Century Schoolbook" w:hAnsi="Century Schoolbook"/>
+        </w:rPr>
+      </w:pPr>
+      <w:r>
+        <w:rPr>
+          <w:rFonts w:ascii="Century Schoolbook" w:hAnsi="Century Schoolbook"/>
+        </w:rPr>
         <w:pict w14:anchorId="5994C8B3">
-          <v:rect id="_x0000_i1031" style="width:0;height:1.5pt" o:hralign="center" o:hrstd="t" o:hr="t" fillcolor="#a0a0a0" stroked="f"/>
+          <v:rect id="_x0000_i1044" style="width:0;height:1.5pt" o:hralign="center" o:hrstd="t" o:hr="t" fillcolor="#a0a0a0" stroked="f"/>
         </w:pict>
       </w:r>
     </w:p>
@@ -2835,6 +3474,8 @@
         <w:jc w:val="both"/>
         <w:rPr>
           <w:rFonts w:ascii="Century Schoolbook" w:hAnsi="Century Schoolbook"/>
+          <w:b/>
+          <w:bCs/>
         </w:rPr>
       </w:pPr>
       <w:r>
@@ -2845,6 +3486,593 @@
         </w:rPr>
         <w:t>Answer:</w:t>
       </w:r>
+    </w:p>
+    <w:p>
+      <w:pPr>
+        <w:jc w:val="both"/>
+        <w:rPr>
+          <w:rFonts w:ascii="Century Schoolbook" w:hAnsi="Century Schoolbook" w:hint="eastAsia"/>
+        </w:rPr>
+      </w:pPr>
+      <w:r>
+        <w:rPr>
+          <w:rFonts w:ascii="Century Schoolbook" w:hAnsi="Century Schoolbook" w:hint="eastAsia"/>
+        </w:rPr>
+        <w:t>1.</w:t>
+      </w:r>
+    </w:p>
+    <w:tbl>
+      <w:tblPr>
+        <w:tblStyle w:val="af4"/>
+        <w:tblW w:w="0" w:type="auto"/>
+        <w:tblLook w:val="04A0" w:firstRow="1" w:lastRow="0" w:firstColumn="1" w:lastColumn="0" w:noHBand="0" w:noVBand="1"/>
+      </w:tblPr>
+      <w:tblGrid>
+        <w:gridCol w:w="3005"/>
+        <w:gridCol w:w="3005"/>
+        <w:gridCol w:w="3006"/>
+      </w:tblGrid>
+      <w:tr>
+        <w:tc>
+          <w:tcPr>
+            <w:tcW w:w="3005" w:type="dxa"/>
+          </w:tcPr>
+          <w:p>
+            <w:pPr>
+              <w:jc w:val="both"/>
+              <w:rPr>
+                <w:rFonts w:ascii="Century Schoolbook" w:hAnsi="Century Schoolbook" w:hint="eastAsia"/>
+                <w:b/>
+                <w:bCs/>
+              </w:rPr>
+            </w:pPr>
+            <w:r>
+              <w:rPr>
+                <w:rFonts w:ascii="Century Schoolbook" w:hAnsi="Century Schoolbook" w:hint="eastAsia"/>
+                <w:b/>
+                <w:bCs/>
+              </w:rPr>
+              <w:lastRenderedPageBreak/>
+              <w:t>threshold</w:t>
+            </w:r>
+          </w:p>
+        </w:tc>
+        <w:tc>
+          <w:tcPr>
+            <w:tcW w:w="3005" w:type="dxa"/>
+          </w:tcPr>
+          <w:p>
+            <w:pPr>
+              <w:jc w:val="both"/>
+              <w:rPr>
+                <w:rFonts w:ascii="Century Schoolbook" w:hAnsi="Century Schoolbook" w:hint="eastAsia"/>
+                <w:b/>
+                <w:bCs/>
+              </w:rPr>
+            </w:pPr>
+            <w:r>
+              <w:rPr>
+                <w:rFonts w:ascii="Century Schoolbook" w:hAnsi="Century Schoolbook" w:hint="eastAsia"/>
+                <w:b/>
+                <w:bCs/>
+              </w:rPr>
+              <w:t>kept</w:t>
+            </w:r>
+          </w:p>
+        </w:tc>
+        <w:tc>
+          <w:tcPr>
+            <w:tcW w:w="3006" w:type="dxa"/>
+          </w:tcPr>
+          <w:p>
+            <w:pPr>
+              <w:jc w:val="both"/>
+              <w:rPr>
+                <w:rFonts w:ascii="Century Schoolbook" w:hAnsi="Century Schoolbook" w:hint="eastAsia"/>
+                <w:b/>
+                <w:bCs/>
+              </w:rPr>
+            </w:pPr>
+            <w:r>
+              <w:rPr>
+                <w:rFonts w:ascii="Century Schoolbook" w:hAnsi="Century Schoolbook" w:hint="eastAsia"/>
+                <w:b/>
+                <w:bCs/>
+              </w:rPr>
+              <w:t>removed</w:t>
+            </w:r>
+          </w:p>
+        </w:tc>
+      </w:tr>
+      <w:tr>
+        <w:tc>
+          <w:tcPr>
+            <w:tcW w:w="3005" w:type="dxa"/>
+          </w:tcPr>
+          <w:p>
+            <w:pPr>
+              <w:jc w:val="both"/>
+              <w:rPr>
+                <w:rFonts w:ascii="Century Schoolbook" w:hAnsi="Century Schoolbook" w:hint="eastAsia"/>
+              </w:rPr>
+            </w:pPr>
+            <w:r>
+              <w:rPr>
+                <w:rFonts w:ascii="Century Schoolbook" w:hAnsi="Century Schoolbook" w:hint="eastAsia"/>
+              </w:rPr>
+              <w:t>0.0</w:t>
+            </w:r>
+          </w:p>
+        </w:tc>
+        <w:tc>
+          <w:tcPr>
+            <w:tcW w:w="3005" w:type="dxa"/>
+          </w:tcPr>
+          <w:p>
+            <w:pPr>
+              <w:jc w:val="both"/>
+              <w:rPr>
+                <w:rFonts w:ascii="Century Schoolbook" w:hAnsi="Century Schoolbook" w:hint="eastAsia"/>
+              </w:rPr>
+            </w:pPr>
+            <w:r>
+              <w:rPr>
+                <w:rFonts w:ascii="Century Schoolbook" w:hAnsi="Century Schoolbook" w:hint="eastAsia"/>
+              </w:rPr>
+              <w:t>35482</w:t>
+            </w:r>
+          </w:p>
+        </w:tc>
+        <w:tc>
+          <w:tcPr>
+            <w:tcW w:w="3006" w:type="dxa"/>
+          </w:tcPr>
+          <w:p>
+            <w:pPr>
+              <w:jc w:val="both"/>
+              <w:rPr>
+                <w:rFonts w:ascii="Century Schoolbook" w:hAnsi="Century Schoolbook"/>
+              </w:rPr>
+            </w:pPr>
+            <w:r>
+              <w:rPr>
+                <w:rFonts w:ascii="Century Schoolbook" w:hAnsi="Century Schoolbook" w:hint="eastAsia"/>
+              </w:rPr>
+              <w:t>0</w:t>
+            </w:r>
+          </w:p>
+        </w:tc>
+      </w:tr>
+      <w:tr>
+        <w:tc>
+          <w:tcPr>
+            <w:tcW w:w="3005" w:type="dxa"/>
+          </w:tcPr>
+          <w:p>
+            <w:pPr>
+              <w:jc w:val="both"/>
+              <w:rPr>
+                <w:rFonts w:ascii="Century Schoolbook" w:hAnsi="Century Schoolbook" w:hint="eastAsia"/>
+              </w:rPr>
+            </w:pPr>
+            <w:r>
+              <w:rPr>
+                <w:rFonts w:ascii="Century Schoolbook" w:hAnsi="Century Schoolbook" w:hint="eastAsia"/>
+              </w:rPr>
+              <w:t>0.01</w:t>
+            </w:r>
+          </w:p>
+        </w:tc>
+        <w:tc>
+          <w:tcPr>
+            <w:tcW w:w="3005" w:type="dxa"/>
+          </w:tcPr>
+          <w:p>
+            <w:pPr>
+              <w:jc w:val="both"/>
+              <w:rPr>
+                <w:rFonts w:ascii="Century Schoolbook" w:hAnsi="Century Schoolbook"/>
+              </w:rPr>
+            </w:pPr>
+            <w:r>
+              <w:rPr>
+                <w:rFonts w:ascii="Century Schoolbook" w:hAnsi="Century Schoolbook" w:hint="eastAsia"/>
+              </w:rPr>
+              <w:t>5089</w:t>
+            </w:r>
+          </w:p>
+        </w:tc>
+        <w:tc>
+          <w:tcPr>
+            <w:tcW w:w="3006" w:type="dxa"/>
+          </w:tcPr>
+          <w:p>
+            <w:pPr>
+              <w:jc w:val="both"/>
+              <w:rPr>
+                <w:rFonts w:ascii="Century Schoolbook" w:hAnsi="Century Schoolbook"/>
+              </w:rPr>
+            </w:pPr>
+            <w:r>
+              <w:rPr>
+                <w:rFonts w:ascii="Century Schoolbook" w:hAnsi="Century Schoolbook" w:hint="eastAsia"/>
+              </w:rPr>
+              <w:t>30393</w:t>
+            </w:r>
+          </w:p>
+        </w:tc>
+      </w:tr>
+      <w:tr>
+        <w:tc>
+          <w:tcPr>
+            <w:tcW w:w="3005" w:type="dxa"/>
+          </w:tcPr>
+          <w:p>
+            <w:pPr>
+              <w:jc w:val="both"/>
+              <w:rPr>
+                <w:rFonts w:ascii="Century Schoolbook" w:hAnsi="Century Schoolbook"/>
+              </w:rPr>
+            </w:pPr>
+            <w:r>
+              <w:rPr>
+                <w:rFonts w:ascii="Century Schoolbook" w:hAnsi="Century Schoolbook" w:hint="eastAsia"/>
+              </w:rPr>
+              <w:t>0.05</w:t>
+            </w:r>
+          </w:p>
+        </w:tc>
+        <w:tc>
+          <w:tcPr>
+            <w:tcW w:w="3005" w:type="dxa"/>
+          </w:tcPr>
+          <w:p>
+            <w:pPr>
+              <w:jc w:val="both"/>
+              <w:rPr>
+                <w:rFonts w:ascii="Century Schoolbook" w:hAnsi="Century Schoolbook"/>
+              </w:rPr>
+            </w:pPr>
+            <w:r>
+              <w:rPr>
+                <w:rFonts w:ascii="Century Schoolbook" w:hAnsi="Century Schoolbook" w:hint="eastAsia"/>
+              </w:rPr>
+              <w:t>1491</w:t>
+            </w:r>
+          </w:p>
+        </w:tc>
+        <w:tc>
+          <w:tcPr>
+            <w:tcW w:w="3006" w:type="dxa"/>
+          </w:tcPr>
+          <w:p>
+            <w:pPr>
+              <w:jc w:val="both"/>
+              <w:rPr>
+                <w:rFonts w:ascii="Century Schoolbook" w:hAnsi="Century Schoolbook"/>
+              </w:rPr>
+            </w:pPr>
+            <w:r>
+              <w:rPr>
+                <w:rFonts w:ascii="Century Schoolbook" w:hAnsi="Century Schoolbook" w:hint="eastAsia"/>
+              </w:rPr>
+              <w:t>33991</w:t>
+            </w:r>
+          </w:p>
+        </w:tc>
+      </w:tr>
+    </w:tbl>
+    <w:p>
+      <w:pPr>
+        <w:jc w:val="both"/>
+        <w:rPr>
+          <w:rFonts w:ascii="Century Schoolbook" w:hAnsi="Century Schoolbook"/>
+        </w:rPr>
+      </w:pPr>
+    </w:p>
+    <w:p>
+      <w:pPr>
+        <w:jc w:val="both"/>
+        <w:rPr>
+          <w:rFonts w:ascii="Century Schoolbook" w:hAnsi="Century Schoolbook"/>
+        </w:rPr>
+      </w:pPr>
+      <w:r>
+        <w:rPr>
+          <w:rFonts w:ascii="Century Schoolbook" w:hAnsi="Century Schoolbook" w:hint="eastAsia"/>
+        </w:rPr>
+        <w:t xml:space="preserve">As the threshold increases from 0.0 to 0.05, the total size of kept vocabulary </w:t>
+      </w:r>
+      <w:r>
+        <w:rPr>
+          <w:rFonts w:ascii="Century Schoolbook" w:hAnsi="Century Schoolbook"/>
+        </w:rPr>
+        <w:t>decreases</w:t>
+      </w:r>
+      <w:r>
+        <w:rPr>
+          <w:rFonts w:ascii="Century Schoolbook" w:hAnsi="Century Schoolbook" w:hint="eastAsia"/>
+        </w:rPr>
+        <w:t xml:space="preserve">. When we set the threshold from 0.0 to 0.01, we removed 30393 </w:t>
+      </w:r>
+      <w:r>
+        <w:rPr>
+          <w:rFonts w:ascii="Century Schoolbook" w:hAnsi="Century Schoolbook" w:hint="eastAsia"/>
+        </w:rPr>
+        <w:t>words</w:t>
+      </w:r>
+      <w:r>
+        <w:rPr>
+          <w:rFonts w:ascii="Century Schoolbook" w:hAnsi="Century Schoolbook" w:hint="eastAsia"/>
+        </w:rPr>
+        <w:t xml:space="preserve">, but when we set threshold from 0.01 to 0.05, it removed 3598 more </w:t>
+      </w:r>
+      <w:r>
+        <w:rPr>
+          <w:rFonts w:ascii="Century Schoolbook" w:hAnsi="Century Schoolbook" w:hint="eastAsia"/>
+        </w:rPr>
+        <w:t>words</w:t>
+      </w:r>
+      <w:r>
+        <w:rPr>
+          <w:rFonts w:ascii="Century Schoolbook" w:hAnsi="Century Schoolbook" w:hint="eastAsia"/>
+        </w:rPr>
+        <w:t>.</w:t>
+      </w:r>
+    </w:p>
+    <w:p>
+      <w:pPr>
+        <w:jc w:val="both"/>
+        <w:rPr>
+          <w:rFonts w:ascii="Century Schoolbook" w:hAnsi="Century Schoolbook"/>
+        </w:rPr>
+      </w:pPr>
+    </w:p>
+    <w:p>
+      <w:pPr>
+        <w:jc w:val="both"/>
+        <w:rPr>
+          <w:rFonts w:ascii="Century Schoolbook" w:hAnsi="Century Schoolbook" w:hint="eastAsia"/>
+        </w:rPr>
+      </w:pPr>
+      <w:r>
+        <w:rPr>
+          <w:rFonts w:ascii="Century Schoolbook" w:hAnsi="Century Schoolbook" w:hint="eastAsia"/>
+        </w:rPr>
+        <w:t>2.</w:t>
+      </w:r>
+    </w:p>
+    <w:p>
+      <w:pPr>
+        <w:jc w:val="both"/>
+        <w:rPr>
+          <w:rFonts w:ascii="Century Schoolbook" w:hAnsi="Century Schoolbook" w:hint="eastAsia"/>
+        </w:rPr>
+      </w:pPr>
+      <w:r>
+        <w:rPr>
+          <w:rFonts w:ascii="Century Schoolbook" w:hAnsi="Century Schoolbook" w:hint="eastAsia"/>
+        </w:rPr>
+        <w:t xml:space="preserve">The words that have low </w:t>
+      </w:r>
+      <w:r>
+        <w:rPr>
+          <w:rFonts w:ascii="Century Schoolbook" w:hAnsi="Century Schoolbook"/>
+        </w:rPr>
+        <w:t>document frequency</w:t>
+      </w:r>
+      <w:r>
+        <w:rPr>
+          <w:rFonts w:ascii="Century Schoolbook" w:hAnsi="Century Schoolbook" w:hint="eastAsia"/>
+        </w:rPr>
+        <w:t xml:space="preserve"> </w:t>
+      </w:r>
+      <w:r>
+        <w:rPr>
+          <w:rFonts w:ascii="Century Schoolbook" w:hAnsi="Century Schoolbook"/>
+        </w:rPr>
+        <w:t xml:space="preserve">have variance close to zero and </w:t>
+      </w:r>
+      <w:r>
+        <w:rPr>
+          <w:rFonts w:ascii="Century Schoolbook" w:hAnsi="Century Schoolbook" w:hint="eastAsia"/>
+        </w:rPr>
+        <w:t>would be</w:t>
+      </w:r>
+      <w:r>
+        <w:rPr>
+          <w:rFonts w:ascii="Century Schoolbook" w:hAnsi="Century Schoolbook"/>
+        </w:rPr>
+        <w:t xml:space="preserve"> eliminated first</w:t>
+      </w:r>
+      <w:r>
+        <w:rPr>
+          <w:rFonts w:ascii="Century Schoolbook" w:hAnsi="Century Schoolbook" w:hint="eastAsia"/>
+        </w:rPr>
+        <w:t>.</w:t>
+      </w:r>
+    </w:p>
+    <w:p>
+      <w:pPr>
+        <w:jc w:val="both"/>
+        <w:rPr>
+          <w:rFonts w:ascii="Century Schoolbook" w:hAnsi="Century Schoolbook" w:hint="eastAsia"/>
+        </w:rPr>
+      </w:pPr>
+    </w:p>
+    <w:p>
+      <w:pPr>
+        <w:jc w:val="both"/>
+        <w:rPr>
+          <w:rFonts w:ascii="Century Schoolbook" w:hAnsi="Century Schoolbook"/>
+        </w:rPr>
+      </w:pPr>
+      <w:r>
+        <w:rPr>
+          <w:rFonts w:ascii="Century Schoolbook" w:hAnsi="Century Schoolbook" w:hint="eastAsia"/>
+        </w:rPr>
+        <w:t>3.</w:t>
+      </w:r>
+    </w:p>
+    <w:p>
+      <w:pPr>
+        <w:jc w:val="both"/>
+        <w:rPr>
+          <w:rFonts w:ascii="Century Schoolbook" w:hAnsi="Century Schoolbook" w:hint="eastAsia"/>
+        </w:rPr>
+      </w:pPr>
+      <w:r>
+        <w:rPr>
+          <w:rFonts w:ascii="Century Schoolbook" w:hAnsi="Century Schoolbook" w:hint="eastAsia"/>
+        </w:rPr>
+        <w:t>Words</w:t>
+      </w:r>
+      <w:r>
+        <w:rPr>
+          <w:rFonts w:ascii="Century Schoolbook" w:hAnsi="Century Schoolbook" w:hint="eastAsia"/>
+        </w:rPr>
+        <w:t xml:space="preserve"> with </w:t>
+      </w:r>
+      <w:r>
+        <w:rPr>
+          <w:rFonts w:ascii="Century Schoolbook" w:hAnsi="Century Schoolbook"/>
+        </w:rPr>
+        <w:t>near-zero variance</w:t>
+      </w:r>
+      <w:r>
+        <w:rPr>
+          <w:rFonts w:ascii="Century Schoolbook" w:hAnsi="Century Schoolbook" w:hint="eastAsia"/>
+        </w:rPr>
+        <w:t xml:space="preserve"> are </w:t>
+      </w:r>
+      <w:r>
+        <w:rPr>
+          <w:rFonts w:ascii="Century Schoolbook" w:hAnsi="Century Schoolbook" w:hint="eastAsia"/>
+        </w:rPr>
+        <w:t>typically</w:t>
+      </w:r>
+      <w:r>
+        <w:rPr>
+          <w:rFonts w:ascii="Century Schoolbook" w:hAnsi="Century Schoolbook" w:hint="eastAsia"/>
+        </w:rPr>
+        <w:t xml:space="preserve"> typo</w:t>
+      </w:r>
+      <w:r>
+        <w:rPr>
+          <w:rFonts w:ascii="Century Schoolbook" w:hAnsi="Century Schoolbook" w:hint="eastAsia"/>
+        </w:rPr>
+        <w:t>s</w:t>
+      </w:r>
+      <w:r>
+        <w:rPr>
+          <w:rFonts w:ascii="Century Schoolbook" w:hAnsi="Century Schoolbook" w:hint="eastAsia"/>
+        </w:rPr>
+        <w:t xml:space="preserve"> or </w:t>
+      </w:r>
+      <w:r>
+        <w:rPr>
+          <w:rFonts w:ascii="Century Schoolbook" w:hAnsi="Century Schoolbook" w:hint="eastAsia"/>
+        </w:rPr>
+        <w:t>rarely appear across the documents</w:t>
+      </w:r>
+      <w:r>
+        <w:rPr>
+          <w:rFonts w:ascii="Century Schoolbook" w:hAnsi="Century Schoolbook" w:hint="eastAsia"/>
+        </w:rPr>
+        <w:t xml:space="preserve">, </w:t>
+      </w:r>
+      <w:r>
+        <w:rPr>
+          <w:rFonts w:ascii="Century Schoolbook" w:hAnsi="Century Schoolbook" w:hint="eastAsia"/>
+        </w:rPr>
+        <w:t xml:space="preserve">giving them </w:t>
+      </w:r>
+      <w:r>
+        <w:rPr>
+          <w:rFonts w:ascii="Century Schoolbook" w:hAnsi="Century Schoolbook"/>
+        </w:rPr>
+        <w:t>no discriminative power</w:t>
+      </w:r>
+      <w:r>
+        <w:rPr>
+          <w:rFonts w:ascii="Century Schoolbook" w:hAnsi="Century Schoolbook" w:hint="eastAsia"/>
+        </w:rPr>
+        <w:t>.</w:t>
+      </w:r>
+      <w:r>
+        <w:rPr>
+          <w:rFonts w:ascii="Century Schoolbook" w:hAnsi="Century Schoolbook" w:hint="eastAsia"/>
+        </w:rPr>
+        <w:t xml:space="preserve"> </w:t>
+      </w:r>
+      <w:r>
+        <w:rPr>
+          <w:rFonts w:ascii="Century Schoolbook" w:hAnsi="Century Schoolbook" w:hint="eastAsia"/>
+        </w:rPr>
+        <w:t>Thus,</w:t>
+      </w:r>
+      <w:r>
+        <w:rPr>
+          <w:rFonts w:ascii="Century Schoolbook" w:hAnsi="Century Schoolbook" w:hint="eastAsia"/>
+        </w:rPr>
+        <w:t xml:space="preserve"> </w:t>
+      </w:r>
+      <w:r>
+        <w:rPr>
+          <w:rFonts w:ascii="Century Schoolbook" w:hAnsi="Century Schoolbook"/>
+        </w:rPr>
+        <w:t>they</w:t>
+      </w:r>
+      <w:r>
+        <w:rPr>
+          <w:rFonts w:ascii="Century Schoolbook" w:hAnsi="Century Schoolbook" w:hint="eastAsia"/>
+        </w:rPr>
+        <w:t xml:space="preserve"> can be eliminate</w:t>
+      </w:r>
+      <w:r>
+        <w:rPr>
+          <w:rFonts w:ascii="Century Schoolbook" w:hAnsi="Century Schoolbook" w:hint="eastAsia"/>
+        </w:rPr>
+        <w:t>d</w:t>
+      </w:r>
+      <w:r>
+        <w:rPr>
+          <w:rFonts w:ascii="Century Schoolbook" w:hAnsi="Century Schoolbook" w:hint="eastAsia"/>
+        </w:rPr>
+        <w:t xml:space="preserve"> without </w:t>
+      </w:r>
+      <w:r>
+        <w:rPr>
+          <w:rFonts w:ascii="Century Schoolbook" w:hAnsi="Century Schoolbook" w:hint="eastAsia"/>
+        </w:rPr>
+        <w:t xml:space="preserve">raising </w:t>
+      </w:r>
+      <w:r>
+        <w:rPr>
+          <w:rFonts w:ascii="Century Schoolbook" w:hAnsi="Century Schoolbook" w:hint="eastAsia"/>
+        </w:rPr>
+        <w:t>any accuracy concern</w:t>
+      </w:r>
+      <w:r>
+        <w:rPr>
+          <w:rFonts w:ascii="Century Schoolbook" w:hAnsi="Century Schoolbook" w:hint="eastAsia"/>
+        </w:rPr>
+        <w:t>s</w:t>
+      </w:r>
+      <w:r>
+        <w:rPr>
+          <w:rFonts w:ascii="Century Schoolbook" w:hAnsi="Century Schoolbook" w:hint="eastAsia"/>
+        </w:rPr>
+        <w:t>.</w:t>
+      </w:r>
+    </w:p>
+    <w:p>
+      <w:pPr>
+        <w:jc w:val="both"/>
+        <w:rPr>
+          <w:rFonts w:ascii="Century Schoolbook" w:hAnsi="Century Schoolbook"/>
+        </w:rPr>
+      </w:pPr>
     </w:p>
     <w:tbl>
       <w:tblPr>
@@ -2956,6 +4184,12 @@
                 <w:rFonts w:ascii="Century Schoolbook" w:hAnsi="Century Schoolbook"/>
               </w:rPr>
             </w:pPr>
+            <w:r>
+              <w:rPr>
+                <w:rFonts w:ascii="Century Schoolbook" w:hAnsi="Century Schoolbook" w:hint="eastAsia"/>
+              </w:rPr>
+              <w:t>35482</w:t>
+            </w:r>
           </w:p>
         </w:tc>
       </w:tr>
@@ -2997,6 +4231,12 @@
                 <w:rFonts w:ascii="Century Schoolbook" w:hAnsi="Century Schoolbook"/>
               </w:rPr>
             </w:pPr>
+            <w:r>
+              <w:rPr>
+                <w:rFonts w:ascii="Century Schoolbook" w:hAnsi="Century Schoolbook" w:hint="eastAsia"/>
+              </w:rPr>
+              <w:t>5089</w:t>
+            </w:r>
           </w:p>
         </w:tc>
       </w:tr>
@@ -3038,6 +4278,12 @@
                 <w:rFonts w:ascii="Century Schoolbook" w:hAnsi="Century Schoolbook"/>
               </w:rPr>
             </w:pPr>
+            <w:r>
+              <w:rPr>
+                <w:rFonts w:ascii="Century Schoolbook" w:hAnsi="Century Schoolbook" w:hint="eastAsia"/>
+              </w:rPr>
+              <w:t>1491</w:t>
+            </w:r>
           </w:p>
         </w:tc>
       </w:tr>
@@ -3061,14 +4307,14 @@
         <w:rPr>
           <w:rFonts w:ascii="Century Schoolbook" w:hAnsi="Century Schoolbook"/>
         </w:rPr>
-        <w:t xml:space="preserve"> Yes / No </w:t>
-      </w:r>
-    </w:p>
-    <w:p>
-      <w:pPr>
-        <w:jc w:val="both"/>
-        <w:rPr>
-          <w:rFonts w:ascii="Century Schoolbook" w:hAnsi="Century Schoolbook"/>
+        <w:t xml:space="preserve"> Yes </w:t>
+      </w:r>
+    </w:p>
+    <w:p>
+      <w:pPr>
+        <w:jc w:val="both"/>
+        <w:rPr>
+          <w:rFonts w:ascii="Century Schoolbook" w:hAnsi="Century Schoolbook" w:hint="eastAsia"/>
         </w:rPr>
       </w:pPr>
       <w:r>
@@ -3085,6 +4331,24 @@
         </w:rPr>
         <w:t xml:space="preserve"> </w:t>
       </w:r>
+      <w:r>
+        <w:rPr>
+          <w:rFonts w:ascii="Century Schoolbook" w:hAnsi="Century Schoolbook" w:hint="eastAsia"/>
+        </w:rPr>
+        <w:t xml:space="preserve"> I asked it what </w:t>
+      </w:r>
+      <w:r>
+        <w:rPr>
+          <w:rFonts w:ascii="Century Schoolbook" w:hAnsi="Century Schoolbook"/>
+        </w:rPr>
+        <w:t>document frequency is</w:t>
+      </w:r>
+      <w:r>
+        <w:rPr>
+          <w:rFonts w:ascii="Century Schoolbook" w:hAnsi="Century Schoolbook" w:hint="eastAsia"/>
+        </w:rPr>
+        <w:t xml:space="preserve"> and let it polish the grammar of my answer.</w:t>
+      </w:r>
     </w:p>
     <w:p>
       <w:pPr>
@@ -3115,117 +4379,117 @@
           <w:rFonts w:ascii="Century Schoolbook" w:hAnsi="Century Schoolbook"/>
         </w:rPr>
       </w:pPr>
-    </w:p>
-    <w:p>
-      <w:pPr>
-        <w:jc w:val="both"/>
-        <w:rPr>
-          <w:rFonts w:ascii="Century Schoolbook" w:hAnsi="Century Schoolbook"/>
-        </w:rPr>
-      </w:pPr>
-    </w:p>
-    <w:p>
-      <w:pPr>
-        <w:jc w:val="both"/>
-        <w:rPr>
-          <w:rFonts w:ascii="Century Schoolbook" w:hAnsi="Century Schoolbook"/>
-        </w:rPr>
-      </w:pPr>
-    </w:p>
-    <w:p>
-      <w:pPr>
-        <w:jc w:val="both"/>
-        <w:rPr>
-          <w:rFonts w:ascii="Century Schoolbook" w:hAnsi="Century Schoolbook"/>
-        </w:rPr>
-      </w:pPr>
-    </w:p>
-    <w:p>
-      <w:pPr>
-        <w:jc w:val="both"/>
-        <w:rPr>
-          <w:rFonts w:ascii="Century Schoolbook" w:hAnsi="Century Schoolbook"/>
-        </w:rPr>
-      </w:pPr>
-    </w:p>
-    <w:p>
-      <w:pPr>
-        <w:jc w:val="both"/>
-        <w:rPr>
-          <w:rFonts w:ascii="Century Schoolbook" w:hAnsi="Century Schoolbook"/>
-        </w:rPr>
-      </w:pPr>
-    </w:p>
-    <w:p>
-      <w:pPr>
-        <w:jc w:val="both"/>
-        <w:rPr>
-          <w:rFonts w:ascii="Century Schoolbook" w:hAnsi="Century Schoolbook"/>
-        </w:rPr>
-      </w:pPr>
-    </w:p>
-    <w:p>
-      <w:pPr>
-        <w:jc w:val="both"/>
-        <w:rPr>
-          <w:rFonts w:ascii="Century Schoolbook" w:hAnsi="Century Schoolbook"/>
-        </w:rPr>
-      </w:pPr>
-    </w:p>
-    <w:p>
-      <w:pPr>
-        <w:jc w:val="both"/>
-        <w:rPr>
-          <w:rFonts w:ascii="Century Schoolbook" w:hAnsi="Century Schoolbook"/>
-        </w:rPr>
-      </w:pPr>
-    </w:p>
-    <w:p>
-      <w:pPr>
-        <w:jc w:val="both"/>
-        <w:rPr>
-          <w:rFonts w:ascii="Century Schoolbook" w:hAnsi="Century Schoolbook"/>
-        </w:rPr>
-      </w:pPr>
-    </w:p>
-    <w:p>
-      <w:pPr>
-        <w:jc w:val="both"/>
-        <w:rPr>
-          <w:rFonts w:ascii="Century Schoolbook" w:hAnsi="Century Schoolbook"/>
-        </w:rPr>
-      </w:pPr>
-    </w:p>
-    <w:p>
-      <w:pPr>
-        <w:jc w:val="both"/>
-        <w:rPr>
-          <w:rFonts w:ascii="Century Schoolbook" w:hAnsi="Century Schoolbook"/>
-        </w:rPr>
-      </w:pPr>
-    </w:p>
-    <w:p>
-      <w:pPr>
-        <w:jc w:val="both"/>
-        <w:rPr>
-          <w:rFonts w:ascii="Century Schoolbook" w:hAnsi="Century Schoolbook"/>
-        </w:rPr>
-      </w:pPr>
-    </w:p>
-    <w:p>
-      <w:pPr>
-        <w:jc w:val="both"/>
-        <w:rPr>
-          <w:rFonts w:ascii="Century Schoolbook" w:hAnsi="Century Schoolbook"/>
-        </w:rPr>
-      </w:pPr>
-      <w:r>
-        <w:rPr>
-          <w:rFonts w:ascii="Century Schoolbook" w:hAnsi="Century Schoolbook"/>
-        </w:rPr>
-        <w:lastRenderedPageBreak/>
+      <w:hyperlink r:id="rId11" w:history="1">
+        <w:r>
+          <w:rPr>
+            <w:rStyle w:val="af2"/>
+            <w:rFonts w:ascii="Century Schoolbook" w:hAnsi="Century Schoolbook"/>
+          </w:rPr>
+          <w:t>https://medium.com/willhanchen/%E8%87%AA%E7%84%B6%E8%AA%9E%E8%A8%80%E8%99%95%E7%90%86-%E6%A6%82%E5%BF%B5%E7%AF%87-%E6%8E%A2%E7%B4%A2tf-idf-%E9%97%9C%E6%96%BC%E8%A9%9E%E7%9A%84%E7%B5%B1%E8%A8%88%E8%88%87%E7%B4%A2%E5%BC%95%E9%9A%B1%E5%90%AB%E8%91%97%E4%BB%80%E9%BA%BC%E5%A5%A7%E7%A7%98%E5%91%A2-6e0079151d0a</w:t>
+        </w:r>
+      </w:hyperlink>
+    </w:p>
+    <w:p>
+      <w:pPr>
+        <w:jc w:val="both"/>
+        <w:rPr>
+          <w:rFonts w:ascii="Century Schoolbook" w:hAnsi="Century Schoolbook" w:hint="eastAsia"/>
+        </w:rPr>
+      </w:pPr>
+    </w:p>
+    <w:p>
+      <w:pPr>
+        <w:jc w:val="both"/>
+        <w:rPr>
+          <w:rFonts w:ascii="Century Schoolbook" w:hAnsi="Century Schoolbook"/>
+        </w:rPr>
+      </w:pPr>
+    </w:p>
+    <w:p>
+      <w:pPr>
+        <w:jc w:val="both"/>
+        <w:rPr>
+          <w:rFonts w:ascii="Century Schoolbook" w:hAnsi="Century Schoolbook"/>
+        </w:rPr>
+      </w:pPr>
+    </w:p>
+    <w:p>
+      <w:pPr>
+        <w:jc w:val="both"/>
+        <w:rPr>
+          <w:rFonts w:ascii="Century Schoolbook" w:hAnsi="Century Schoolbook"/>
+        </w:rPr>
+      </w:pPr>
+    </w:p>
+    <w:p>
+      <w:pPr>
+        <w:jc w:val="both"/>
+        <w:rPr>
+          <w:rFonts w:ascii="Century Schoolbook" w:hAnsi="Century Schoolbook"/>
+        </w:rPr>
+      </w:pPr>
+    </w:p>
+    <w:p>
+      <w:pPr>
+        <w:jc w:val="both"/>
+        <w:rPr>
+          <w:rFonts w:ascii="Century Schoolbook" w:hAnsi="Century Schoolbook"/>
+        </w:rPr>
+      </w:pPr>
+    </w:p>
+    <w:p>
+      <w:pPr>
+        <w:jc w:val="both"/>
+        <w:rPr>
+          <w:rFonts w:ascii="Century Schoolbook" w:hAnsi="Century Schoolbook"/>
+        </w:rPr>
+      </w:pPr>
+    </w:p>
+    <w:p>
+      <w:pPr>
+        <w:jc w:val="both"/>
+        <w:rPr>
+          <w:rFonts w:ascii="Century Schoolbook" w:hAnsi="Century Schoolbook"/>
+        </w:rPr>
+      </w:pPr>
+    </w:p>
+    <w:p>
+      <w:pPr>
+        <w:jc w:val="both"/>
+        <w:rPr>
+          <w:rFonts w:ascii="Century Schoolbook" w:hAnsi="Century Schoolbook"/>
+        </w:rPr>
+      </w:pPr>
+    </w:p>
+    <w:p>
+      <w:pPr>
+        <w:jc w:val="both"/>
+        <w:rPr>
+          <w:rFonts w:ascii="Century Schoolbook" w:hAnsi="Century Schoolbook"/>
+        </w:rPr>
+      </w:pPr>
+    </w:p>
+    <w:p>
+      <w:pPr>
+        <w:jc w:val="both"/>
+        <w:rPr>
+          <w:rFonts w:ascii="Century Schoolbook" w:hAnsi="Century Schoolbook"/>
+        </w:rPr>
+      </w:pPr>
+    </w:p>
+    <w:p>
+      <w:pPr>
+        <w:jc w:val="both"/>
+        <w:rPr>
+          <w:rFonts w:ascii="Century Schoolbook" w:hAnsi="Century Schoolbook"/>
+        </w:rPr>
+      </w:pPr>
+      <w:r>
+        <w:rPr>
+          <w:rFonts w:ascii="Century Schoolbook" w:hAnsi="Century Schoolbook"/>
+        </w:rPr>
         <w:pict w14:anchorId="3BE467AD">
-          <v:rect id="_x0000_i1032" style="width:0;height:1.5pt" o:hralign="center" o:hrstd="t" o:hr="t" fillcolor="#a0a0a0" stroked="f"/>
+          <v:rect id="_x0000_i1045" style="width:0;height:1.5pt" o:hralign="center" o:hrstd="t" o:hr="t" fillcolor="#a0a0a0" stroked="f"/>
         </w:pict>
       </w:r>
     </w:p>
@@ -3305,7 +4569,6 @@
         <w:t xml:space="preserve">Run the correlation filter against the binary indicator for the </w:t>
       </w:r>
       <w:proofErr w:type="spellStart"/>
-      <w:proofErr w:type="gramStart"/>
       <w:r>
         <w:rPr>
           <w:rFonts w:ascii="Century Schoolbook" w:hAnsi="Century Schoolbook"/>
@@ -3315,7 +4578,6 @@
         <w:t>comp.graphics</w:t>
       </w:r>
       <w:proofErr w:type="spellEnd"/>
-      <w:proofErr w:type="gramEnd"/>
       <w:r>
         <w:rPr>
           <w:rFonts w:ascii="Century Schoolbook" w:hAnsi="Century Schoolbook"/>
@@ -3373,10 +4635,10 @@
     </w:p>
     <w:p>
       <w:pPr>
-        <w:pStyle w:val="ListParagraph"/>
+        <w:pStyle w:val="a9"/>
         <w:numPr>
           <w:ilvl w:val="1"/>
-          <w:numId w:val="7"/>
+          <w:numId w:val="28"/>
         </w:numPr>
         <w:jc w:val="both"/>
         <w:rPr>
@@ -3392,10 +4654,10 @@
     </w:p>
     <w:p>
       <w:pPr>
-        <w:pStyle w:val="ListParagraph"/>
+        <w:pStyle w:val="a9"/>
         <w:numPr>
           <w:ilvl w:val="1"/>
-          <w:numId w:val="7"/>
+          <w:numId w:val="28"/>
         </w:numPr>
         <w:jc w:val="both"/>
         <w:rPr>
@@ -3439,10 +4701,10 @@
     </w:p>
     <w:p>
       <w:pPr>
-        <w:pStyle w:val="ListParagraph"/>
+        <w:pStyle w:val="a9"/>
         <w:numPr>
           <w:ilvl w:val="1"/>
-          <w:numId w:val="7"/>
+          <w:numId w:val="28"/>
         </w:numPr>
         <w:jc w:val="both"/>
         <w:rPr>
@@ -3489,6 +4751,8 @@
         <w:jc w:val="both"/>
         <w:rPr>
           <w:rFonts w:ascii="Century Schoolbook" w:hAnsi="Century Schoolbook"/>
+          <w:b/>
+          <w:bCs/>
         </w:rPr>
       </w:pPr>
       <w:r>
@@ -3505,6 +4769,387 @@
         <w:jc w:val="both"/>
         <w:rPr>
           <w:rFonts w:ascii="Century Schoolbook" w:hAnsi="Century Schoolbook"/>
+          <w:b/>
+          <w:bCs/>
+        </w:rPr>
+      </w:pPr>
+      <w:r>
+        <w:rPr>
+          <w:rFonts w:ascii="Century Schoolbook" w:hAnsi="Century Schoolbook"/>
+          <w:b/>
+          <w:bCs/>
+        </w:rPr>
+        <w:lastRenderedPageBreak/>
+        <w:drawing>
+          <wp:inline distT="0" distB="0" distL="0" distR="0" wp14:anchorId="6FBD6BA0" wp14:editId="50D6D6A1">
+            <wp:extent cx="2560542" cy="4618120"/>
+            <wp:effectExtent l="0" t="0" r="0" b="0"/>
+            <wp:docPr id="1532634828" name="圖片 1"/>
+            <wp:cNvGraphicFramePr>
+              <a:graphicFrameLocks xmlns:a="http://schemas.openxmlformats.org/drawingml/2006/main" noChangeAspect="1"/>
+            </wp:cNvGraphicFramePr>
+            <a:graphic xmlns:a="http://schemas.openxmlformats.org/drawingml/2006/main">
+              <a:graphicData uri="http://schemas.openxmlformats.org/drawingml/2006/picture">
+                <pic:pic xmlns:pic="http://schemas.openxmlformats.org/drawingml/2006/picture">
+                  <pic:nvPicPr>
+                    <pic:cNvPr id="1532634828" name=""/>
+                    <pic:cNvPicPr/>
+                  </pic:nvPicPr>
+                  <pic:blipFill>
+                    <a:blip r:embed="rId12"/>
+                    <a:stretch>
+                      <a:fillRect/>
+                    </a:stretch>
+                  </pic:blipFill>
+                  <pic:spPr>
+                    <a:xfrm>
+                      <a:off x="0" y="0"/>
+                      <a:ext cx="2560542" cy="4618120"/>
+                    </a:xfrm>
+                    <a:prstGeom prst="rect">
+                      <a:avLst/>
+                    </a:prstGeom>
+                  </pic:spPr>
+                </pic:pic>
+              </a:graphicData>
+            </a:graphic>
+          </wp:inline>
+        </w:drawing>
+      </w:r>
+      <w:r>
+        <w:rPr>
+          <w:noProof/>
+        </w:rPr>
+        <w:t xml:space="preserve"> </w:t>
+      </w:r>
+      <w:r>
+        <w:rPr>
+          <w:rFonts w:ascii="Century Schoolbook" w:hAnsi="Century Schoolbook"/>
+          <w:b/>
+          <w:bCs/>
+        </w:rPr>
+        <w:drawing>
+          <wp:inline distT="0" distB="0" distL="0" distR="0" wp14:anchorId="24BBAE88" wp14:editId="4F23573F">
+            <wp:extent cx="2667231" cy="4572396"/>
+            <wp:effectExtent l="0" t="0" r="0" b="0"/>
+            <wp:docPr id="1811907851" name="圖片 1"/>
+            <wp:cNvGraphicFramePr>
+              <a:graphicFrameLocks xmlns:a="http://schemas.openxmlformats.org/drawingml/2006/main" noChangeAspect="1"/>
+            </wp:cNvGraphicFramePr>
+            <a:graphic xmlns:a="http://schemas.openxmlformats.org/drawingml/2006/main">
+              <a:graphicData uri="http://schemas.openxmlformats.org/drawingml/2006/picture">
+                <pic:pic xmlns:pic="http://schemas.openxmlformats.org/drawingml/2006/picture">
+                  <pic:nvPicPr>
+                    <pic:cNvPr id="1811907851" name=""/>
+                    <pic:cNvPicPr/>
+                  </pic:nvPicPr>
+                  <pic:blipFill>
+                    <a:blip r:embed="rId13"/>
+                    <a:stretch>
+                      <a:fillRect/>
+                    </a:stretch>
+                  </pic:blipFill>
+                  <pic:spPr>
+                    <a:xfrm>
+                      <a:off x="0" y="0"/>
+                      <a:ext cx="2667231" cy="4572396"/>
+                    </a:xfrm>
+                    <a:prstGeom prst="rect">
+                      <a:avLst/>
+                    </a:prstGeom>
+                  </pic:spPr>
+                </pic:pic>
+              </a:graphicData>
+            </a:graphic>
+          </wp:inline>
+        </w:drawing>
+      </w:r>
+    </w:p>
+    <w:p>
+      <w:pPr>
+        <w:jc w:val="both"/>
+        <w:rPr>
+          <w:rFonts w:ascii="Century Schoolbook" w:hAnsi="Century Schoolbook"/>
+        </w:rPr>
+      </w:pPr>
+      <w:r>
+        <w:rPr>
+          <w:rFonts w:ascii="Century Schoolbook" w:hAnsi="Century Schoolbook" w:hint="eastAsia"/>
+        </w:rPr>
+        <w:t>1.</w:t>
+      </w:r>
+    </w:p>
+    <w:p>
+      <w:pPr>
+        <w:jc w:val="both"/>
+        <w:rPr>
+          <w:rFonts w:ascii="Century Schoolbook" w:hAnsi="Century Schoolbook"/>
+        </w:rPr>
+      </w:pPr>
+      <w:r>
+        <w:rPr>
+          <w:rFonts w:ascii="Century Schoolbook" w:hAnsi="Century Schoolbook" w:hint="eastAsia"/>
+        </w:rPr>
+        <w:t xml:space="preserve">Both </w:t>
+      </w:r>
+      <w:r>
+        <w:rPr>
+          <w:rFonts w:ascii="Century Schoolbook" w:hAnsi="Century Schoolbook"/>
+        </w:rPr>
+        <w:t>generic stop words</w:t>
+      </w:r>
+      <w:r>
+        <w:rPr>
+          <w:rFonts w:ascii="Century Schoolbook" w:hAnsi="Century Schoolbook" w:hint="eastAsia"/>
+        </w:rPr>
+        <w:t xml:space="preserve"> and </w:t>
+      </w:r>
+      <w:r>
+        <w:rPr>
+          <w:rFonts w:ascii="Century Schoolbook" w:hAnsi="Century Schoolbook"/>
+        </w:rPr>
+        <w:t>domain-specific graphics terminology appear in the top 15 for both methods.</w:t>
+      </w:r>
+      <w:r>
+        <w:rPr>
+          <w:rFonts w:ascii="Century Schoolbook" w:hAnsi="Century Schoolbook" w:hint="eastAsia"/>
+        </w:rPr>
+        <w:t xml:space="preserve"> </w:t>
+      </w:r>
+      <w:r>
+        <w:rPr>
+          <w:rFonts w:ascii="Century Schoolbook" w:hAnsi="Century Schoolbook"/>
+        </w:rPr>
+        <w:t xml:space="preserve">However, Pearson’s top ranks are dominated more by generic words (e.g., “thanks”, </w:t>
+      </w:r>
+      <w:r>
+        <w:rPr>
+          <w:rFonts w:ascii="Century Schoolbook" w:hAnsi="Century Schoolbook"/>
+        </w:rPr>
+        <w:t>“</w:t>
+      </w:r>
+      <w:r>
+        <w:rPr>
+          <w:rFonts w:ascii="Century Schoolbook" w:hAnsi="Century Schoolbook"/>
+        </w:rPr>
+        <w:t>writes</w:t>
+      </w:r>
+      <w:r>
+        <w:rPr>
+          <w:rFonts w:ascii="Century Schoolbook" w:hAnsi="Century Schoolbook"/>
+        </w:rPr>
+        <w:t>”</w:t>
+      </w:r>
+      <w:r>
+        <w:rPr>
+          <w:rFonts w:ascii="Century Schoolbook" w:hAnsi="Century Schoolbook"/>
+        </w:rPr>
+        <w:t>), while Spearman’s top ranks are dominated more by domain-specific terms (e.g., “graphics”, “image”).</w:t>
+      </w:r>
+    </w:p>
+    <w:p>
+      <w:pPr>
+        <w:jc w:val="both"/>
+        <w:rPr>
+          <w:rFonts w:ascii="Century Schoolbook" w:hAnsi="Century Schoolbook" w:hint="eastAsia"/>
+        </w:rPr>
+      </w:pPr>
+    </w:p>
+    <w:p>
+      <w:pPr>
+        <w:jc w:val="both"/>
+        <w:rPr>
+          <w:rFonts w:ascii="Century Schoolbook" w:hAnsi="Century Schoolbook"/>
+        </w:rPr>
+      </w:pPr>
+      <w:r>
+        <w:rPr>
+          <w:rFonts w:ascii="Century Schoolbook" w:hAnsi="Century Schoolbook" w:hint="eastAsia"/>
+        </w:rPr>
+        <w:t>2.</w:t>
+      </w:r>
+    </w:p>
+    <w:p>
+      <w:pPr>
+        <w:jc w:val="both"/>
+        <w:rPr>
+          <w:rFonts w:ascii="Century Schoolbook" w:hAnsi="Century Schoolbook"/>
+        </w:rPr>
+      </w:pPr>
+      <w:r>
+        <w:rPr>
+          <w:rFonts w:ascii="Century Schoolbook" w:hAnsi="Century Schoolbook"/>
+        </w:rPr>
+        <w:t>Pearson correlation measures the strength of a linear relationship between two variables, while Spearman correlation measures the strength of a monotonic relationship by assessing the consistency of their rank ordering.</w:t>
+      </w:r>
+    </w:p>
+    <w:p>
+      <w:pPr>
+        <w:jc w:val="both"/>
+        <w:rPr>
+          <w:rFonts w:ascii="Century Schoolbook" w:hAnsi="Century Schoolbook"/>
+        </w:rPr>
+      </w:pPr>
+    </w:p>
+    <w:p>
+      <w:pPr>
+        <w:jc w:val="both"/>
+        <w:rPr>
+          <w:rFonts w:ascii="Century Schoolbook" w:hAnsi="Century Schoolbook"/>
+        </w:rPr>
+      </w:pPr>
+      <w:r>
+        <w:rPr>
+          <w:rFonts w:ascii="Century Schoolbook" w:hAnsi="Century Schoolbook" w:hint="eastAsia"/>
+        </w:rPr>
+        <w:t>3.</w:t>
+      </w:r>
+    </w:p>
+    <w:p>
+      <w:pPr>
+        <w:jc w:val="both"/>
+        <w:rPr>
+          <w:rFonts w:ascii="Century Schoolbook" w:hAnsi="Century Schoolbook"/>
+          <w:b/>
+          <w:bCs/>
+        </w:rPr>
+      </w:pPr>
+      <w:r>
+        <w:rPr>
+          <w:rFonts w:ascii="Century Schoolbook" w:hAnsi="Century Schoolbook"/>
+        </w:rPr>
+        <w:t xml:space="preserve">The word “graphics” ranks 1 in Spearman but only </w:t>
+      </w:r>
+      <w:r>
+        <w:rPr>
+          <w:rFonts w:ascii="Century Schoolbook" w:hAnsi="Century Schoolbook" w:hint="eastAsia"/>
+        </w:rPr>
+        <w:t xml:space="preserve">rank </w:t>
+      </w:r>
+      <w:r>
+        <w:rPr>
+          <w:rFonts w:ascii="Century Schoolbook" w:hAnsi="Century Schoolbook"/>
+        </w:rPr>
+        <w:t xml:space="preserve">13 in Pearson. This is likely because </w:t>
+      </w:r>
+      <w:r>
+        <w:rPr>
+          <w:rFonts w:ascii="Century Schoolbook" w:hAnsi="Century Schoolbook" w:hint="eastAsia"/>
+        </w:rPr>
+        <w:t xml:space="preserve">the word </w:t>
+      </w:r>
+      <w:r>
+        <w:rPr>
+          <w:rFonts w:ascii="Century Schoolbook" w:hAnsi="Century Schoolbook"/>
+        </w:rPr>
+        <w:t>doesn’t</w:t>
+      </w:r>
+      <w:r>
+        <w:rPr>
+          <w:rFonts w:ascii="Century Schoolbook" w:hAnsi="Century Schoolbook" w:hint="eastAsia"/>
+        </w:rPr>
+        <w:t xml:space="preserve"> appear</w:t>
+      </w:r>
+      <w:r>
+        <w:rPr>
+          <w:rFonts w:ascii="Century Schoolbook" w:hAnsi="Century Schoolbook" w:hint="eastAsia"/>
+        </w:rPr>
+        <w:t xml:space="preserve"> evenly.</w:t>
+      </w:r>
+      <w:r>
+        <w:rPr>
+          <w:rFonts w:ascii="Century Schoolbook" w:hAnsi="Century Schoolbook"/>
+        </w:rPr>
+        <w:t xml:space="preserve"> </w:t>
+      </w:r>
+      <w:r>
+        <w:rPr>
+          <w:rFonts w:ascii="Century Schoolbook" w:hAnsi="Century Schoolbook" w:hint="eastAsia"/>
+        </w:rPr>
+        <w:t xml:space="preserve">Most </w:t>
+      </w:r>
+      <w:proofErr w:type="spellStart"/>
+      <w:r>
+        <w:rPr>
+          <w:rFonts w:ascii="Century Schoolbook" w:hAnsi="Century Schoolbook" w:hint="eastAsia"/>
+        </w:rPr>
+        <w:t>comp.graphics</w:t>
+      </w:r>
+      <w:proofErr w:type="spellEnd"/>
+      <w:r>
+        <w:rPr>
+          <w:rFonts w:ascii="Century Schoolbook" w:hAnsi="Century Schoolbook" w:hint="eastAsia"/>
+        </w:rPr>
+        <w:t xml:space="preserve"> articles may mention it once or twice, but some may mention it </w:t>
+      </w:r>
+      <w:r>
+        <w:rPr>
+          <w:rFonts w:ascii="Century Schoolbook" w:hAnsi="Century Schoolbook"/>
+        </w:rPr>
+        <w:t>many</w:t>
+      </w:r>
+      <w:r>
+        <w:rPr>
+          <w:rFonts w:ascii="Century Schoolbook" w:hAnsi="Century Schoolbook" w:hint="eastAsia"/>
+        </w:rPr>
+        <w:t xml:space="preserve"> times. Spearman only cares about the order, not the exact numbers. </w:t>
+      </w:r>
+      <w:r>
+        <w:rPr>
+          <w:rFonts w:ascii="Century Schoolbook" w:hAnsi="Century Schoolbook"/>
+        </w:rPr>
+        <w:t xml:space="preserve">The more it’s mentioned in </w:t>
+      </w:r>
+      <w:proofErr w:type="spellStart"/>
+      <w:r>
+        <w:rPr>
+          <w:rFonts w:ascii="Century Schoolbook" w:hAnsi="Century Schoolbook"/>
+        </w:rPr>
+        <w:t>comp.graphics</w:t>
+      </w:r>
+      <w:proofErr w:type="spellEnd"/>
+      <w:r>
+        <w:rPr>
+          <w:rFonts w:ascii="Century Schoolbook" w:hAnsi="Century Schoolbook"/>
+        </w:rPr>
+        <w:t xml:space="preserve"> articles, the higher it ranks in Spearman.</w:t>
+      </w:r>
+      <w:r>
+        <w:rPr>
+          <w:rFonts w:ascii="Century Schoolbook" w:hAnsi="Century Schoolbook" w:hint="eastAsia"/>
+        </w:rPr>
+        <w:t xml:space="preserve"> </w:t>
+      </w:r>
+      <w:r>
+        <w:rPr>
+          <w:rFonts w:ascii="Century Schoolbook" w:hAnsi="Century Schoolbook"/>
+        </w:rPr>
+        <w:t>But Pearson is sensitive to outliers (articles that mention it many times), so the uneven counts weaken its linear correlation.</w:t>
+      </w:r>
+      <w:r>
+        <w:rPr>
+          <w:rFonts w:ascii="Century Schoolbook" w:hAnsi="Century Schoolbook"/>
+          <w:b/>
+          <w:bCs/>
+        </w:rPr>
+        <w:t xml:space="preserve"> </w:t>
+      </w:r>
+    </w:p>
+    <w:p>
+      <w:pPr>
+        <w:jc w:val="both"/>
+        <w:rPr>
+          <w:rFonts w:ascii="Century Schoolbook" w:hAnsi="Century Schoolbook"/>
+          <w:b/>
+          <w:bCs/>
+        </w:rPr>
+      </w:pPr>
+    </w:p>
+    <w:p>
+      <w:pPr>
+        <w:jc w:val="both"/>
+        <w:rPr>
+          <w:rFonts w:ascii="Century Schoolbook" w:hAnsi="Century Schoolbook"/>
         </w:rPr>
       </w:pPr>
       <w:r>
@@ -3519,7 +5164,7 @@
         <w:rPr>
           <w:rFonts w:ascii="Century Schoolbook" w:hAnsi="Century Schoolbook"/>
         </w:rPr>
-        <w:t xml:space="preserve"> Yes / No </w:t>
+        <w:t xml:space="preserve"> Yes</w:t>
       </w:r>
     </w:p>
     <w:p>
@@ -3543,6 +5188,12 @@
         </w:rPr>
         <w:t xml:space="preserve"> </w:t>
       </w:r>
+      <w:r>
+        <w:rPr>
+          <w:rFonts w:ascii="Century Schoolbook" w:hAnsi="Century Schoolbook"/>
+        </w:rPr>
+        <w:t>I asked it about the principles of Spearman and Pearson, then asked it to polish the grammar of my answer.</w:t>
+      </w:r>
     </w:p>
     <w:p>
       <w:pPr>
@@ -3565,6 +5216,62 @@
         </w:rPr>
         <w:t xml:space="preserve"> </w:t>
       </w:r>
+    </w:p>
+    <w:p>
+      <w:pPr>
+        <w:jc w:val="both"/>
+        <w:rPr>
+          <w:rFonts w:ascii="Century Schoolbook" w:hAnsi="Century Schoolbook"/>
+        </w:rPr>
+      </w:pPr>
+      <w:hyperlink r:id="rId14" w:history="1">
+        <w:r>
+          <w:rPr>
+            <w:rStyle w:val="af2"/>
+            <w:rFonts w:ascii="Century Schoolbook" w:hAnsi="Century Schoolbook"/>
+          </w:rPr>
+          <w:t>https://flag-editors.medium.com/%E6%A9%9F%E5%99%A8%E5%AD%B8%E7%BF%92%E5%8B%95%E6%89%8B%E5%81%9Alesson-8-%E8%88%87%E8%81%B7%E5</w:t>
+        </w:r>
+        <w:r>
+          <w:rPr>
+            <w:rStyle w:val="af2"/>
+            <w:rFonts w:ascii="Century Schoolbook" w:hAnsi="Century Schoolbook"/>
+          </w:rPr>
+          <w:t>%</w:t>
+        </w:r>
+        <w:r>
+          <w:rPr>
+            <w:rStyle w:val="af2"/>
+            <w:rFonts w:ascii="Century Schoolbook" w:hAnsi="Century Schoolbook"/>
+          </w:rPr>
+          <w:t>A0%B4%E6%81%AF%E6%81%AF%E7%9B%B8%E9%97%9C%E7%9A%84pearson-spearman-kendall%E7%9B%B8%E9%97%9C%E4%BF%82%E6%95%B8-%E4%B8%8A%E7%AF%87-87c93d38f27e</w:t>
+        </w:r>
+      </w:hyperlink>
+    </w:p>
+    <w:p>
+      <w:pPr>
+        <w:jc w:val="both"/>
+        <w:rPr>
+          <w:rFonts w:ascii="Century Schoolbook" w:hAnsi="Century Schoolbook"/>
+        </w:rPr>
+      </w:pPr>
+      <w:hyperlink r:id="rId15" w:history="1">
+        <w:r>
+          <w:rPr>
+            <w:rStyle w:val="af2"/>
+            <w:rFonts w:ascii="Century Schoolbook" w:hAnsi="Century Schoolbook"/>
+          </w:rPr>
+          <w:t>https://en.wikipedia.org/wiki/Spearman%27s_rank_correlation_coefficient</w:t>
+        </w:r>
+      </w:hyperlink>
+    </w:p>
+    <w:p>
+      <w:pPr>
+        <w:jc w:val="both"/>
+        <w:rPr>
+          <w:rFonts w:ascii="Century Schoolbook" w:hAnsi="Century Schoolbook" w:hint="eastAsia"/>
+        </w:rPr>
+      </w:pPr>
     </w:p>
     <w:p>
       <w:pPr>
@@ -3657,23 +5364,13 @@
         </w:rPr>
         <w:t xml:space="preserve">In the Frequent Pattern Mining section, run </w:t>
       </w:r>
-      <w:proofErr w:type="gramStart"/>
-      <w:r>
-        <w:rPr>
-          <w:rFonts w:ascii="Century Schoolbook" w:hAnsi="Century Schoolbook"/>
-          <w:b/>
-          <w:bCs/>
-        </w:rPr>
-        <w:t>Top-K</w:t>
-      </w:r>
-      <w:proofErr w:type="gramEnd"/>
-      <w:r>
-        <w:rPr>
-          <w:rFonts w:ascii="Century Schoolbook" w:hAnsi="Century Schoolbook"/>
-          <w:b/>
-          <w:bCs/>
-        </w:rPr>
-        <w:t xml:space="preserve"> FAE</w:t>
+      <w:r>
+        <w:rPr>
+          <w:rFonts w:ascii="Century Schoolbook" w:hAnsi="Century Schoolbook"/>
+          <w:b/>
+          <w:bCs/>
+        </w:rPr>
+        <w:t>Top-K FAE</w:t>
       </w:r>
       <w:r>
         <w:rPr>
@@ -3841,23 +5538,13 @@
         </w:rPr>
         <w:t xml:space="preserve">How does the parameter k in </w:t>
       </w:r>
-      <w:proofErr w:type="gramStart"/>
-      <w:r>
-        <w:rPr>
-          <w:rFonts w:ascii="Century Schoolbook" w:hAnsi="Century Schoolbook"/>
-          <w:b/>
-          <w:bCs/>
-        </w:rPr>
-        <w:t>Top-K</w:t>
-      </w:r>
-      <w:proofErr w:type="gramEnd"/>
-      <w:r>
-        <w:rPr>
-          <w:rFonts w:ascii="Century Schoolbook" w:hAnsi="Century Schoolbook"/>
-          <w:b/>
-          <w:bCs/>
-        </w:rPr>
-        <w:t xml:space="preserve"> FAE</w:t>
+      <w:r>
+        <w:rPr>
+          <w:rFonts w:ascii="Century Schoolbook" w:hAnsi="Century Schoolbook"/>
+          <w:b/>
+          <w:bCs/>
+        </w:rPr>
+        <w:t>Top-K FAE</w:t>
       </w:r>
       <w:r>
         <w:rPr>
@@ -3919,37 +5606,288 @@
     </w:p>
     <w:p>
       <w:pPr>
-        <w:jc w:val="both"/>
-        <w:rPr>
-          <w:rFonts w:ascii="Century Schoolbook" w:hAnsi="Century Schoolbook"/>
-        </w:rPr>
-      </w:pPr>
-      <w:r>
-        <w:rPr>
-          <w:rFonts w:ascii="Century Schoolbook" w:hAnsi="Century Schoolbook"/>
-          <w:b/>
-          <w:bCs/>
-        </w:rPr>
-        <w:t>Answer (</w:t>
-      </w:r>
-      <w:proofErr w:type="gramStart"/>
-      <w:r>
-        <w:rPr>
-          <w:rFonts w:ascii="Century Schoolbook" w:hAnsi="Century Schoolbook"/>
-          <w:b/>
-          <w:bCs/>
-        </w:rPr>
-        <w:t>1) —</w:t>
-      </w:r>
-      <w:proofErr w:type="gramEnd"/>
-      <w:r>
-        <w:rPr>
-          <w:rFonts w:ascii="Century Schoolbook" w:hAnsi="Century Schoolbook"/>
-          <w:b/>
-          <w:bCs/>
-        </w:rPr>
-        <w:t xml:space="preserve"> Runtime and pattern count when lowering </w:t>
-      </w:r>
+        <w:spacing w:after="0"/>
+        <w:jc w:val="both"/>
+        <w:rPr>
+          <w:rFonts w:ascii="Century Schoolbook" w:hAnsi="Century Schoolbook"/>
+        </w:rPr>
+      </w:pPr>
+    </w:p>
+    <w:p>
+      <w:pPr>
+        <w:spacing w:after="0"/>
+        <w:jc w:val="both"/>
+        <w:rPr>
+          <w:rFonts w:ascii="Century Schoolbook" w:hAnsi="Century Schoolbook" w:hint="eastAsia"/>
+        </w:rPr>
+      </w:pPr>
+      <w:r>
+        <w:rPr>
+          <w:rFonts w:ascii="Century Schoolbook" w:hAnsi="Century Schoolbook"/>
+          <w:b/>
+          <w:bCs/>
+        </w:rPr>
+        <w:t>Top-K FAE</w:t>
+      </w:r>
+    </w:p>
+    <w:tbl>
+      <w:tblPr>
+        <w:tblStyle w:val="af4"/>
+        <w:tblW w:w="0" w:type="auto"/>
+        <w:tblLook w:val="04A0" w:firstRow="1" w:lastRow="0" w:firstColumn="1" w:lastColumn="0" w:noHBand="0" w:noVBand="1"/>
+      </w:tblPr>
+      <w:tblGrid>
+        <w:gridCol w:w="1271"/>
+        <w:gridCol w:w="2669"/>
+        <w:gridCol w:w="5076"/>
+      </w:tblGrid>
+      <w:tr>
+        <w:tc>
+          <w:tcPr>
+            <w:tcW w:w="1271" w:type="dxa"/>
+          </w:tcPr>
+          <w:p>
+            <w:pPr>
+              <w:jc w:val="both"/>
+              <w:rPr>
+                <w:rFonts w:ascii="Century Schoolbook" w:hAnsi="Century Schoolbook" w:hint="eastAsia"/>
+              </w:rPr>
+            </w:pPr>
+            <w:r>
+              <w:rPr>
+                <w:rFonts w:ascii="Century Schoolbook" w:hAnsi="Century Schoolbook" w:hint="eastAsia"/>
+                <w:b/>
+                <w:bCs/>
+              </w:rPr>
+              <w:t>k</w:t>
+            </w:r>
+          </w:p>
+        </w:tc>
+        <w:tc>
+          <w:tcPr>
+            <w:tcW w:w="2669" w:type="dxa"/>
+          </w:tcPr>
+          <w:p>
+            <w:pPr>
+              <w:jc w:val="both"/>
+              <w:rPr>
+                <w:rFonts w:ascii="Century Schoolbook" w:hAnsi="Century Schoolbook"/>
+                <w:b/>
+                <w:bCs/>
+              </w:rPr>
+            </w:pPr>
+            <w:r>
+              <w:rPr>
+                <w:rFonts w:ascii="Century Schoolbook" w:hAnsi="Century Schoolbook"/>
+                <w:b/>
+                <w:bCs/>
+              </w:rPr>
+              <w:t>runtime</w:t>
+            </w:r>
+          </w:p>
+        </w:tc>
+        <w:tc>
+          <w:tcPr>
+            <w:tcW w:w="5076" w:type="dxa"/>
+          </w:tcPr>
+          <w:p>
+            <w:pPr>
+              <w:jc w:val="both"/>
+              <w:rPr>
+                <w:rFonts w:ascii="Century Schoolbook" w:hAnsi="Century Schoolbook" w:hint="eastAsia"/>
+                <w:b/>
+                <w:bCs/>
+              </w:rPr>
+            </w:pPr>
+            <w:r>
+              <w:rPr>
+                <w:rFonts w:ascii="Century Schoolbook" w:hAnsi="Century Schoolbook" w:hint="eastAsia"/>
+                <w:b/>
+                <w:bCs/>
+              </w:rPr>
+              <w:t>the last one</w:t>
+            </w:r>
+          </w:p>
+        </w:tc>
+      </w:tr>
+      <w:tr>
+        <w:tc>
+          <w:tcPr>
+            <w:tcW w:w="1271" w:type="dxa"/>
+          </w:tcPr>
+          <w:p>
+            <w:pPr>
+              <w:jc w:val="both"/>
+              <w:rPr>
+                <w:rFonts w:ascii="Century Schoolbook" w:hAnsi="Century Schoolbook"/>
+              </w:rPr>
+            </w:pPr>
+            <w:r>
+              <w:rPr>
+                <w:rFonts w:ascii="Century Schoolbook" w:hAnsi="Century Schoolbook" w:hint="eastAsia"/>
+              </w:rPr>
+              <w:t>100</w:t>
+            </w:r>
+          </w:p>
+        </w:tc>
+        <w:tc>
+          <w:tcPr>
+            <w:tcW w:w="2669" w:type="dxa"/>
+          </w:tcPr>
+          <w:p>
+            <w:pPr>
+              <w:jc w:val="both"/>
+              <w:rPr>
+                <w:rFonts w:ascii="Century Schoolbook" w:hAnsi="Century Schoolbook"/>
+              </w:rPr>
+            </w:pPr>
+            <w:r>
+              <w:rPr>
+                <w:rFonts w:ascii="Century Schoolbook" w:hAnsi="Century Schoolbook"/>
+              </w:rPr>
+              <w:t>0.11851143836975098</w:t>
+            </w:r>
+          </w:p>
+        </w:tc>
+        <w:tc>
+          <w:tcPr>
+            <w:tcW w:w="5076" w:type="dxa"/>
+          </w:tcPr>
+          <w:p>
+            <w:pPr>
+              <w:jc w:val="both"/>
+              <w:rPr>
+                <w:rFonts w:ascii="Century Schoolbook" w:hAnsi="Century Schoolbook" w:hint="eastAsia"/>
+              </w:rPr>
+            </w:pPr>
+            <w:r>
+              <w:rPr>
+                <w:rFonts w:ascii="Century Schoolbook" w:hAnsi="Century Schoolbook"/>
+              </w:rPr>
+              <w:t xml:space="preserve">99 sea </w:t>
+            </w:r>
+            <w:proofErr w:type="spellStart"/>
+            <w:r>
+              <w:rPr>
+                <w:rFonts w:ascii="Century Schoolbook" w:hAnsi="Century Schoolbook"/>
+              </w:rPr>
+              <w:t>bronx</w:t>
+            </w:r>
+            <w:proofErr w:type="spellEnd"/>
+            <w:r>
+              <w:rPr>
+                <w:rFonts w:ascii="Century Schoolbook" w:hAnsi="Century Schoolbook"/>
+              </w:rPr>
+              <w:t xml:space="preserve"> 21</w:t>
+            </w:r>
+          </w:p>
+        </w:tc>
+      </w:tr>
+      <w:tr>
+        <w:tc>
+          <w:tcPr>
+            <w:tcW w:w="1271" w:type="dxa"/>
+          </w:tcPr>
+          <w:p>
+            <w:pPr>
+              <w:jc w:val="both"/>
+              <w:rPr>
+                <w:rFonts w:ascii="Century Schoolbook" w:hAnsi="Century Schoolbook"/>
+              </w:rPr>
+            </w:pPr>
+            <w:r>
+              <w:rPr>
+                <w:rFonts w:ascii="Century Schoolbook" w:hAnsi="Century Schoolbook" w:hint="eastAsia"/>
+              </w:rPr>
+              <w:t>500</w:t>
+            </w:r>
+          </w:p>
+        </w:tc>
+        <w:tc>
+          <w:tcPr>
+            <w:tcW w:w="2669" w:type="dxa"/>
+          </w:tcPr>
+          <w:p>
+            <w:pPr>
+              <w:jc w:val="both"/>
+              <w:rPr>
+                <w:rFonts w:ascii="Century Schoolbook" w:hAnsi="Century Schoolbook"/>
+              </w:rPr>
+            </w:pPr>
+            <w:r>
+              <w:rPr>
+                <w:rFonts w:ascii="Century Schoolbook" w:hAnsi="Century Schoolbook"/>
+              </w:rPr>
+              <w:t>0.322674036026001</w:t>
+            </w:r>
+          </w:p>
+        </w:tc>
+        <w:tc>
+          <w:tcPr>
+            <w:tcW w:w="5076" w:type="dxa"/>
+          </w:tcPr>
+          <w:p>
+            <w:pPr>
+              <w:jc w:val="both"/>
+              <w:rPr>
+                <w:rFonts w:ascii="Century Schoolbook" w:hAnsi="Century Schoolbook"/>
+              </w:rPr>
+            </w:pPr>
+            <w:r>
+              <w:rPr>
+                <w:rFonts w:ascii="Century Schoolbook" w:hAnsi="Century Schoolbook"/>
+              </w:rPr>
+              <w:t xml:space="preserve">499 sank queens </w:t>
+            </w:r>
+            <w:proofErr w:type="spellStart"/>
+            <w:r>
+              <w:rPr>
+                <w:rFonts w:ascii="Century Schoolbook" w:hAnsi="Century Schoolbook"/>
+              </w:rPr>
+              <w:t>manhattan</w:t>
+            </w:r>
+            <w:proofErr w:type="spellEnd"/>
+            <w:r>
+              <w:rPr>
+                <w:rFonts w:ascii="Century Schoolbook" w:hAnsi="Century Schoolbook"/>
+              </w:rPr>
+              <w:t xml:space="preserve"> blew </w:t>
+            </w:r>
+            <w:proofErr w:type="spellStart"/>
+            <w:r>
+              <w:rPr>
+                <w:rFonts w:ascii="Century Schoolbook" w:hAnsi="Century Schoolbook"/>
+              </w:rPr>
+              <w:t>beaverton</w:t>
+            </w:r>
+            <w:proofErr w:type="spellEnd"/>
+            <w:r>
+              <w:rPr>
+                <w:rFonts w:ascii="Century Schoolbook" w:hAnsi="Century Schoolbook"/>
+              </w:rPr>
+              <w:t xml:space="preserve"> 16</w:t>
+            </w:r>
+          </w:p>
+        </w:tc>
+      </w:tr>
+    </w:tbl>
+    <w:p>
+      <w:pPr>
+        <w:spacing w:after="0"/>
+        <w:jc w:val="both"/>
+        <w:rPr>
+          <w:rFonts w:ascii="Century Schoolbook" w:hAnsi="Century Schoolbook"/>
+        </w:rPr>
+      </w:pPr>
+    </w:p>
+    <w:p>
+      <w:pPr>
+        <w:spacing w:after="0"/>
+        <w:jc w:val="both"/>
+        <w:rPr>
+          <w:rFonts w:ascii="Century Schoolbook" w:hAnsi="Century Schoolbook" w:hint="eastAsia"/>
+        </w:rPr>
+      </w:pPr>
       <w:proofErr w:type="spellStart"/>
       <w:r>
         <w:rPr>
@@ -3957,6 +5895,244 @@
           <w:b/>
           <w:bCs/>
         </w:rPr>
+        <w:t>MaxFPGrowth</w:t>
+      </w:r>
+      <w:proofErr w:type="spellEnd"/>
+    </w:p>
+    <w:tbl>
+      <w:tblPr>
+        <w:tblStyle w:val="af4"/>
+        <w:tblW w:w="0" w:type="auto"/>
+        <w:tblLook w:val="04A0" w:firstRow="1" w:lastRow="0" w:firstColumn="1" w:lastColumn="0" w:noHBand="0" w:noVBand="1"/>
+      </w:tblPr>
+      <w:tblGrid>
+        <w:gridCol w:w="1271"/>
+        <w:gridCol w:w="2604"/>
+        <w:gridCol w:w="5141"/>
+      </w:tblGrid>
+      <w:tr>
+        <w:tc>
+          <w:tcPr>
+            <w:tcW w:w="1271" w:type="dxa"/>
+          </w:tcPr>
+          <w:p>
+            <w:pPr>
+              <w:jc w:val="both"/>
+              <w:rPr>
+                <w:rFonts w:ascii="Century Schoolbook" w:hAnsi="Century Schoolbook"/>
+              </w:rPr>
+            </w:pPr>
+            <w:proofErr w:type="spellStart"/>
+            <w:r>
+              <w:rPr>
+                <w:rFonts w:ascii="Century Schoolbook" w:hAnsi="Century Schoolbook"/>
+                <w:b/>
+                <w:bCs/>
+              </w:rPr>
+              <w:t>minSup</w:t>
+            </w:r>
+            <w:proofErr w:type="spellEnd"/>
+          </w:p>
+        </w:tc>
+        <w:tc>
+          <w:tcPr>
+            <w:tcW w:w="2604" w:type="dxa"/>
+          </w:tcPr>
+          <w:p>
+            <w:pPr>
+              <w:jc w:val="both"/>
+              <w:rPr>
+                <w:rFonts w:ascii="Century Schoolbook" w:hAnsi="Century Schoolbook"/>
+                <w:b/>
+                <w:bCs/>
+              </w:rPr>
+            </w:pPr>
+            <w:r>
+              <w:rPr>
+                <w:rFonts w:ascii="Century Schoolbook" w:hAnsi="Century Schoolbook"/>
+                <w:b/>
+                <w:bCs/>
+              </w:rPr>
+              <w:t>runtime</w:t>
+            </w:r>
+          </w:p>
+        </w:tc>
+        <w:tc>
+          <w:tcPr>
+            <w:tcW w:w="5141" w:type="dxa"/>
+          </w:tcPr>
+          <w:p>
+            <w:pPr>
+              <w:jc w:val="both"/>
+              <w:rPr>
+                <w:rFonts w:ascii="Century Schoolbook" w:hAnsi="Century Schoolbook"/>
+                <w:b/>
+                <w:bCs/>
+              </w:rPr>
+            </w:pPr>
+            <w:r>
+              <w:rPr>
+                <w:rFonts w:ascii="Century Schoolbook" w:hAnsi="Century Schoolbook"/>
+                <w:b/>
+                <w:bCs/>
+              </w:rPr>
+              <w:t>total number of discovered patterns</w:t>
+            </w:r>
+          </w:p>
+        </w:tc>
+      </w:tr>
+      <w:tr>
+        <w:tc>
+          <w:tcPr>
+            <w:tcW w:w="1271" w:type="dxa"/>
+          </w:tcPr>
+          <w:p>
+            <w:pPr>
+              <w:jc w:val="both"/>
+              <w:rPr>
+                <w:rFonts w:ascii="Century Schoolbook" w:hAnsi="Century Schoolbook"/>
+              </w:rPr>
+            </w:pPr>
+            <w:r>
+              <w:rPr>
+                <w:rFonts w:ascii="Century Schoolbook" w:hAnsi="Century Schoolbook"/>
+              </w:rPr>
+              <w:t>9</w:t>
+            </w:r>
+          </w:p>
+        </w:tc>
+        <w:tc>
+          <w:tcPr>
+            <w:tcW w:w="2604" w:type="dxa"/>
+          </w:tcPr>
+          <w:p>
+            <w:pPr>
+              <w:jc w:val="both"/>
+              <w:rPr>
+                <w:rFonts w:ascii="Century Schoolbook" w:hAnsi="Century Schoolbook"/>
+              </w:rPr>
+            </w:pPr>
+            <w:r>
+              <w:rPr>
+                <w:rFonts w:ascii="Century Schoolbook" w:hAnsi="Century Schoolbook"/>
+              </w:rPr>
+              <w:t>0.1752614974975586</w:t>
+            </w:r>
+          </w:p>
+        </w:tc>
+        <w:tc>
+          <w:tcPr>
+            <w:tcW w:w="5141" w:type="dxa"/>
+          </w:tcPr>
+          <w:p>
+            <w:pPr>
+              <w:jc w:val="both"/>
+              <w:rPr>
+                <w:rFonts w:ascii="Century Schoolbook" w:hAnsi="Century Schoolbook"/>
+              </w:rPr>
+            </w:pPr>
+            <w:r>
+              <w:rPr>
+                <w:rFonts w:ascii="Century Schoolbook" w:hAnsi="Century Schoolbook"/>
+              </w:rPr>
+              <w:t>710</w:t>
+            </w:r>
+          </w:p>
+        </w:tc>
+      </w:tr>
+      <w:tr>
+        <w:tc>
+          <w:tcPr>
+            <w:tcW w:w="1271" w:type="dxa"/>
+          </w:tcPr>
+          <w:p>
+            <w:pPr>
+              <w:jc w:val="both"/>
+              <w:rPr>
+                <w:rFonts w:ascii="Century Schoolbook" w:hAnsi="Century Schoolbook"/>
+              </w:rPr>
+            </w:pPr>
+            <w:r>
+              <w:rPr>
+                <w:rFonts w:ascii="Century Schoolbook" w:hAnsi="Century Schoolbook"/>
+              </w:rPr>
+              <w:t>3</w:t>
+            </w:r>
+          </w:p>
+        </w:tc>
+        <w:tc>
+          <w:tcPr>
+            <w:tcW w:w="2604" w:type="dxa"/>
+          </w:tcPr>
+          <w:p>
+            <w:pPr>
+              <w:jc w:val="both"/>
+              <w:rPr>
+                <w:rFonts w:ascii="Century Schoolbook" w:hAnsi="Century Schoolbook"/>
+              </w:rPr>
+            </w:pPr>
+            <w:r>
+              <w:rPr>
+                <w:rFonts w:ascii="Century Schoolbook" w:hAnsi="Century Schoolbook"/>
+              </w:rPr>
+              <w:t>3.784578323364258</w:t>
+            </w:r>
+          </w:p>
+        </w:tc>
+        <w:tc>
+          <w:tcPr>
+            <w:tcW w:w="5141" w:type="dxa"/>
+          </w:tcPr>
+          <w:p>
+            <w:pPr>
+              <w:jc w:val="both"/>
+              <w:rPr>
+                <w:rFonts w:ascii="Century Schoolbook" w:hAnsi="Century Schoolbook"/>
+              </w:rPr>
+            </w:pPr>
+            <w:r>
+              <w:rPr>
+                <w:rFonts w:ascii="Century Schoolbook" w:hAnsi="Century Schoolbook"/>
+              </w:rPr>
+              <w:t>9547</w:t>
+            </w:r>
+          </w:p>
+        </w:tc>
+      </w:tr>
+    </w:tbl>
+    <w:p>
+      <w:pPr>
+        <w:spacing w:after="0"/>
+        <w:jc w:val="both"/>
+        <w:rPr>
+          <w:rFonts w:ascii="Century Schoolbook" w:hAnsi="Century Schoolbook" w:hint="eastAsia"/>
+        </w:rPr>
+      </w:pPr>
+    </w:p>
+    <w:p>
+      <w:pPr>
+        <w:jc w:val="both"/>
+        <w:rPr>
+          <w:rFonts w:ascii="Century Schoolbook" w:hAnsi="Century Schoolbook" w:hint="eastAsia"/>
+          <w:b/>
+          <w:bCs/>
+        </w:rPr>
+      </w:pPr>
+      <w:r>
+        <w:rPr>
+          <w:rFonts w:ascii="Century Schoolbook" w:hAnsi="Century Schoolbook"/>
+          <w:b/>
+          <w:bCs/>
+        </w:rPr>
+        <w:t xml:space="preserve">Answer (1) — Runtime and pattern count when lowering </w:t>
+      </w:r>
+      <w:proofErr w:type="spellStart"/>
+      <w:r>
+        <w:rPr>
+          <w:rFonts w:ascii="Century Schoolbook" w:hAnsi="Century Schoolbook"/>
+          <w:b/>
+          <w:bCs/>
+        </w:rPr>
         <w:t>minSup</w:t>
       </w:r>
       <w:proofErr w:type="spellEnd"/>
@@ -3979,33 +6155,94 @@
       <w:r>
         <w:rPr>
           <w:rFonts w:ascii="Century Schoolbook" w:hAnsi="Century Schoolbook"/>
-          <w:b/>
-          <w:bCs/>
-        </w:rPr>
-        <w:t>Answer (</w:t>
-      </w:r>
-      <w:proofErr w:type="gramStart"/>
-      <w:r>
-        <w:rPr>
-          <w:rFonts w:ascii="Century Schoolbook" w:hAnsi="Century Schoolbook"/>
-          <w:b/>
-          <w:bCs/>
-        </w:rPr>
-        <w:t>2) —</w:t>
-      </w:r>
-      <w:proofErr w:type="gramEnd"/>
-      <w:r>
-        <w:rPr>
-          <w:rFonts w:ascii="Century Schoolbook" w:hAnsi="Century Schoolbook"/>
-          <w:b/>
-          <w:bCs/>
-        </w:rPr>
-        <w:t xml:space="preserve"> Top-K k vs </w:t>
+        </w:rPr>
+        <w:t xml:space="preserve">When we decrease </w:t>
       </w:r>
       <w:proofErr w:type="spellStart"/>
       <w:r>
         <w:rPr>
           <w:rFonts w:ascii="Century Schoolbook" w:hAnsi="Century Schoolbook"/>
+        </w:rPr>
+        <w:t>minSup</w:t>
+      </w:r>
+      <w:proofErr w:type="spellEnd"/>
+      <w:r>
+        <w:rPr>
+          <w:rFonts w:ascii="Century Schoolbook" w:hAnsi="Century Schoolbook"/>
+        </w:rPr>
+        <w:t xml:space="preserve"> from 9 to 3, the execution runtime increases from 0.175 to 3.785, and the total number of discovered patterns increases from 710 to 9547.</w:t>
+      </w:r>
+    </w:p>
+    <w:p>
+      <w:pPr>
+        <w:jc w:val="both"/>
+        <w:rPr>
+          <w:rFonts w:ascii="Century Schoolbook" w:hAnsi="Century Schoolbook" w:hint="eastAsia"/>
+        </w:rPr>
+      </w:pPr>
+      <w:r>
+        <w:rPr>
+          <w:rFonts w:ascii="Century Schoolbook" w:hAnsi="Century Schoolbook" w:hint="eastAsia"/>
+        </w:rPr>
+        <w:lastRenderedPageBreak/>
+        <w:t xml:space="preserve">So the runtime and total number of patterns increase when the </w:t>
+      </w:r>
+      <w:proofErr w:type="spellStart"/>
+      <w:r>
+        <w:rPr>
+          <w:rFonts w:ascii="Century Schoolbook" w:hAnsi="Century Schoolbook" w:hint="eastAsia"/>
+        </w:rPr>
+        <w:t>minSup</w:t>
+      </w:r>
+      <w:proofErr w:type="spellEnd"/>
+      <w:r>
+        <w:rPr>
+          <w:rFonts w:ascii="Century Schoolbook" w:hAnsi="Century Schoolbook" w:hint="eastAsia"/>
+        </w:rPr>
+        <w:t xml:space="preserve"> decrease</w:t>
+      </w:r>
+      <w:r>
+        <w:rPr>
+          <w:rFonts w:ascii="Century Schoolbook" w:hAnsi="Century Schoolbook" w:hint="eastAsia"/>
+        </w:rPr>
+        <w:t>s</w:t>
+      </w:r>
+      <w:r>
+        <w:rPr>
+          <w:rFonts w:ascii="Century Schoolbook" w:hAnsi="Century Schoolbook" w:hint="eastAsia"/>
+        </w:rPr>
+        <w:t>.</w:t>
+      </w:r>
+    </w:p>
+    <w:p>
+      <w:pPr>
+        <w:jc w:val="both"/>
+        <w:rPr>
+          <w:rFonts w:ascii="Century Schoolbook" w:hAnsi="Century Schoolbook" w:hint="eastAsia"/>
+        </w:rPr>
+      </w:pPr>
+    </w:p>
+    <w:p>
+      <w:pPr>
+        <w:jc w:val="both"/>
+        <w:rPr>
+          <w:rFonts w:ascii="Century Schoolbook" w:hAnsi="Century Schoolbook"/>
+          <w:b/>
+          <w:bCs/>
+        </w:rPr>
+      </w:pPr>
+      <w:r>
+        <w:rPr>
+          <w:rFonts w:ascii="Century Schoolbook" w:hAnsi="Century Schoolbook"/>
+          <w:b/>
+          <w:bCs/>
+        </w:rPr>
+        <w:t xml:space="preserve">Answer (2) — Top-K k vs </w:t>
+      </w:r>
+      <w:proofErr w:type="spellStart"/>
+      <w:r>
+        <w:rPr>
+          <w:rFonts w:ascii="Century Schoolbook" w:hAnsi="Century Schoolbook"/>
           <w:b/>
           <w:bCs/>
         </w:rPr>
@@ -4049,29 +6286,85 @@
       <w:r>
         <w:rPr>
           <w:rFonts w:ascii="Century Schoolbook" w:hAnsi="Century Schoolbook"/>
-          <w:b/>
-          <w:bCs/>
-        </w:rPr>
-        <w:t>Answer (</w:t>
-      </w:r>
-      <w:proofErr w:type="gramStart"/>
-      <w:r>
-        <w:rPr>
-          <w:rFonts w:ascii="Century Schoolbook" w:hAnsi="Century Schoolbook"/>
-          <w:b/>
-          <w:bCs/>
-        </w:rPr>
-        <w:t>3) —</w:t>
-      </w:r>
-      <w:proofErr w:type="gramEnd"/>
-      <w:r>
-        <w:rPr>
-          <w:rFonts w:ascii="Century Schoolbook" w:hAnsi="Century Schoolbook"/>
-          <w:b/>
-          <w:bCs/>
-        </w:rPr>
-        <w:t xml:space="preserve"> Maximal vs standard frequent patterns:</w:t>
-      </w:r>
+        </w:rPr>
+        <w:t xml:space="preserve">The parameter k determines how many patterns to extract, regardless of their frequency. </w:t>
+      </w:r>
+      <w:proofErr w:type="spellStart"/>
+      <w:r>
+        <w:rPr>
+          <w:rFonts w:ascii="Century Schoolbook" w:hAnsi="Century Schoolbook"/>
+        </w:rPr>
+        <w:t>minSup</w:t>
+      </w:r>
+      <w:proofErr w:type="spellEnd"/>
+      <w:r>
+        <w:rPr>
+          <w:rFonts w:ascii="Century Schoolbook" w:hAnsi="Century Schoolbook"/>
+        </w:rPr>
+        <w:t>, on the other hand, sets a frequency threshold, regardless of how many patterns end up passing it.</w:t>
+      </w:r>
+    </w:p>
+    <w:p>
+      <w:pPr>
+        <w:jc w:val="both"/>
+        <w:rPr>
+          <w:rFonts w:ascii="Century Schoolbook" w:hAnsi="Century Schoolbook" w:hint="eastAsia"/>
+        </w:rPr>
+      </w:pPr>
+    </w:p>
+    <w:p>
+      <w:pPr>
+        <w:jc w:val="both"/>
+        <w:rPr>
+          <w:rFonts w:ascii="Century Schoolbook" w:hAnsi="Century Schoolbook"/>
+          <w:b/>
+          <w:bCs/>
+        </w:rPr>
+      </w:pPr>
+      <w:r>
+        <w:rPr>
+          <w:rFonts w:ascii="Century Schoolbook" w:hAnsi="Century Schoolbook"/>
+          <w:b/>
+          <w:bCs/>
+        </w:rPr>
+        <w:t>Answer (3) — Maximal vs standard frequent patterns:</w:t>
+      </w:r>
+    </w:p>
+    <w:p>
+      <w:pPr>
+        <w:jc w:val="both"/>
+        <w:rPr>
+          <w:rFonts w:ascii="Century Schoolbook" w:hAnsi="Century Schoolbook"/>
+        </w:rPr>
+      </w:pPr>
+      <w:r>
+        <w:rPr>
+          <w:rFonts w:ascii="Century Schoolbook" w:hAnsi="Century Schoolbook"/>
+        </w:rPr>
+        <w:t xml:space="preserve">Because maximal frequent patterns only keep the largest </w:t>
+      </w:r>
+      <w:proofErr w:type="spellStart"/>
+      <w:r>
+        <w:rPr>
+          <w:rFonts w:ascii="Century Schoolbook" w:hAnsi="Century Schoolbook"/>
+        </w:rPr>
+        <w:t>itemsets</w:t>
+      </w:r>
+      <w:proofErr w:type="spellEnd"/>
+      <w:r>
+        <w:rPr>
+          <w:rFonts w:ascii="Century Schoolbook" w:hAnsi="Century Schoolbook"/>
+        </w:rPr>
+        <w:t xml:space="preserve"> and discard all their subsets, the total count is much smaller than standard frequent patterns, which keep every subset as well.</w:t>
+      </w:r>
+    </w:p>
+    <w:p>
+      <w:pPr>
+        <w:jc w:val="both"/>
+        <w:rPr>
+          <w:rFonts w:ascii="Century Schoolbook" w:hAnsi="Century Schoolbook" w:hint="eastAsia"/>
+        </w:rPr>
+      </w:pPr>
     </w:p>
     <w:p>
       <w:pPr>
@@ -4092,14 +6385,14 @@
         <w:rPr>
           <w:rFonts w:ascii="Century Schoolbook" w:hAnsi="Century Schoolbook"/>
         </w:rPr>
-        <w:t xml:space="preserve"> Yes / No </w:t>
-      </w:r>
-    </w:p>
-    <w:p>
-      <w:pPr>
-        <w:jc w:val="both"/>
-        <w:rPr>
-          <w:rFonts w:ascii="Century Schoolbook" w:hAnsi="Century Schoolbook"/>
+        <w:t xml:space="preserve"> Yes</w:t>
+      </w:r>
+    </w:p>
+    <w:p>
+      <w:pPr>
+        <w:jc w:val="both"/>
+        <w:rPr>
+          <w:rFonts w:ascii="Century Schoolbook" w:hAnsi="Century Schoolbook" w:hint="eastAsia"/>
         </w:rPr>
       </w:pPr>
       <w:r>
@@ -4116,6 +6409,12 @@
         </w:rPr>
         <w:t xml:space="preserve"> </w:t>
       </w:r>
+      <w:r>
+        <w:rPr>
+          <w:rFonts w:ascii="Century Schoolbook" w:hAnsi="Century Schoolbook"/>
+        </w:rPr>
+        <w:t>Discussed the content of Section 5.4, summarized key points, had it explain maximal vs. standard frequent patterns, and corrected the grammar of my answers.</w:t>
+      </w:r>
     </w:p>
     <w:p>
       <w:pPr>
@@ -4138,6 +6437,31 @@
         </w:rPr>
         <w:t xml:space="preserve"> </w:t>
       </w:r>
+    </w:p>
+    <w:p>
+      <w:pPr>
+        <w:jc w:val="both"/>
+        <w:rPr>
+          <w:rFonts w:ascii="Century Schoolbook" w:hAnsi="Century Schoolbook"/>
+        </w:rPr>
+      </w:pPr>
+      <w:hyperlink r:id="rId16" w:history="1">
+        <w:r>
+          <w:rPr>
+            <w:rStyle w:val="af2"/>
+            <w:rFonts w:ascii="Century Schoolbook" w:hAnsi="Century Schoolbook"/>
+          </w:rPr>
+          <w:t>https://www.geeksforgeeks.org/data-science/frequent-item-set-in-data-set-association-rule-mining/</w:t>
+        </w:r>
+      </w:hyperlink>
+    </w:p>
+    <w:p>
+      <w:pPr>
+        <w:jc w:val="both"/>
+        <w:rPr>
+          <w:rFonts w:ascii="Century Schoolbook" w:hAnsi="Century Schoolbook" w:hint="eastAsia"/>
+        </w:rPr>
+      </w:pPr>
     </w:p>
     <w:p>
       <w:pPr>
@@ -4170,7 +6494,6 @@
           <w:b/>
           <w:bCs/>
         </w:rPr>
-        <w:lastRenderedPageBreak/>
         <w:t>Question 8: Dimensionality Reduction — Motivation</w:t>
       </w:r>
     </w:p>
@@ -4254,7 +6577,7 @@
     </w:p>
     <w:p>
       <w:pPr>
-        <w:pStyle w:val="ListParagraph"/>
+        <w:pStyle w:val="a9"/>
         <w:numPr>
           <w:ilvl w:val="0"/>
           <w:numId w:val="20"/>
@@ -4289,7 +6612,7 @@
     </w:p>
     <w:p>
       <w:pPr>
-        <w:pStyle w:val="ListParagraph"/>
+        <w:pStyle w:val="a9"/>
         <w:numPr>
           <w:ilvl w:val="0"/>
           <w:numId w:val="20"/>
@@ -4311,6 +6634,8 @@
         <w:jc w:val="both"/>
         <w:rPr>
           <w:rFonts w:ascii="Century Schoolbook" w:hAnsi="Century Schoolbook"/>
+          <w:b/>
+          <w:bCs/>
         </w:rPr>
       </w:pPr>
       <w:r>
@@ -4331,6 +6656,158 @@
       </w:pPr>
       <w:r>
         <w:rPr>
+          <w:rFonts w:ascii="Century Schoolbook" w:hAnsi="Century Schoolbook" w:hint="eastAsia"/>
+        </w:rPr>
+        <w:t xml:space="preserve">1. </w:t>
+      </w:r>
+    </w:p>
+    <w:p>
+      <w:pPr>
+        <w:jc w:val="both"/>
+        <w:rPr>
+          <w:rFonts w:ascii="Century Schoolbook" w:hAnsi="Century Schoolbook"/>
+        </w:rPr>
+      </w:pPr>
+      <w:r>
+        <w:rPr>
+          <w:rFonts w:ascii="Century Schoolbook" w:hAnsi="Century Schoolbook"/>
+        </w:rPr>
+        <w:t>Mathematically, in high-dimensional space, data becomes very sparse, causing the distances between data points</w:t>
+      </w:r>
+      <w:r>
+        <w:rPr>
+          <w:rFonts w:ascii="Century Schoolbook" w:hAnsi="Century Schoolbook" w:hint="eastAsia"/>
+        </w:rPr>
+        <w:t xml:space="preserve"> </w:t>
+      </w:r>
+      <w:r>
+        <w:rPr>
+          <w:rFonts w:ascii="Century Schoolbook" w:hAnsi="Century Schoolbook"/>
+        </w:rPr>
+        <w:t>to become</w:t>
+      </w:r>
+      <w:r>
+        <w:rPr>
+          <w:rFonts w:ascii="Century Schoolbook" w:hAnsi="Century Schoolbook" w:hint="eastAsia"/>
+        </w:rPr>
+        <w:t xml:space="preserve"> </w:t>
+      </w:r>
+      <w:r>
+        <w:rPr>
+          <w:rFonts w:ascii="Century Schoolbook" w:hAnsi="Century Schoolbook"/>
+        </w:rPr>
+        <w:t>nearly identical</w:t>
+      </w:r>
+      <w:r>
+        <w:rPr>
+          <w:rFonts w:ascii="Century Schoolbook" w:hAnsi="Century Schoolbook" w:hint="eastAsia"/>
+        </w:rPr>
+        <w:t xml:space="preserve">, which makes it </w:t>
+      </w:r>
+      <w:r>
+        <w:rPr>
+          <w:rFonts w:ascii="Century Schoolbook" w:hAnsi="Century Schoolbook"/>
+        </w:rPr>
+        <w:t xml:space="preserve">impossible to meaningfully group them by distance. </w:t>
+      </w:r>
+    </w:p>
+    <w:p>
+      <w:pPr>
+        <w:jc w:val="both"/>
+        <w:rPr>
+          <w:rFonts w:ascii="Century Schoolbook" w:hAnsi="Century Schoolbook"/>
+        </w:rPr>
+      </w:pPr>
+      <w:r>
+        <w:rPr>
+          <w:rFonts w:ascii="Century Schoolbook" w:hAnsi="Century Schoolbook"/>
+        </w:rPr>
+        <w:t xml:space="preserve">Visually, humans can only perceive two or three </w:t>
+      </w:r>
+      <w:r>
+        <w:rPr>
+          <w:rFonts w:ascii="Century Schoolbook" w:hAnsi="Century Schoolbook"/>
+        </w:rPr>
+        <w:t>dimensions</w:t>
+      </w:r>
+      <w:r>
+        <w:rPr>
+          <w:rFonts w:ascii="Century Schoolbook" w:hAnsi="Century Schoolbook"/>
+        </w:rPr>
+        <w:t>.</w:t>
+      </w:r>
+    </w:p>
+    <w:p>
+      <w:pPr>
+        <w:jc w:val="both"/>
+        <w:rPr>
+          <w:rFonts w:ascii="Century Schoolbook" w:hAnsi="Century Schoolbook" w:hint="eastAsia"/>
+        </w:rPr>
+      </w:pPr>
+    </w:p>
+    <w:p>
+      <w:pPr>
+        <w:jc w:val="both"/>
+        <w:rPr>
+          <w:rFonts w:ascii="Century Schoolbook" w:hAnsi="Century Schoolbook"/>
+        </w:rPr>
+      </w:pPr>
+      <w:r>
+        <w:rPr>
+          <w:rFonts w:ascii="Century Schoolbook" w:hAnsi="Century Schoolbook" w:hint="eastAsia"/>
+        </w:rPr>
+        <w:t xml:space="preserve">2. </w:t>
+      </w:r>
+    </w:p>
+    <w:p>
+      <w:pPr>
+        <w:jc w:val="both"/>
+        <w:rPr>
+          <w:rFonts w:ascii="Century Schoolbook" w:hAnsi="Century Schoolbook" w:hint="eastAsia"/>
+        </w:rPr>
+      </w:pPr>
+      <w:r>
+        <w:rPr>
+          <w:rFonts w:ascii="Century Schoolbook" w:hAnsi="Century Schoolbook"/>
+        </w:rPr>
+        <w:t xml:space="preserve">Dimensionality </w:t>
+      </w:r>
+      <w:r>
+        <w:rPr>
+          <w:rFonts w:ascii="Century Schoolbook" w:hAnsi="Century Schoolbook" w:hint="eastAsia"/>
+        </w:rPr>
+        <w:t>r</w:t>
+      </w:r>
+      <w:r>
+        <w:rPr>
+          <w:rFonts w:ascii="Century Schoolbook" w:hAnsi="Century Schoolbook"/>
+        </w:rPr>
+        <w:t>eduction</w:t>
+      </w:r>
+      <w:r>
+        <w:rPr>
+          <w:rFonts w:ascii="Century Schoolbook" w:hAnsi="Century Schoolbook" w:hint="eastAsia"/>
+        </w:rPr>
+        <w:t xml:space="preserve"> algorithms like PCA, t-SNE or UMAP should be applied first.</w:t>
+      </w:r>
+    </w:p>
+    <w:p>
+      <w:pPr>
+        <w:jc w:val="both"/>
+        <w:rPr>
+          <w:rFonts w:ascii="Century Schoolbook" w:hAnsi="Century Schoolbook" w:hint="eastAsia"/>
+        </w:rPr>
+      </w:pPr>
+    </w:p>
+    <w:p>
+      <w:pPr>
+        <w:jc w:val="both"/>
+        <w:rPr>
+          <w:rFonts w:ascii="Century Schoolbook" w:hAnsi="Century Schoolbook" w:hint="eastAsia"/>
+        </w:rPr>
+      </w:pPr>
+      <w:r>
+        <w:rPr>
           <w:rFonts w:ascii="Century Schoolbook" w:hAnsi="Century Schoolbook"/>
           <w:b/>
           <w:bCs/>
@@ -4341,14 +6818,14 @@
         <w:rPr>
           <w:rFonts w:ascii="Century Schoolbook" w:hAnsi="Century Schoolbook"/>
         </w:rPr>
-        <w:t xml:space="preserve"> Yes / No </w:t>
-      </w:r>
-    </w:p>
-    <w:p>
-      <w:pPr>
-        <w:jc w:val="both"/>
-        <w:rPr>
-          <w:rFonts w:ascii="Century Schoolbook" w:hAnsi="Century Schoolbook"/>
+        <w:t xml:space="preserve"> Yes</w:t>
+      </w:r>
+    </w:p>
+    <w:p>
+      <w:pPr>
+        <w:jc w:val="both"/>
+        <w:rPr>
+          <w:rFonts w:ascii="Century Schoolbook" w:hAnsi="Century Schoolbook" w:hint="eastAsia"/>
         </w:rPr>
       </w:pPr>
       <w:r>
@@ -4365,6 +6842,24 @@
         </w:rPr>
         <w:t xml:space="preserve"> </w:t>
       </w:r>
+      <w:r>
+        <w:rPr>
+          <w:rFonts w:ascii="Century Schoolbook" w:hAnsi="Century Schoolbook" w:hint="eastAsia"/>
+        </w:rPr>
+        <w:t xml:space="preserve">Had it </w:t>
+      </w:r>
+      <w:r>
+        <w:rPr>
+          <w:rFonts w:ascii="Century Schoolbook" w:hAnsi="Century Schoolbook"/>
+        </w:rPr>
+        <w:t>corrected the grammar of my answers</w:t>
+      </w:r>
+      <w:r>
+        <w:rPr>
+          <w:rFonts w:ascii="Century Schoolbook" w:hAnsi="Century Schoolbook" w:hint="eastAsia"/>
+        </w:rPr>
+        <w:t>.</w:t>
+      </w:r>
     </w:p>
     <w:p>
       <w:pPr>
@@ -4387,6 +6882,39 @@
         </w:rPr>
         <w:t xml:space="preserve"> </w:t>
       </w:r>
+    </w:p>
+    <w:p>
+      <w:pPr>
+        <w:jc w:val="both"/>
+        <w:rPr>
+          <w:rFonts w:ascii="Century Schoolbook" w:hAnsi="Century Schoolbook"/>
+        </w:rPr>
+      </w:pPr>
+      <w:hyperlink r:id="rId17" w:history="1">
+        <w:r>
+          <w:rPr>
+            <w:rStyle w:val="af2"/>
+            <w:rFonts w:ascii="Century Schoolbook" w:hAnsi="Century Schoolbook"/>
+          </w:rPr>
+          <w:t>https://biostatsquid.com/pca-umap-tsne-comparison/</w:t>
+        </w:r>
+      </w:hyperlink>
+    </w:p>
+    <w:p>
+      <w:pPr>
+        <w:jc w:val="both"/>
+        <w:rPr>
+          <w:rFonts w:ascii="Century Schoolbook" w:hAnsi="Century Schoolbook" w:hint="eastAsia"/>
+        </w:rPr>
+      </w:pPr>
+    </w:p>
+    <w:p>
+      <w:pPr>
+        <w:jc w:val="both"/>
+        <w:rPr>
+          <w:rFonts w:ascii="Century Schoolbook" w:hAnsi="Century Schoolbook"/>
+        </w:rPr>
+      </w:pPr>
     </w:p>
     <w:p>
       <w:pPr>
@@ -4536,7 +7064,7 @@
     </w:p>
     <w:p>
       <w:pPr>
-        <w:pStyle w:val="ListParagraph"/>
+        <w:pStyle w:val="a9"/>
         <w:numPr>
           <w:ilvl w:val="0"/>
           <w:numId w:val="21"/>
@@ -4569,7 +7097,7 @@
     </w:p>
     <w:p>
       <w:pPr>
-        <w:pStyle w:val="ListParagraph"/>
+        <w:pStyle w:val="a9"/>
         <w:numPr>
           <w:ilvl w:val="0"/>
           <w:numId w:val="21"/>
@@ -4630,7 +7158,7 @@
     </w:p>
     <w:p>
       <w:pPr>
-        <w:pStyle w:val="ListParagraph"/>
+        <w:pStyle w:val="a9"/>
         <w:numPr>
           <w:ilvl w:val="0"/>
           <w:numId w:val="21"/>
@@ -4666,6 +7194,8 @@
         <w:jc w:val="both"/>
         <w:rPr>
           <w:rFonts w:ascii="Century Schoolbook" w:hAnsi="Century Schoolbook"/>
+          <w:b/>
+          <w:bCs/>
         </w:rPr>
       </w:pPr>
       <w:r>
@@ -4686,6 +7216,127 @@
       </w:pPr>
       <w:r>
         <w:rPr>
+          <w:rFonts w:ascii="Century Schoolbook" w:hAnsi="Century Schoolbook" w:hint="eastAsia"/>
+        </w:rPr>
+        <w:t>1.</w:t>
+      </w:r>
+    </w:p>
+    <w:p>
+      <w:pPr>
+        <w:jc w:val="both"/>
+        <w:rPr>
+          <w:rFonts w:ascii="Century Schoolbook" w:hAnsi="Century Schoolbook"/>
+        </w:rPr>
+      </w:pPr>
+      <w:r>
+        <w:rPr>
+          <w:rFonts w:ascii="Century Schoolbook" w:hAnsi="Century Schoolbook"/>
+        </w:rPr>
+        <w:t>UMAP shows distinct, separated cluster islands. t-SNE has some points overlapping around the center. PCA shows the heaviest overlap, with nearly all points clustered so tightly that they look like a single point.</w:t>
+      </w:r>
+    </w:p>
+    <w:p>
+      <w:pPr>
+        <w:jc w:val="both"/>
+        <w:rPr>
+          <w:rFonts w:ascii="Century Schoolbook" w:hAnsi="Century Schoolbook"/>
+        </w:rPr>
+      </w:pPr>
+    </w:p>
+    <w:p>
+      <w:pPr>
+        <w:jc w:val="both"/>
+        <w:rPr>
+          <w:rFonts w:ascii="Century Schoolbook" w:hAnsi="Century Schoolbook"/>
+        </w:rPr>
+      </w:pPr>
+      <w:r>
+        <w:rPr>
+          <w:rFonts w:ascii="Century Schoolbook" w:hAnsi="Century Schoolbook" w:hint="eastAsia"/>
+        </w:rPr>
+        <w:t>2.</w:t>
+      </w:r>
+    </w:p>
+    <w:p>
+      <w:pPr>
+        <w:jc w:val="both"/>
+        <w:rPr>
+          <w:rFonts w:ascii="Century Schoolbook" w:hAnsi="Century Schoolbook"/>
+        </w:rPr>
+      </w:pPr>
+      <w:r>
+        <w:rPr>
+          <w:rFonts w:ascii="Century Schoolbook" w:hAnsi="Century Schoolbook"/>
+        </w:rPr>
+        <w:t>Because high-dimensional data often doesn’t have a linear structure, and PCA is a linear dimensionality reduction technique, it is less effective at capturing non-linear relationships</w:t>
+      </w:r>
+      <w:r>
+        <w:rPr>
+          <w:rFonts w:ascii="Century Schoolbook" w:hAnsi="Century Schoolbook" w:hint="eastAsia"/>
+        </w:rPr>
+        <w:t xml:space="preserve"> and </w:t>
+      </w:r>
+      <w:r>
+        <w:rPr>
+          <w:rFonts w:ascii="Century Schoolbook" w:hAnsi="Century Schoolbook"/>
+        </w:rPr>
+        <w:t>easily influenced by outliers.</w:t>
+      </w:r>
+    </w:p>
+    <w:p>
+      <w:pPr>
+        <w:jc w:val="both"/>
+        <w:rPr>
+          <w:rFonts w:ascii="Century Schoolbook" w:hAnsi="Century Schoolbook"/>
+        </w:rPr>
+      </w:pPr>
+    </w:p>
+    <w:p>
+      <w:pPr>
+        <w:jc w:val="both"/>
+        <w:rPr>
+          <w:rFonts w:ascii="Century Schoolbook" w:hAnsi="Century Schoolbook"/>
+        </w:rPr>
+      </w:pPr>
+      <w:r>
+        <w:rPr>
+          <w:rFonts w:ascii="Century Schoolbook" w:hAnsi="Century Schoolbook" w:hint="eastAsia"/>
+        </w:rPr>
+        <w:t>3.</w:t>
+      </w:r>
+    </w:p>
+    <w:p>
+      <w:pPr>
+        <w:jc w:val="both"/>
+        <w:rPr>
+          <w:rFonts w:ascii="Century Schoolbook" w:hAnsi="Century Schoolbook"/>
+        </w:rPr>
+      </w:pPr>
+      <w:r>
+        <w:rPr>
+          <w:rFonts w:ascii="Century Schoolbook" w:hAnsi="Century Schoolbook"/>
+        </w:rPr>
+        <w:lastRenderedPageBreak/>
+        <w:t>t-SNE distorts distances in order to preserve the local structure between data points, so the distance between clusters in a t-SNE plot cannot be used to judge how different those clusters actually are.</w:t>
+      </w:r>
+    </w:p>
+    <w:p>
+      <w:pPr>
+        <w:jc w:val="both"/>
+        <w:rPr>
+          <w:rFonts w:ascii="Century Schoolbook" w:hAnsi="Century Schoolbook" w:hint="eastAsia"/>
+        </w:rPr>
+      </w:pPr>
+    </w:p>
+    <w:p>
+      <w:pPr>
+        <w:jc w:val="both"/>
+        <w:rPr>
+          <w:rFonts w:ascii="Century Schoolbook" w:hAnsi="Century Schoolbook"/>
+        </w:rPr>
+      </w:pPr>
+      <w:r>
+        <w:rPr>
           <w:rFonts w:ascii="Century Schoolbook" w:hAnsi="Century Schoolbook"/>
           <w:b/>
           <w:bCs/>
@@ -4696,7 +7347,7 @@
         <w:rPr>
           <w:rFonts w:ascii="Century Schoolbook" w:hAnsi="Century Schoolbook"/>
         </w:rPr>
-        <w:t xml:space="preserve"> Yes / No </w:t>
+        <w:t xml:space="preserve"> Yes</w:t>
       </w:r>
     </w:p>
     <w:p>
@@ -4720,6 +7371,12 @@
         </w:rPr>
         <w:t xml:space="preserve"> </w:t>
       </w:r>
+      <w:r>
+        <w:rPr>
+          <w:rFonts w:ascii="Century Schoolbook" w:hAnsi="Century Schoolbook"/>
+        </w:rPr>
+        <w:t>Explained the principles of PCA, t-SNE, and UMAP, and corrected grammar.</w:t>
+      </w:r>
     </w:p>
     <w:p>
       <w:pPr>
@@ -4750,51 +7407,67 @@
           <w:rFonts w:ascii="Century Schoolbook" w:hAnsi="Century Schoolbook"/>
         </w:rPr>
       </w:pPr>
-    </w:p>
-    <w:p>
-      <w:pPr>
-        <w:jc w:val="both"/>
-        <w:rPr>
-          <w:rFonts w:ascii="Century Schoolbook" w:hAnsi="Century Schoolbook"/>
-        </w:rPr>
-      </w:pPr>
-    </w:p>
-    <w:p>
-      <w:pPr>
-        <w:jc w:val="both"/>
-        <w:rPr>
-          <w:rFonts w:ascii="Century Schoolbook" w:hAnsi="Century Schoolbook"/>
-        </w:rPr>
-      </w:pPr>
-    </w:p>
-    <w:p>
-      <w:pPr>
-        <w:jc w:val="both"/>
-        <w:rPr>
-          <w:rFonts w:ascii="Century Schoolbook" w:hAnsi="Century Schoolbook"/>
-        </w:rPr>
-      </w:pPr>
-    </w:p>
-    <w:p>
-      <w:pPr>
-        <w:jc w:val="both"/>
-        <w:rPr>
-          <w:rFonts w:ascii="Century Schoolbook" w:hAnsi="Century Schoolbook"/>
-        </w:rPr>
-      </w:pPr>
-    </w:p>
-    <w:p>
-      <w:pPr>
-        <w:jc w:val="both"/>
-        <w:rPr>
-          <w:rFonts w:ascii="Century Schoolbook" w:hAnsi="Century Schoolbook"/>
-        </w:rPr>
-      </w:pPr>
-      <w:r>
-        <w:rPr>
-          <w:rFonts w:ascii="Century Schoolbook" w:hAnsi="Century Schoolbook"/>
-        </w:rPr>
-        <w:lastRenderedPageBreak/>
+      <w:hyperlink r:id="rId18" w:history="1">
+        <w:r>
+          <w:rPr>
+            <w:rStyle w:val="af2"/>
+            <w:rFonts w:ascii="Century Schoolbook" w:hAnsi="Century Schoolbook"/>
+          </w:rPr>
+          <w:t>https://www.kaggle.com/code/samuelcortinhas/intro-to-pca-t-sne-umap</w:t>
+        </w:r>
+      </w:hyperlink>
+    </w:p>
+    <w:p>
+      <w:pPr>
+        <w:jc w:val="both"/>
+        <w:rPr>
+          <w:rFonts w:ascii="Century Schoolbook" w:hAnsi="Century Schoolbook" w:hint="eastAsia"/>
+        </w:rPr>
+      </w:pPr>
+    </w:p>
+    <w:p>
+      <w:pPr>
+        <w:jc w:val="both"/>
+        <w:rPr>
+          <w:rFonts w:ascii="Century Schoolbook" w:hAnsi="Century Schoolbook"/>
+        </w:rPr>
+      </w:pPr>
+    </w:p>
+    <w:p>
+      <w:pPr>
+        <w:jc w:val="both"/>
+        <w:rPr>
+          <w:rFonts w:ascii="Century Schoolbook" w:hAnsi="Century Schoolbook"/>
+        </w:rPr>
+      </w:pPr>
+    </w:p>
+    <w:p>
+      <w:pPr>
+        <w:jc w:val="both"/>
+        <w:rPr>
+          <w:rFonts w:ascii="Century Schoolbook" w:hAnsi="Century Schoolbook"/>
+        </w:rPr>
+      </w:pPr>
+    </w:p>
+    <w:p>
+      <w:pPr>
+        <w:jc w:val="both"/>
+        <w:rPr>
+          <w:rFonts w:ascii="Century Schoolbook" w:hAnsi="Century Schoolbook"/>
+        </w:rPr>
+      </w:pPr>
+    </w:p>
+    <w:p>
+      <w:pPr>
+        <w:jc w:val="both"/>
+        <w:rPr>
+          <w:rFonts w:ascii="Century Schoolbook" w:hAnsi="Century Schoolbook"/>
+        </w:rPr>
+      </w:pPr>
+      <w:r>
+        <w:rPr>
+          <w:rFonts w:ascii="Century Schoolbook" w:hAnsi="Century Schoolbook"/>
+        </w:rPr>
         <w:pict w14:anchorId="3E56138F">
           <v:rect id="_x0000_i1036" style="width:0;height:1.5pt" o:hralign="center" o:hrstd="t" o:hr="t" fillcolor="#a0a0a0" stroked="f"/>
         </w:pict>
@@ -4912,7 +7585,7 @@
     </w:p>
     <w:p>
       <w:pPr>
-        <w:pStyle w:val="ListParagraph"/>
+        <w:pStyle w:val="a9"/>
         <w:numPr>
           <w:ilvl w:val="0"/>
           <w:numId w:val="23"/>
@@ -4931,7 +7604,7 @@
     </w:p>
     <w:p>
       <w:pPr>
-        <w:pStyle w:val="ListParagraph"/>
+        <w:pStyle w:val="a9"/>
         <w:numPr>
           <w:ilvl w:val="0"/>
           <w:numId w:val="23"/>
@@ -4964,7 +7637,7 @@
     </w:p>
     <w:p>
       <w:pPr>
-        <w:pStyle w:val="ListParagraph"/>
+        <w:pStyle w:val="a9"/>
         <w:numPr>
           <w:ilvl w:val="0"/>
           <w:numId w:val="23"/>
@@ -4983,18 +7656,20 @@
     </w:p>
     <w:p>
       <w:pPr>
-        <w:pStyle w:val="ListParagraph"/>
-        <w:jc w:val="both"/>
-        <w:rPr>
-          <w:rFonts w:ascii="Century Schoolbook" w:hAnsi="Century Schoolbook"/>
-        </w:rPr>
-      </w:pPr>
-    </w:p>
-    <w:p>
-      <w:pPr>
-        <w:jc w:val="both"/>
-        <w:rPr>
-          <w:rFonts w:ascii="Century Schoolbook" w:hAnsi="Century Schoolbook"/>
+        <w:pStyle w:val="a9"/>
+        <w:jc w:val="both"/>
+        <w:rPr>
+          <w:rFonts w:ascii="Century Schoolbook" w:hAnsi="Century Schoolbook"/>
+        </w:rPr>
+      </w:pPr>
+    </w:p>
+    <w:p>
+      <w:pPr>
+        <w:jc w:val="both"/>
+        <w:rPr>
+          <w:rFonts w:ascii="Century Schoolbook" w:hAnsi="Century Schoolbook"/>
+          <w:b/>
+          <w:bCs/>
         </w:rPr>
       </w:pPr>
       <w:r>
@@ -5015,6 +7690,150 @@
       </w:pPr>
       <w:r>
         <w:rPr>
+          <w:rFonts w:ascii="Century Schoolbook" w:hAnsi="Century Schoolbook" w:hint="eastAsia"/>
+        </w:rPr>
+        <w:t>1.</w:t>
+      </w:r>
+    </w:p>
+    <w:p>
+      <w:pPr>
+        <w:jc w:val="both"/>
+        <w:rPr>
+          <w:rFonts w:ascii="Century Schoolbook" w:hAnsi="Century Schoolbook"/>
+        </w:rPr>
+      </w:pPr>
+      <w:r>
+        <w:rPr>
+          <w:rFonts w:ascii="Century Schoolbook" w:hAnsi="Century Schoolbook" w:hint="eastAsia"/>
+        </w:rPr>
+        <w:t>4 columns are created to represent the 4 categories.</w:t>
+      </w:r>
+    </w:p>
+    <w:p>
+      <w:pPr>
+        <w:jc w:val="both"/>
+        <w:rPr>
+          <w:rFonts w:ascii="Century Schoolbook" w:hAnsi="Century Schoolbook" w:hint="eastAsia"/>
+        </w:rPr>
+      </w:pPr>
+    </w:p>
+    <w:p>
+      <w:pPr>
+        <w:jc w:val="both"/>
+        <w:rPr>
+          <w:rFonts w:ascii="Century Schoolbook" w:hAnsi="Century Schoolbook"/>
+        </w:rPr>
+      </w:pPr>
+      <w:r>
+        <w:rPr>
+          <w:rFonts w:ascii="Century Schoolbook" w:hAnsi="Century Schoolbook" w:hint="eastAsia"/>
+        </w:rPr>
+        <w:t>2.</w:t>
+      </w:r>
+    </w:p>
+    <w:p>
+      <w:pPr>
+        <w:jc w:val="both"/>
+        <w:rPr>
+          <w:rFonts w:ascii="Century Schoolbook" w:hAnsi="Century Schoolbook"/>
+        </w:rPr>
+      </w:pPr>
+      <w:r>
+        <w:rPr>
+          <w:rFonts w:ascii="Century Schoolbook" w:hAnsi="Century Schoolbook"/>
+        </w:rPr>
+        <w:t>The algorithm might mistakenly assume that categories with closer numbers are more similar, while categories with larger numerical differences are less similar</w:t>
+      </w:r>
+      <w:r>
+        <w:rPr>
+          <w:rFonts w:ascii="Century Schoolbook" w:hAnsi="Century Schoolbook" w:hint="eastAsia"/>
+        </w:rPr>
+        <w:t>.</w:t>
+      </w:r>
+    </w:p>
+    <w:p>
+      <w:pPr>
+        <w:jc w:val="both"/>
+        <w:rPr>
+          <w:rFonts w:ascii="Century Schoolbook" w:hAnsi="Century Schoolbook"/>
+        </w:rPr>
+      </w:pPr>
+      <w:r>
+        <w:rPr>
+          <w:rFonts w:ascii="Century Schoolbook" w:hAnsi="Century Schoolbook" w:hint="eastAsia"/>
+        </w:rPr>
+        <w:t>For example,</w:t>
+      </w:r>
+      <w:r>
+        <w:t xml:space="preserve"> </w:t>
+      </w:r>
+      <w:r>
+        <w:rPr>
+          <w:rFonts w:ascii="Century Schoolbook" w:hAnsi="Century Schoolbook"/>
+        </w:rPr>
+        <w:t>it might treat category 0 and 1 as more similar than category 0 and 3.</w:t>
+      </w:r>
+    </w:p>
+    <w:p>
+      <w:pPr>
+        <w:jc w:val="both"/>
+        <w:rPr>
+          <w:rFonts w:ascii="Century Schoolbook" w:hAnsi="Century Schoolbook" w:hint="eastAsia"/>
+        </w:rPr>
+      </w:pPr>
+    </w:p>
+    <w:p>
+      <w:pPr>
+        <w:jc w:val="both"/>
+        <w:rPr>
+          <w:rFonts w:ascii="Century Schoolbook" w:hAnsi="Century Schoolbook"/>
+        </w:rPr>
+      </w:pPr>
+      <w:r>
+        <w:rPr>
+          <w:rFonts w:ascii="Century Schoolbook" w:hAnsi="Century Schoolbook" w:hint="eastAsia"/>
+        </w:rPr>
+        <w:lastRenderedPageBreak/>
+        <w:t>3.</w:t>
+      </w:r>
+    </w:p>
+    <w:p>
+      <w:pPr>
+        <w:jc w:val="both"/>
+        <w:rPr>
+          <w:rFonts w:ascii="Century Schoolbook" w:hAnsi="Century Schoolbook" w:hint="eastAsia"/>
+        </w:rPr>
+      </w:pPr>
+      <w:r>
+        <w:rPr>
+          <w:rFonts w:ascii="Century Schoolbook" w:hAnsi="Century Schoolbook"/>
+        </w:rPr>
+        <w:t>Through one-hot encoding, every category vector has the same length, and the distance between any two categories is equal, which eliminates the false assumption</w:t>
+      </w:r>
+      <w:r>
+        <w:rPr>
+          <w:rFonts w:ascii="Century Schoolbook" w:hAnsi="Century Schoolbook" w:hint="eastAsia"/>
+        </w:rPr>
+        <w:t>.</w:t>
+      </w:r>
+    </w:p>
+    <w:p>
+      <w:pPr>
+        <w:jc w:val="both"/>
+        <w:rPr>
+          <w:rFonts w:ascii="Century Schoolbook" w:hAnsi="Century Schoolbook" w:hint="eastAsia"/>
+        </w:rPr>
+      </w:pPr>
+    </w:p>
+    <w:p>
+      <w:pPr>
+        <w:jc w:val="both"/>
+        <w:rPr>
+          <w:rFonts w:ascii="Century Schoolbook" w:hAnsi="Century Schoolbook" w:hint="eastAsia"/>
+        </w:rPr>
+      </w:pPr>
+      <w:r>
+        <w:rPr>
           <w:rFonts w:ascii="Century Schoolbook" w:hAnsi="Century Schoolbook"/>
           <w:b/>
           <w:bCs/>
@@ -5025,14 +7844,14 @@
         <w:rPr>
           <w:rFonts w:ascii="Century Schoolbook" w:hAnsi="Century Schoolbook"/>
         </w:rPr>
-        <w:t xml:space="preserve"> Yes / No </w:t>
-      </w:r>
-    </w:p>
-    <w:p>
-      <w:pPr>
-        <w:jc w:val="both"/>
-        <w:rPr>
-          <w:rFonts w:ascii="Century Schoolbook" w:hAnsi="Century Schoolbook"/>
+        <w:t xml:space="preserve"> Yes</w:t>
+      </w:r>
+    </w:p>
+    <w:p>
+      <w:pPr>
+        <w:jc w:val="both"/>
+        <w:rPr>
+          <w:rFonts w:ascii="Century Schoolbook" w:hAnsi="Century Schoolbook" w:hint="eastAsia"/>
         </w:rPr>
       </w:pPr>
       <w:r>
@@ -5049,6 +7868,12 @@
         </w:rPr>
         <w:t xml:space="preserve"> </w:t>
       </w:r>
+      <w:r>
+        <w:rPr>
+          <w:rFonts w:ascii="Century Schoolbook" w:hAnsi="Century Schoolbook" w:hint="eastAsia"/>
+        </w:rPr>
+        <w:t>Corrected the grammar of my answer.</w:t>
+      </w:r>
     </w:p>
     <w:p>
       <w:pPr>
@@ -5071,6 +7896,31 @@
         </w:rPr>
         <w:t xml:space="preserve"> </w:t>
       </w:r>
+    </w:p>
+    <w:p>
+      <w:pPr>
+        <w:jc w:val="both"/>
+        <w:rPr>
+          <w:rFonts w:ascii="Century Schoolbook" w:hAnsi="Century Schoolbook"/>
+        </w:rPr>
+      </w:pPr>
+      <w:hyperlink r:id="rId19" w:history="1">
+        <w:r>
+          <w:rPr>
+            <w:rStyle w:val="af2"/>
+            <w:rFonts w:ascii="Century Schoolbook" w:hAnsi="Century Schoolbook"/>
+          </w:rPr>
+          <w:t>https://www.geeksforgeeks.org/machine-learning/ml-one-hot-encoding/</w:t>
+        </w:r>
+      </w:hyperlink>
+    </w:p>
+    <w:p>
+      <w:pPr>
+        <w:jc w:val="both"/>
+        <w:rPr>
+          <w:rFonts w:ascii="Century Schoolbook" w:hAnsi="Century Schoolbook" w:hint="eastAsia"/>
+        </w:rPr>
+      </w:pPr>
     </w:p>
     <w:p>
       <w:pPr>
@@ -6216,6 +9066,209 @@
     </w:lvl>
   </w:abstractNum>
   <w:abstractNum w:abstractNumId="9" w15:restartNumberingAfterBreak="0">
+    <w:nsid w:val="377553A1"/>
+    <w:multiLevelType w:val="multilevel"/>
+    <w:tmpl w:val="76CCD152"/>
+    <w:lvl w:ilvl="0">
+      <w:start w:val="1"/>
+      <w:numFmt w:val="decimal"/>
+      <w:lvlText w:val="%1."/>
+      <w:lvlJc w:val="left"/>
+      <w:pPr>
+        <w:tabs>
+          <w:tab w:val="num" w:pos="720"/>
+        </w:tabs>
+        <w:ind w:left="720" w:hanging="360"/>
+      </w:pPr>
+    </w:lvl>
+    <w:lvl w:ilvl="1">
+      <w:start w:val="1"/>
+      <w:numFmt w:val="decimal"/>
+      <w:lvlText w:val="%2."/>
+      <w:lvlJc w:val="left"/>
+      <w:pPr>
+        <w:tabs>
+          <w:tab w:val="num" w:pos="1440"/>
+        </w:tabs>
+        <w:ind w:left="1440" w:hanging="360"/>
+      </w:pPr>
+    </w:lvl>
+    <w:lvl w:ilvl="2" w:tentative="1">
+      <w:start w:val="1"/>
+      <w:numFmt w:val="decimal"/>
+      <w:lvlText w:val="%3."/>
+      <w:lvlJc w:val="left"/>
+      <w:pPr>
+        <w:tabs>
+          <w:tab w:val="num" w:pos="2160"/>
+        </w:tabs>
+        <w:ind w:left="2160" w:hanging="360"/>
+      </w:pPr>
+    </w:lvl>
+    <w:lvl w:ilvl="3" w:tentative="1">
+      <w:start w:val="1"/>
+      <w:numFmt w:val="decimal"/>
+      <w:lvlText w:val="%4."/>
+      <w:lvlJc w:val="left"/>
+      <w:pPr>
+        <w:tabs>
+          <w:tab w:val="num" w:pos="2880"/>
+        </w:tabs>
+        <w:ind w:left="2880" w:hanging="360"/>
+      </w:pPr>
+    </w:lvl>
+    <w:lvl w:ilvl="4" w:tentative="1">
+      <w:start w:val="1"/>
+      <w:numFmt w:val="decimal"/>
+      <w:lvlText w:val="%5."/>
+      <w:lvlJc w:val="left"/>
+      <w:pPr>
+        <w:tabs>
+          <w:tab w:val="num" w:pos="3600"/>
+        </w:tabs>
+        <w:ind w:left="3600" w:hanging="360"/>
+      </w:pPr>
+    </w:lvl>
+    <w:lvl w:ilvl="5" w:tentative="1">
+      <w:start w:val="1"/>
+      <w:numFmt w:val="decimal"/>
+      <w:lvlText w:val="%6."/>
+      <w:lvlJc w:val="left"/>
+      <w:pPr>
+        <w:tabs>
+          <w:tab w:val="num" w:pos="4320"/>
+        </w:tabs>
+        <w:ind w:left="4320" w:hanging="360"/>
+      </w:pPr>
+    </w:lvl>
+    <w:lvl w:ilvl="6" w:tentative="1">
+      <w:start w:val="1"/>
+      <w:numFmt w:val="decimal"/>
+      <w:lvlText w:val="%7."/>
+      <w:lvlJc w:val="left"/>
+      <w:pPr>
+        <w:tabs>
+          <w:tab w:val="num" w:pos="5040"/>
+        </w:tabs>
+        <w:ind w:left="5040" w:hanging="360"/>
+      </w:pPr>
+    </w:lvl>
+    <w:lvl w:ilvl="7" w:tentative="1">
+      <w:start w:val="1"/>
+      <w:numFmt w:val="decimal"/>
+      <w:lvlText w:val="%8."/>
+      <w:lvlJc w:val="left"/>
+      <w:pPr>
+        <w:tabs>
+          <w:tab w:val="num" w:pos="5760"/>
+        </w:tabs>
+        <w:ind w:left="5760" w:hanging="360"/>
+      </w:pPr>
+    </w:lvl>
+    <w:lvl w:ilvl="8" w:tentative="1">
+      <w:start w:val="1"/>
+      <w:numFmt w:val="decimal"/>
+      <w:lvlText w:val="%9."/>
+      <w:lvlJc w:val="left"/>
+      <w:pPr>
+        <w:tabs>
+          <w:tab w:val="num" w:pos="6480"/>
+        </w:tabs>
+        <w:ind w:left="6480" w:hanging="360"/>
+      </w:pPr>
+    </w:lvl>
+  </w:abstractNum>
+  <w:abstractNum w:abstractNumId="10" w15:restartNumberingAfterBreak="0">
+    <w:nsid w:val="39A41010"/>
+    <w:multiLevelType w:val="hybridMultilevel"/>
+    <w:tmpl w:val="C400A984"/>
+    <w:lvl w:ilvl="0" w:tplc="FA1C9A7A">
+      <w:start w:val="1"/>
+      <w:numFmt w:val="decimal"/>
+      <w:lvlText w:val="%1."/>
+      <w:lvlJc w:val="left"/>
+      <w:pPr>
+        <w:ind w:left="360" w:hanging="360"/>
+      </w:pPr>
+      <w:rPr>
+        <w:rFonts w:hint="default"/>
+        <w:b/>
+      </w:rPr>
+    </w:lvl>
+    <w:lvl w:ilvl="1" w:tplc="04090019" w:tentative="1">
+      <w:start w:val="1"/>
+      <w:numFmt w:val="ideographTraditional"/>
+      <w:lvlText w:val="%2、"/>
+      <w:lvlJc w:val="left"/>
+      <w:pPr>
+        <w:ind w:left="960" w:hanging="480"/>
+      </w:pPr>
+    </w:lvl>
+    <w:lvl w:ilvl="2" w:tplc="0409001B" w:tentative="1">
+      <w:start w:val="1"/>
+      <w:numFmt w:val="lowerRoman"/>
+      <w:lvlText w:val="%3."/>
+      <w:lvlJc w:val="right"/>
+      <w:pPr>
+        <w:ind w:left="1440" w:hanging="480"/>
+      </w:pPr>
+    </w:lvl>
+    <w:lvl w:ilvl="3" w:tplc="0409000F" w:tentative="1">
+      <w:start w:val="1"/>
+      <w:numFmt w:val="decimal"/>
+      <w:lvlText w:val="%4."/>
+      <w:lvlJc w:val="left"/>
+      <w:pPr>
+        <w:ind w:left="1920" w:hanging="480"/>
+      </w:pPr>
+    </w:lvl>
+    <w:lvl w:ilvl="4" w:tplc="04090019" w:tentative="1">
+      <w:start w:val="1"/>
+      <w:numFmt w:val="ideographTraditional"/>
+      <w:lvlText w:val="%5、"/>
+      <w:lvlJc w:val="left"/>
+      <w:pPr>
+        <w:ind w:left="2400" w:hanging="480"/>
+      </w:pPr>
+    </w:lvl>
+    <w:lvl w:ilvl="5" w:tplc="0409001B" w:tentative="1">
+      <w:start w:val="1"/>
+      <w:numFmt w:val="lowerRoman"/>
+      <w:lvlText w:val="%6."/>
+      <w:lvlJc w:val="right"/>
+      <w:pPr>
+        <w:ind w:left="2880" w:hanging="480"/>
+      </w:pPr>
+    </w:lvl>
+    <w:lvl w:ilvl="6" w:tplc="0409000F" w:tentative="1">
+      <w:start w:val="1"/>
+      <w:numFmt w:val="decimal"/>
+      <w:lvlText w:val="%7."/>
+      <w:lvlJc w:val="left"/>
+      <w:pPr>
+        <w:ind w:left="3360" w:hanging="480"/>
+      </w:pPr>
+    </w:lvl>
+    <w:lvl w:ilvl="7" w:tplc="04090019" w:tentative="1">
+      <w:start w:val="1"/>
+      <w:numFmt w:val="ideographTraditional"/>
+      <w:lvlText w:val="%8、"/>
+      <w:lvlJc w:val="left"/>
+      <w:pPr>
+        <w:ind w:left="3840" w:hanging="480"/>
+      </w:pPr>
+    </w:lvl>
+    <w:lvl w:ilvl="8" w:tplc="0409001B" w:tentative="1">
+      <w:start w:val="1"/>
+      <w:numFmt w:val="lowerRoman"/>
+      <w:lvlText w:val="%9."/>
+      <w:lvlJc w:val="right"/>
+      <w:pPr>
+        <w:ind w:left="4320" w:hanging="480"/>
+      </w:pPr>
+    </w:lvl>
+  </w:abstractNum>
+  <w:abstractNum w:abstractNumId="11" w15:restartNumberingAfterBreak="0">
     <w:nsid w:val="4A892D1C"/>
     <w:multiLevelType w:val="hybridMultilevel"/>
     <w:tmpl w:val="6A081320"/>
@@ -6349,7 +9402,7 @@
       </w:rPr>
     </w:lvl>
   </w:abstractNum>
-  <w:abstractNum w:abstractNumId="10" w15:restartNumberingAfterBreak="0">
+  <w:abstractNum w:abstractNumId="12" w15:restartNumberingAfterBreak="0">
     <w:nsid w:val="4DD357A6"/>
     <w:multiLevelType w:val="multilevel"/>
     <w:tmpl w:val="707E0AF4"/>
@@ -6462,7 +9515,7 @@
       </w:pPr>
     </w:lvl>
   </w:abstractNum>
-  <w:abstractNum w:abstractNumId="11" w15:restartNumberingAfterBreak="0">
+  <w:abstractNum w:abstractNumId="13" w15:restartNumberingAfterBreak="0">
     <w:nsid w:val="4FA53F13"/>
     <w:multiLevelType w:val="multilevel"/>
     <w:tmpl w:val="143EEEE0"/>
@@ -6575,7 +9628,7 @@
       </w:pPr>
     </w:lvl>
   </w:abstractNum>
-  <w:abstractNum w:abstractNumId="12" w15:restartNumberingAfterBreak="0">
+  <w:abstractNum w:abstractNumId="14" w15:restartNumberingAfterBreak="0">
     <w:nsid w:val="50686C5F"/>
     <w:multiLevelType w:val="multilevel"/>
     <w:tmpl w:val="9F2C0B54"/>
@@ -6688,7 +9741,7 @@
       </w:pPr>
     </w:lvl>
   </w:abstractNum>
-  <w:abstractNum w:abstractNumId="13" w15:restartNumberingAfterBreak="0">
+  <w:abstractNum w:abstractNumId="15" w15:restartNumberingAfterBreak="0">
     <w:nsid w:val="510B6AF3"/>
     <w:multiLevelType w:val="hybridMultilevel"/>
     <w:tmpl w:val="6B0E57B6"/>
@@ -6828,7 +9881,96 @@
       </w:rPr>
     </w:lvl>
   </w:abstractNum>
-  <w:abstractNum w:abstractNumId="14" w15:restartNumberingAfterBreak="0">
+  <w:abstractNum w:abstractNumId="16" w15:restartNumberingAfterBreak="0">
+    <w:nsid w:val="55E31A43"/>
+    <w:multiLevelType w:val="hybridMultilevel"/>
+    <w:tmpl w:val="C6449A48"/>
+    <w:lvl w:ilvl="0" w:tplc="D19E1820">
+      <w:start w:val="1"/>
+      <w:numFmt w:val="decimal"/>
+      <w:lvlText w:val="%1."/>
+      <w:lvlJc w:val="left"/>
+      <w:pPr>
+        <w:ind w:left="720" w:hanging="360"/>
+      </w:pPr>
+      <w:rPr>
+        <w:rFonts w:hint="default"/>
+      </w:rPr>
+    </w:lvl>
+    <w:lvl w:ilvl="1" w:tplc="04090019" w:tentative="1">
+      <w:start w:val="1"/>
+      <w:numFmt w:val="ideographTraditional"/>
+      <w:lvlText w:val="%2、"/>
+      <w:lvlJc w:val="left"/>
+      <w:pPr>
+        <w:ind w:left="1320" w:hanging="480"/>
+      </w:pPr>
+    </w:lvl>
+    <w:lvl w:ilvl="2" w:tplc="0409001B" w:tentative="1">
+      <w:start w:val="1"/>
+      <w:numFmt w:val="lowerRoman"/>
+      <w:lvlText w:val="%3."/>
+      <w:lvlJc w:val="right"/>
+      <w:pPr>
+        <w:ind w:left="1800" w:hanging="480"/>
+      </w:pPr>
+    </w:lvl>
+    <w:lvl w:ilvl="3" w:tplc="0409000F" w:tentative="1">
+      <w:start w:val="1"/>
+      <w:numFmt w:val="decimal"/>
+      <w:lvlText w:val="%4."/>
+      <w:lvlJc w:val="left"/>
+      <w:pPr>
+        <w:ind w:left="2280" w:hanging="480"/>
+      </w:pPr>
+    </w:lvl>
+    <w:lvl w:ilvl="4" w:tplc="04090019" w:tentative="1">
+      <w:start w:val="1"/>
+      <w:numFmt w:val="ideographTraditional"/>
+      <w:lvlText w:val="%5、"/>
+      <w:lvlJc w:val="left"/>
+      <w:pPr>
+        <w:ind w:left="2760" w:hanging="480"/>
+      </w:pPr>
+    </w:lvl>
+    <w:lvl w:ilvl="5" w:tplc="0409001B" w:tentative="1">
+      <w:start w:val="1"/>
+      <w:numFmt w:val="lowerRoman"/>
+      <w:lvlText w:val="%6."/>
+      <w:lvlJc w:val="right"/>
+      <w:pPr>
+        <w:ind w:left="3240" w:hanging="480"/>
+      </w:pPr>
+    </w:lvl>
+    <w:lvl w:ilvl="6" w:tplc="0409000F" w:tentative="1">
+      <w:start w:val="1"/>
+      <w:numFmt w:val="decimal"/>
+      <w:lvlText w:val="%7."/>
+      <w:lvlJc w:val="left"/>
+      <w:pPr>
+        <w:ind w:left="3720" w:hanging="480"/>
+      </w:pPr>
+    </w:lvl>
+    <w:lvl w:ilvl="7" w:tplc="04090019" w:tentative="1">
+      <w:start w:val="1"/>
+      <w:numFmt w:val="ideographTraditional"/>
+      <w:lvlText w:val="%8、"/>
+      <w:lvlJc w:val="left"/>
+      <w:pPr>
+        <w:ind w:left="4200" w:hanging="480"/>
+      </w:pPr>
+    </w:lvl>
+    <w:lvl w:ilvl="8" w:tplc="0409001B" w:tentative="1">
+      <w:start w:val="1"/>
+      <w:numFmt w:val="lowerRoman"/>
+      <w:lvlText w:val="%9."/>
+      <w:lvlJc w:val="right"/>
+      <w:pPr>
+        <w:ind w:left="4680" w:hanging="480"/>
+      </w:pPr>
+    </w:lvl>
+  </w:abstractNum>
+  <w:abstractNum w:abstractNumId="17" w15:restartNumberingAfterBreak="0">
     <w:nsid w:val="576A4380"/>
     <w:multiLevelType w:val="hybridMultilevel"/>
     <w:tmpl w:val="7F86CB26"/>
@@ -6914,7 +10056,123 @@
       </w:pPr>
     </w:lvl>
   </w:abstractNum>
-  <w:abstractNum w:abstractNumId="15" w15:restartNumberingAfterBreak="0">
+  <w:abstractNum w:abstractNumId="18" w15:restartNumberingAfterBreak="0">
+    <w:nsid w:val="57FA6ACE"/>
+    <w:multiLevelType w:val="multilevel"/>
+    <w:tmpl w:val="8F60C844"/>
+    <w:lvl w:ilvl="0">
+      <w:start w:val="1"/>
+      <w:numFmt w:val="decimal"/>
+      <w:lvlText w:val="%1."/>
+      <w:lvlJc w:val="left"/>
+      <w:pPr>
+        <w:tabs>
+          <w:tab w:val="num" w:pos="720"/>
+        </w:tabs>
+        <w:ind w:left="720" w:hanging="360"/>
+      </w:pPr>
+      <w:rPr>
+        <w:rFonts w:ascii="Century Schoolbook" w:eastAsiaTheme="minorEastAsia" w:hAnsi="Century Schoolbook" w:cstheme="minorBidi"/>
+      </w:rPr>
+    </w:lvl>
+    <w:lvl w:ilvl="1" w:tentative="1">
+      <w:start w:val="1"/>
+      <w:numFmt w:val="decimal"/>
+      <w:lvlText w:val="%2."/>
+      <w:lvlJc w:val="left"/>
+      <w:pPr>
+        <w:tabs>
+          <w:tab w:val="num" w:pos="1440"/>
+        </w:tabs>
+        <w:ind w:left="1440" w:hanging="360"/>
+      </w:pPr>
+    </w:lvl>
+    <w:lvl w:ilvl="2" w:tentative="1">
+      <w:start w:val="1"/>
+      <w:numFmt w:val="decimal"/>
+      <w:lvlText w:val="%3."/>
+      <w:lvlJc w:val="left"/>
+      <w:pPr>
+        <w:tabs>
+          <w:tab w:val="num" w:pos="2160"/>
+        </w:tabs>
+        <w:ind w:left="2160" w:hanging="360"/>
+      </w:pPr>
+    </w:lvl>
+    <w:lvl w:ilvl="3" w:tentative="1">
+      <w:start w:val="1"/>
+      <w:numFmt w:val="decimal"/>
+      <w:lvlText w:val="%4."/>
+      <w:lvlJc w:val="left"/>
+      <w:pPr>
+        <w:tabs>
+          <w:tab w:val="num" w:pos="2880"/>
+        </w:tabs>
+        <w:ind w:left="2880" w:hanging="360"/>
+      </w:pPr>
+    </w:lvl>
+    <w:lvl w:ilvl="4" w:tentative="1">
+      <w:start w:val="1"/>
+      <w:numFmt w:val="decimal"/>
+      <w:lvlText w:val="%5."/>
+      <w:lvlJc w:val="left"/>
+      <w:pPr>
+        <w:tabs>
+          <w:tab w:val="num" w:pos="3600"/>
+        </w:tabs>
+        <w:ind w:left="3600" w:hanging="360"/>
+      </w:pPr>
+    </w:lvl>
+    <w:lvl w:ilvl="5" w:tentative="1">
+      <w:start w:val="1"/>
+      <w:numFmt w:val="decimal"/>
+      <w:lvlText w:val="%6."/>
+      <w:lvlJc w:val="left"/>
+      <w:pPr>
+        <w:tabs>
+          <w:tab w:val="num" w:pos="4320"/>
+        </w:tabs>
+        <w:ind w:left="4320" w:hanging="360"/>
+      </w:pPr>
+    </w:lvl>
+    <w:lvl w:ilvl="6" w:tentative="1">
+      <w:start w:val="1"/>
+      <w:numFmt w:val="decimal"/>
+      <w:lvlText w:val="%7."/>
+      <w:lvlJc w:val="left"/>
+      <w:pPr>
+        <w:tabs>
+          <w:tab w:val="num" w:pos="5040"/>
+        </w:tabs>
+        <w:ind w:left="5040" w:hanging="360"/>
+      </w:pPr>
+    </w:lvl>
+    <w:lvl w:ilvl="7" w:tentative="1">
+      <w:start w:val="1"/>
+      <w:numFmt w:val="decimal"/>
+      <w:lvlText w:val="%8."/>
+      <w:lvlJc w:val="left"/>
+      <w:pPr>
+        <w:tabs>
+          <w:tab w:val="num" w:pos="5760"/>
+        </w:tabs>
+        <w:ind w:left="5760" w:hanging="360"/>
+      </w:pPr>
+    </w:lvl>
+    <w:lvl w:ilvl="8" w:tentative="1">
+      <w:start w:val="1"/>
+      <w:numFmt w:val="decimal"/>
+      <w:lvlText w:val="%9."/>
+      <w:lvlJc w:val="left"/>
+      <w:pPr>
+        <w:tabs>
+          <w:tab w:val="num" w:pos="6480"/>
+        </w:tabs>
+        <w:ind w:left="6480" w:hanging="360"/>
+      </w:pPr>
+    </w:lvl>
+  </w:abstractNum>
+  <w:abstractNum w:abstractNumId="19" w15:restartNumberingAfterBreak="0">
     <w:nsid w:val="600745AA"/>
     <w:multiLevelType w:val="hybridMultilevel"/>
     <w:tmpl w:val="7BCE176C"/>
@@ -7054,7 +10312,7 @@
       </w:rPr>
     </w:lvl>
   </w:abstractNum>
-  <w:abstractNum w:abstractNumId="16" w15:restartNumberingAfterBreak="0">
+  <w:abstractNum w:abstractNumId="20" w15:restartNumberingAfterBreak="0">
     <w:nsid w:val="63660093"/>
     <w:multiLevelType w:val="multilevel"/>
     <w:tmpl w:val="487AC5E8"/>
@@ -7167,7 +10425,7 @@
       </w:pPr>
     </w:lvl>
   </w:abstractNum>
-  <w:abstractNum w:abstractNumId="17" w15:restartNumberingAfterBreak="0">
+  <w:abstractNum w:abstractNumId="21" w15:restartNumberingAfterBreak="0">
     <w:nsid w:val="66633041"/>
     <w:multiLevelType w:val="hybridMultilevel"/>
     <w:tmpl w:val="F3BAEAD8"/>
@@ -7307,7 +10565,7 @@
       </w:rPr>
     </w:lvl>
   </w:abstractNum>
-  <w:abstractNum w:abstractNumId="18" w15:restartNumberingAfterBreak="0">
+  <w:abstractNum w:abstractNumId="22" w15:restartNumberingAfterBreak="0">
     <w:nsid w:val="67445AD2"/>
     <w:multiLevelType w:val="hybridMultilevel"/>
     <w:tmpl w:val="C4DE3054"/>
@@ -7447,7 +10705,7 @@
       </w:rPr>
     </w:lvl>
   </w:abstractNum>
-  <w:abstractNum w:abstractNumId="19" w15:restartNumberingAfterBreak="0">
+  <w:abstractNum w:abstractNumId="23" w15:restartNumberingAfterBreak="0">
     <w:nsid w:val="6E5869E4"/>
     <w:multiLevelType w:val="multilevel"/>
     <w:tmpl w:val="22AC937C"/>
@@ -7560,7 +10818,7 @@
       </w:pPr>
     </w:lvl>
   </w:abstractNum>
-  <w:abstractNum w:abstractNumId="20" w15:restartNumberingAfterBreak="0">
+  <w:abstractNum w:abstractNumId="24" w15:restartNumberingAfterBreak="0">
     <w:nsid w:val="6F90345B"/>
     <w:multiLevelType w:val="multilevel"/>
     <w:tmpl w:val="76CCD152"/>
@@ -7673,7 +10931,7 @@
       </w:pPr>
     </w:lvl>
   </w:abstractNum>
-  <w:abstractNum w:abstractNumId="21" w15:restartNumberingAfterBreak="0">
+  <w:abstractNum w:abstractNumId="25" w15:restartNumberingAfterBreak="0">
     <w:nsid w:val="745C3AEA"/>
     <w:multiLevelType w:val="hybridMultilevel"/>
     <w:tmpl w:val="AB2AF8BA"/>
@@ -7786,7 +11044,7 @@
       </w:rPr>
     </w:lvl>
   </w:abstractNum>
-  <w:abstractNum w:abstractNumId="22" w15:restartNumberingAfterBreak="0">
+  <w:abstractNum w:abstractNumId="26" w15:restartNumberingAfterBreak="0">
     <w:nsid w:val="755D4AD5"/>
     <w:multiLevelType w:val="multilevel"/>
     <w:tmpl w:val="1AF6A79A"/>
@@ -7935,7 +11193,7 @@
       </w:rPr>
     </w:lvl>
   </w:abstractNum>
-  <w:abstractNum w:abstractNumId="23" w15:restartNumberingAfterBreak="0">
+  <w:abstractNum w:abstractNumId="27" w15:restartNumberingAfterBreak="0">
     <w:nsid w:val="7D601873"/>
     <w:multiLevelType w:val="multilevel"/>
     <w:tmpl w:val="6660EE9E"/>
@@ -8088,13 +11346,13 @@
     <w:abstractNumId w:val="7"/>
   </w:num>
   <w:num w:numId="2" w16cid:durableId="184292703">
-    <w:abstractNumId w:val="12"/>
+    <w:abstractNumId w:val="14"/>
   </w:num>
   <w:num w:numId="3" w16cid:durableId="1575118697">
     <w:abstractNumId w:val="0"/>
   </w:num>
   <w:num w:numId="4" w16cid:durableId="731463887">
-    <w:abstractNumId w:val="22"/>
+    <w:abstractNumId w:val="26"/>
   </w:num>
   <w:num w:numId="5" w16cid:durableId="619185889">
     <w:abstractNumId w:val="2"/>
@@ -8103,46 +11361,46 @@
     <w:abstractNumId w:val="5"/>
   </w:num>
   <w:num w:numId="7" w16cid:durableId="1588727719">
-    <w:abstractNumId w:val="20"/>
+    <w:abstractNumId w:val="24"/>
   </w:num>
   <w:num w:numId="8" w16cid:durableId="533738981">
     <w:abstractNumId w:val="8"/>
   </w:num>
   <w:num w:numId="9" w16cid:durableId="1269434050">
-    <w:abstractNumId w:val="19"/>
+    <w:abstractNumId w:val="23"/>
   </w:num>
   <w:num w:numId="10" w16cid:durableId="1732079054">
-    <w:abstractNumId w:val="16"/>
+    <w:abstractNumId w:val="20"/>
   </w:num>
   <w:num w:numId="11" w16cid:durableId="1035348155">
-    <w:abstractNumId w:val="10"/>
+    <w:abstractNumId w:val="12"/>
   </w:num>
   <w:num w:numId="12" w16cid:durableId="1142964469">
-    <w:abstractNumId w:val="11"/>
+    <w:abstractNumId w:val="13"/>
   </w:num>
   <w:num w:numId="13" w16cid:durableId="1675378421">
-    <w:abstractNumId w:val="23"/>
+    <w:abstractNumId w:val="27"/>
   </w:num>
   <w:num w:numId="14" w16cid:durableId="815490794">
-    <w:abstractNumId w:val="21"/>
+    <w:abstractNumId w:val="25"/>
   </w:num>
   <w:num w:numId="15" w16cid:durableId="1567035629">
     <w:abstractNumId w:val="3"/>
   </w:num>
   <w:num w:numId="16" w16cid:durableId="1944191802">
-    <w:abstractNumId w:val="13"/>
+    <w:abstractNumId w:val="15"/>
   </w:num>
   <w:num w:numId="17" w16cid:durableId="467089125">
-    <w:abstractNumId w:val="15"/>
+    <w:abstractNumId w:val="19"/>
   </w:num>
   <w:num w:numId="18" w16cid:durableId="771702364">
-    <w:abstractNumId w:val="18"/>
+    <w:abstractNumId w:val="22"/>
   </w:num>
   <w:num w:numId="19" w16cid:durableId="893585597">
-    <w:abstractNumId w:val="9"/>
+    <w:abstractNumId w:val="11"/>
   </w:num>
   <w:num w:numId="20" w16cid:durableId="5520643">
-    <w:abstractNumId w:val="14"/>
+    <w:abstractNumId w:val="17"/>
   </w:num>
   <w:num w:numId="21" w16cid:durableId="1673995430">
     <w:abstractNumId w:val="4"/>
@@ -8154,7 +11412,19 @@
     <w:abstractNumId w:val="6"/>
   </w:num>
   <w:num w:numId="24" w16cid:durableId="1413353911">
-    <w:abstractNumId w:val="17"/>
+    <w:abstractNumId w:val="21"/>
+  </w:num>
+  <w:num w:numId="25" w16cid:durableId="1714384349">
+    <w:abstractNumId w:val="10"/>
+  </w:num>
+  <w:num w:numId="26" w16cid:durableId="1259018106">
+    <w:abstractNumId w:val="16"/>
+  </w:num>
+  <w:num w:numId="27" w16cid:durableId="492182894">
+    <w:abstractNumId w:val="18"/>
+  </w:num>
+  <w:num w:numId="28" w16cid:durableId="551158148">
+    <w:abstractNumId w:val="9"/>
   </w:num>
 </w:numbering>
 </file>
@@ -8556,15 +11826,16 @@
     <w:lsdException w:name="Unresolved Mention" w:semiHidden="1" w:unhideWhenUsed="1"/>
     <w:lsdException w:name="Smart Link" w:semiHidden="1" w:unhideWhenUsed="1"/>
   </w:latentStyles>
-  <w:style w:type="paragraph" w:default="1" w:styleId="Normal">
+  <w:style w:type="paragraph" w:default="1" w:styleId="a">
     <w:name w:val="Normal"/>
     <w:qFormat/>
+    <w:rsid w:val="00B02C84"/>
   </w:style>
-  <w:style w:type="paragraph" w:styleId="Heading1">
+  <w:style w:type="paragraph" w:styleId="1">
     <w:name w:val="heading 1"/>
-    <w:basedOn w:val="Normal"/>
-    <w:next w:val="Normal"/>
-    <w:link w:val="Heading1Char"/>
+    <w:basedOn w:val="a"/>
+    <w:next w:val="a"/>
+    <w:link w:val="10"/>
     <w:uiPriority w:val="9"/>
     <w:qFormat/>
     <w:rsid w:val="0018685D"/>
@@ -8581,11 +11852,11 @@
       <w:szCs w:val="40"/>
     </w:rPr>
   </w:style>
-  <w:style w:type="paragraph" w:styleId="Heading2">
+  <w:style w:type="paragraph" w:styleId="2">
     <w:name w:val="heading 2"/>
-    <w:basedOn w:val="Normal"/>
-    <w:next w:val="Normal"/>
-    <w:link w:val="Heading2Char"/>
+    <w:basedOn w:val="a"/>
+    <w:next w:val="a"/>
+    <w:link w:val="20"/>
     <w:uiPriority w:val="9"/>
     <w:semiHidden/>
     <w:unhideWhenUsed/>
@@ -8604,11 +11875,11 @@
       <w:szCs w:val="32"/>
     </w:rPr>
   </w:style>
-  <w:style w:type="paragraph" w:styleId="Heading3">
+  <w:style w:type="paragraph" w:styleId="3">
     <w:name w:val="heading 3"/>
-    <w:basedOn w:val="Normal"/>
-    <w:next w:val="Normal"/>
-    <w:link w:val="Heading3Char"/>
+    <w:basedOn w:val="a"/>
+    <w:next w:val="a"/>
+    <w:link w:val="30"/>
     <w:uiPriority w:val="9"/>
     <w:semiHidden/>
     <w:unhideWhenUsed/>
@@ -8627,11 +11898,11 @@
       <w:szCs w:val="28"/>
     </w:rPr>
   </w:style>
-  <w:style w:type="paragraph" w:styleId="Heading4">
+  <w:style w:type="paragraph" w:styleId="4">
     <w:name w:val="heading 4"/>
-    <w:basedOn w:val="Normal"/>
-    <w:next w:val="Normal"/>
-    <w:link w:val="Heading4Char"/>
+    <w:basedOn w:val="a"/>
+    <w:next w:val="a"/>
+    <w:link w:val="40"/>
     <w:uiPriority w:val="9"/>
     <w:semiHidden/>
     <w:unhideWhenUsed/>
@@ -8650,11 +11921,11 @@
       <w:color w:val="0F4761" w:themeColor="accent1" w:themeShade="BF"/>
     </w:rPr>
   </w:style>
-  <w:style w:type="paragraph" w:styleId="Heading5">
+  <w:style w:type="paragraph" w:styleId="5">
     <w:name w:val="heading 5"/>
-    <w:basedOn w:val="Normal"/>
-    <w:next w:val="Normal"/>
-    <w:link w:val="Heading5Char"/>
+    <w:basedOn w:val="a"/>
+    <w:next w:val="a"/>
+    <w:link w:val="50"/>
     <w:uiPriority w:val="9"/>
     <w:semiHidden/>
     <w:unhideWhenUsed/>
@@ -8671,11 +11942,11 @@
       <w:color w:val="0F4761" w:themeColor="accent1" w:themeShade="BF"/>
     </w:rPr>
   </w:style>
-  <w:style w:type="paragraph" w:styleId="Heading6">
+  <w:style w:type="paragraph" w:styleId="6">
     <w:name w:val="heading 6"/>
-    <w:basedOn w:val="Normal"/>
-    <w:next w:val="Normal"/>
-    <w:link w:val="Heading6Char"/>
+    <w:basedOn w:val="a"/>
+    <w:next w:val="a"/>
+    <w:link w:val="60"/>
     <w:uiPriority w:val="9"/>
     <w:semiHidden/>
     <w:unhideWhenUsed/>
@@ -8694,11 +11965,11 @@
       <w:color w:val="595959" w:themeColor="text1" w:themeTint="A6"/>
     </w:rPr>
   </w:style>
-  <w:style w:type="paragraph" w:styleId="Heading7">
+  <w:style w:type="paragraph" w:styleId="7">
     <w:name w:val="heading 7"/>
-    <w:basedOn w:val="Normal"/>
-    <w:next w:val="Normal"/>
-    <w:link w:val="Heading7Char"/>
+    <w:basedOn w:val="a"/>
+    <w:next w:val="a"/>
+    <w:link w:val="70"/>
     <w:uiPriority w:val="9"/>
     <w:semiHidden/>
     <w:unhideWhenUsed/>
@@ -8715,11 +11986,11 @@
       <w:color w:val="595959" w:themeColor="text1" w:themeTint="A6"/>
     </w:rPr>
   </w:style>
-  <w:style w:type="paragraph" w:styleId="Heading8">
+  <w:style w:type="paragraph" w:styleId="8">
     <w:name w:val="heading 8"/>
-    <w:basedOn w:val="Normal"/>
-    <w:next w:val="Normal"/>
-    <w:link w:val="Heading8Char"/>
+    <w:basedOn w:val="a"/>
+    <w:next w:val="a"/>
+    <w:link w:val="80"/>
     <w:uiPriority w:val="9"/>
     <w:semiHidden/>
     <w:unhideWhenUsed/>
@@ -8738,11 +12009,11 @@
       <w:color w:val="272727" w:themeColor="text1" w:themeTint="D8"/>
     </w:rPr>
   </w:style>
-  <w:style w:type="paragraph" w:styleId="Heading9">
+  <w:style w:type="paragraph" w:styleId="9">
     <w:name w:val="heading 9"/>
-    <w:basedOn w:val="Normal"/>
-    <w:next w:val="Normal"/>
-    <w:link w:val="Heading9Char"/>
+    <w:basedOn w:val="a"/>
+    <w:next w:val="a"/>
+    <w:link w:val="90"/>
     <w:uiPriority w:val="9"/>
     <w:semiHidden/>
     <w:unhideWhenUsed/>
@@ -8759,12 +12030,12 @@
       <w:color w:val="272727" w:themeColor="text1" w:themeTint="D8"/>
     </w:rPr>
   </w:style>
-  <w:style w:type="character" w:default="1" w:styleId="DefaultParagraphFont">
+  <w:style w:type="character" w:default="1" w:styleId="a0">
     <w:name w:val="Default Paragraph Font"/>
     <w:uiPriority w:val="1"/>
     <w:unhideWhenUsed/>
   </w:style>
-  <w:style w:type="table" w:default="1" w:styleId="TableNormal">
+  <w:style w:type="table" w:default="1" w:styleId="a1">
     <w:name w:val="Normal Table"/>
     <w:uiPriority w:val="99"/>
     <w:semiHidden/>
@@ -8779,16 +12050,16 @@
       </w:tblCellMar>
     </w:tblPr>
   </w:style>
-  <w:style w:type="numbering" w:default="1" w:styleId="NoList">
+  <w:style w:type="numbering" w:default="1" w:styleId="a2">
     <w:name w:val="No List"/>
     <w:uiPriority w:val="99"/>
     <w:semiHidden/>
     <w:unhideWhenUsed/>
   </w:style>
-  <w:style w:type="character" w:customStyle="1" w:styleId="Heading1Char">
-    <w:name w:val="Heading 1 Char"/>
-    <w:basedOn w:val="DefaultParagraphFont"/>
-    <w:link w:val="Heading1"/>
+  <w:style w:type="character" w:customStyle="1" w:styleId="10">
+    <w:name w:val="標題 1 字元"/>
+    <w:basedOn w:val="a0"/>
+    <w:link w:val="1"/>
     <w:uiPriority w:val="9"/>
     <w:rsid w:val="0018685D"/>
     <w:rPr>
@@ -8798,10 +12069,10 @@
       <w:szCs w:val="40"/>
     </w:rPr>
   </w:style>
-  <w:style w:type="character" w:customStyle="1" w:styleId="Heading2Char">
-    <w:name w:val="Heading 2 Char"/>
-    <w:basedOn w:val="DefaultParagraphFont"/>
-    <w:link w:val="Heading2"/>
+  <w:style w:type="character" w:customStyle="1" w:styleId="20">
+    <w:name w:val="標題 2 字元"/>
+    <w:basedOn w:val="a0"/>
+    <w:link w:val="2"/>
     <w:uiPriority w:val="9"/>
     <w:semiHidden/>
     <w:rsid w:val="0018685D"/>
@@ -8812,10 +12083,10 @@
       <w:szCs w:val="32"/>
     </w:rPr>
   </w:style>
-  <w:style w:type="character" w:customStyle="1" w:styleId="Heading3Char">
-    <w:name w:val="Heading 3 Char"/>
-    <w:basedOn w:val="DefaultParagraphFont"/>
-    <w:link w:val="Heading3"/>
+  <w:style w:type="character" w:customStyle="1" w:styleId="30">
+    <w:name w:val="標題 3 字元"/>
+    <w:basedOn w:val="a0"/>
+    <w:link w:val="3"/>
     <w:uiPriority w:val="9"/>
     <w:semiHidden/>
     <w:rsid w:val="0018685D"/>
@@ -8826,10 +12097,10 @@
       <w:szCs w:val="28"/>
     </w:rPr>
   </w:style>
-  <w:style w:type="character" w:customStyle="1" w:styleId="Heading4Char">
-    <w:name w:val="Heading 4 Char"/>
-    <w:basedOn w:val="DefaultParagraphFont"/>
-    <w:link w:val="Heading4"/>
+  <w:style w:type="character" w:customStyle="1" w:styleId="40">
+    <w:name w:val="標題 4 字元"/>
+    <w:basedOn w:val="a0"/>
+    <w:link w:val="4"/>
     <w:uiPriority w:val="9"/>
     <w:semiHidden/>
     <w:rsid w:val="0018685D"/>
@@ -8840,10 +12111,10 @@
       <w:color w:val="0F4761" w:themeColor="accent1" w:themeShade="BF"/>
     </w:rPr>
   </w:style>
-  <w:style w:type="character" w:customStyle="1" w:styleId="Heading5Char">
-    <w:name w:val="Heading 5 Char"/>
-    <w:basedOn w:val="DefaultParagraphFont"/>
-    <w:link w:val="Heading5"/>
+  <w:style w:type="character" w:customStyle="1" w:styleId="50">
+    <w:name w:val="標題 5 字元"/>
+    <w:basedOn w:val="a0"/>
+    <w:link w:val="5"/>
     <w:uiPriority w:val="9"/>
     <w:semiHidden/>
     <w:rsid w:val="0018685D"/>
@@ -8852,10 +12123,10 @@
       <w:color w:val="0F4761" w:themeColor="accent1" w:themeShade="BF"/>
     </w:rPr>
   </w:style>
-  <w:style w:type="character" w:customStyle="1" w:styleId="Heading6Char">
-    <w:name w:val="Heading 6 Char"/>
-    <w:basedOn w:val="DefaultParagraphFont"/>
-    <w:link w:val="Heading6"/>
+  <w:style w:type="character" w:customStyle="1" w:styleId="60">
+    <w:name w:val="標題 6 字元"/>
+    <w:basedOn w:val="a0"/>
+    <w:link w:val="6"/>
     <w:uiPriority w:val="9"/>
     <w:semiHidden/>
     <w:rsid w:val="0018685D"/>
@@ -8866,10 +12137,10 @@
       <w:color w:val="595959" w:themeColor="text1" w:themeTint="A6"/>
     </w:rPr>
   </w:style>
-  <w:style w:type="character" w:customStyle="1" w:styleId="Heading7Char">
-    <w:name w:val="Heading 7 Char"/>
-    <w:basedOn w:val="DefaultParagraphFont"/>
-    <w:link w:val="Heading7"/>
+  <w:style w:type="character" w:customStyle="1" w:styleId="70">
+    <w:name w:val="標題 7 字元"/>
+    <w:basedOn w:val="a0"/>
+    <w:link w:val="7"/>
     <w:uiPriority w:val="9"/>
     <w:semiHidden/>
     <w:rsid w:val="0018685D"/>
@@ -8878,10 +12149,10 @@
       <w:color w:val="595959" w:themeColor="text1" w:themeTint="A6"/>
     </w:rPr>
   </w:style>
-  <w:style w:type="character" w:customStyle="1" w:styleId="Heading8Char">
-    <w:name w:val="Heading 8 Char"/>
-    <w:basedOn w:val="DefaultParagraphFont"/>
-    <w:link w:val="Heading8"/>
+  <w:style w:type="character" w:customStyle="1" w:styleId="80">
+    <w:name w:val="標題 8 字元"/>
+    <w:basedOn w:val="a0"/>
+    <w:link w:val="8"/>
     <w:uiPriority w:val="9"/>
     <w:semiHidden/>
     <w:rsid w:val="0018685D"/>
@@ -8892,10 +12163,10 @@
       <w:color w:val="272727" w:themeColor="text1" w:themeTint="D8"/>
     </w:rPr>
   </w:style>
-  <w:style w:type="character" w:customStyle="1" w:styleId="Heading9Char">
-    <w:name w:val="Heading 9 Char"/>
-    <w:basedOn w:val="DefaultParagraphFont"/>
-    <w:link w:val="Heading9"/>
+  <w:style w:type="character" w:customStyle="1" w:styleId="90">
+    <w:name w:val="標題 9 字元"/>
+    <w:basedOn w:val="a0"/>
+    <w:link w:val="9"/>
     <w:uiPriority w:val="9"/>
     <w:semiHidden/>
     <w:rsid w:val="0018685D"/>
@@ -8904,11 +12175,11 @@
       <w:color w:val="272727" w:themeColor="text1" w:themeTint="D8"/>
     </w:rPr>
   </w:style>
-  <w:style w:type="paragraph" w:styleId="Title">
+  <w:style w:type="paragraph" w:styleId="a3">
     <w:name w:val="Title"/>
-    <w:basedOn w:val="Normal"/>
-    <w:next w:val="Normal"/>
-    <w:link w:val="TitleChar"/>
+    <w:basedOn w:val="a"/>
+    <w:next w:val="a"/>
+    <w:link w:val="a4"/>
     <w:uiPriority w:val="10"/>
     <w:qFormat/>
     <w:rsid w:val="0018685D"/>
@@ -8924,10 +12195,10 @@
       <w:szCs w:val="56"/>
     </w:rPr>
   </w:style>
-  <w:style w:type="character" w:customStyle="1" w:styleId="TitleChar">
-    <w:name w:val="Title Char"/>
-    <w:basedOn w:val="DefaultParagraphFont"/>
-    <w:link w:val="Title"/>
+  <w:style w:type="character" w:customStyle="1" w:styleId="a4">
+    <w:name w:val="標題 字元"/>
+    <w:basedOn w:val="a0"/>
+    <w:link w:val="a3"/>
     <w:uiPriority w:val="10"/>
     <w:rsid w:val="0018685D"/>
     <w:rPr>
@@ -8938,11 +12209,11 @@
       <w:szCs w:val="56"/>
     </w:rPr>
   </w:style>
-  <w:style w:type="paragraph" w:styleId="Subtitle">
+  <w:style w:type="paragraph" w:styleId="a5">
     <w:name w:val="Subtitle"/>
-    <w:basedOn w:val="Normal"/>
-    <w:next w:val="Normal"/>
-    <w:link w:val="SubtitleChar"/>
+    <w:basedOn w:val="a"/>
+    <w:next w:val="a"/>
+    <w:link w:val="a6"/>
     <w:uiPriority w:val="11"/>
     <w:qFormat/>
     <w:rsid w:val="0018685D"/>
@@ -8959,10 +12230,10 @@
       <w:szCs w:val="28"/>
     </w:rPr>
   </w:style>
-  <w:style w:type="character" w:customStyle="1" w:styleId="SubtitleChar">
-    <w:name w:val="Subtitle Char"/>
-    <w:basedOn w:val="DefaultParagraphFont"/>
-    <w:link w:val="Subtitle"/>
+  <w:style w:type="character" w:customStyle="1" w:styleId="a6">
+    <w:name w:val="副標題 字元"/>
+    <w:basedOn w:val="a0"/>
+    <w:link w:val="a5"/>
     <w:uiPriority w:val="11"/>
     <w:rsid w:val="0018685D"/>
     <w:rPr>
@@ -8973,11 +12244,11 @@
       <w:szCs w:val="28"/>
     </w:rPr>
   </w:style>
-  <w:style w:type="paragraph" w:styleId="Quote">
+  <w:style w:type="paragraph" w:styleId="a7">
     <w:name w:val="Quote"/>
-    <w:basedOn w:val="Normal"/>
-    <w:next w:val="Normal"/>
-    <w:link w:val="QuoteChar"/>
+    <w:basedOn w:val="a"/>
+    <w:next w:val="a"/>
+    <w:link w:val="a8"/>
     <w:uiPriority w:val="29"/>
     <w:qFormat/>
     <w:rsid w:val="0018685D"/>
@@ -8991,10 +12262,10 @@
       <w:color w:val="404040" w:themeColor="text1" w:themeTint="BF"/>
     </w:rPr>
   </w:style>
-  <w:style w:type="character" w:customStyle="1" w:styleId="QuoteChar">
-    <w:name w:val="Quote Char"/>
-    <w:basedOn w:val="DefaultParagraphFont"/>
-    <w:link w:val="Quote"/>
+  <w:style w:type="character" w:customStyle="1" w:styleId="a8">
+    <w:name w:val="引文 字元"/>
+    <w:basedOn w:val="a0"/>
+    <w:link w:val="a7"/>
     <w:uiPriority w:val="29"/>
     <w:rsid w:val="0018685D"/>
     <w:rPr>
@@ -9003,9 +12274,9 @@
       <w:color w:val="404040" w:themeColor="text1" w:themeTint="BF"/>
     </w:rPr>
   </w:style>
-  <w:style w:type="paragraph" w:styleId="ListParagraph">
+  <w:style w:type="paragraph" w:styleId="a9">
     <w:name w:val="List Paragraph"/>
-    <w:basedOn w:val="Normal"/>
+    <w:basedOn w:val="a"/>
     <w:uiPriority w:val="34"/>
     <w:qFormat/>
     <w:rsid w:val="0018685D"/>
@@ -9014,9 +12285,9 @@
       <w:contextualSpacing/>
     </w:pPr>
   </w:style>
-  <w:style w:type="character" w:styleId="IntenseEmphasis">
+  <w:style w:type="character" w:styleId="aa">
     <w:name w:val="Intense Emphasis"/>
-    <w:basedOn w:val="DefaultParagraphFont"/>
+    <w:basedOn w:val="a0"/>
     <w:uiPriority w:val="21"/>
     <w:qFormat/>
     <w:rsid w:val="0018685D"/>
@@ -9026,11 +12297,11 @@
       <w:color w:val="0F4761" w:themeColor="accent1" w:themeShade="BF"/>
     </w:rPr>
   </w:style>
-  <w:style w:type="paragraph" w:styleId="IntenseQuote">
+  <w:style w:type="paragraph" w:styleId="ab">
     <w:name w:val="Intense Quote"/>
-    <w:basedOn w:val="Normal"/>
-    <w:next w:val="Normal"/>
-    <w:link w:val="IntenseQuoteChar"/>
+    <w:basedOn w:val="a"/>
+    <w:next w:val="a"/>
+    <w:link w:val="ac"/>
     <w:uiPriority w:val="30"/>
     <w:qFormat/>
     <w:rsid w:val="0018685D"/>
@@ -9049,10 +12320,10 @@
       <w:color w:val="0F4761" w:themeColor="accent1" w:themeShade="BF"/>
     </w:rPr>
   </w:style>
-  <w:style w:type="character" w:customStyle="1" w:styleId="IntenseQuoteChar">
-    <w:name w:val="Intense Quote Char"/>
-    <w:basedOn w:val="DefaultParagraphFont"/>
-    <w:link w:val="IntenseQuote"/>
+  <w:style w:type="character" w:customStyle="1" w:styleId="ac">
+    <w:name w:val="鮮明引文 字元"/>
+    <w:basedOn w:val="a0"/>
+    <w:link w:val="ab"/>
     <w:uiPriority w:val="30"/>
     <w:rsid w:val="0018685D"/>
     <w:rPr>
@@ -9061,9 +12332,9 @@
       <w:color w:val="0F4761" w:themeColor="accent1" w:themeShade="BF"/>
     </w:rPr>
   </w:style>
-  <w:style w:type="character" w:styleId="IntenseReference">
+  <w:style w:type="character" w:styleId="ad">
     <w:name w:val="Intense Reference"/>
-    <w:basedOn w:val="DefaultParagraphFont"/>
+    <w:basedOn w:val="a0"/>
     <w:uiPriority w:val="32"/>
     <w:qFormat/>
     <w:rsid w:val="0018685D"/>
@@ -9075,9 +12346,9 @@
       <w:spacing w:val="5"/>
     </w:rPr>
   </w:style>
-  <w:style w:type="paragraph" w:styleId="NormalWeb">
+  <w:style w:type="paragraph" w:styleId="Web">
     <w:name w:val="Normal (Web)"/>
-    <w:basedOn w:val="Normal"/>
+    <w:basedOn w:val="a"/>
     <w:uiPriority w:val="99"/>
     <w:semiHidden/>
     <w:unhideWhenUsed/>
@@ -9094,10 +12365,10 @@
       <w14:ligatures w14:val="none"/>
     </w:rPr>
   </w:style>
-  <w:style w:type="paragraph" w:styleId="Header">
+  <w:style w:type="paragraph" w:styleId="ae">
     <w:name w:val="header"/>
-    <w:basedOn w:val="Normal"/>
-    <w:link w:val="HeaderChar"/>
+    <w:basedOn w:val="a"/>
+    <w:link w:val="af"/>
     <w:uiPriority w:val="99"/>
     <w:unhideWhenUsed/>
     <w:rsid w:val="00B11B3A"/>
@@ -9109,17 +12380,17 @@
       <w:spacing w:after="0" w:line="240" w:lineRule="auto"/>
     </w:pPr>
   </w:style>
-  <w:style w:type="character" w:customStyle="1" w:styleId="HeaderChar">
-    <w:name w:val="Header Char"/>
-    <w:basedOn w:val="DefaultParagraphFont"/>
-    <w:link w:val="Header"/>
+  <w:style w:type="character" w:customStyle="1" w:styleId="af">
+    <w:name w:val="頁首 字元"/>
+    <w:basedOn w:val="a0"/>
+    <w:link w:val="ae"/>
     <w:uiPriority w:val="99"/>
     <w:rsid w:val="00B11B3A"/>
   </w:style>
-  <w:style w:type="paragraph" w:styleId="Footer">
+  <w:style w:type="paragraph" w:styleId="af0">
     <w:name w:val="footer"/>
-    <w:basedOn w:val="Normal"/>
-    <w:link w:val="FooterChar"/>
+    <w:basedOn w:val="a"/>
+    <w:link w:val="af1"/>
     <w:uiPriority w:val="99"/>
     <w:unhideWhenUsed/>
     <w:rsid w:val="00B11B3A"/>
@@ -9131,12 +12402,66 @@
       <w:spacing w:after="0" w:line="240" w:lineRule="auto"/>
     </w:pPr>
   </w:style>
-  <w:style w:type="character" w:customStyle="1" w:styleId="FooterChar">
-    <w:name w:val="Footer Char"/>
-    <w:basedOn w:val="DefaultParagraphFont"/>
-    <w:link w:val="Footer"/>
+  <w:style w:type="character" w:customStyle="1" w:styleId="af1">
+    <w:name w:val="頁尾 字元"/>
+    <w:basedOn w:val="a0"/>
+    <w:link w:val="af0"/>
     <w:uiPriority w:val="99"/>
     <w:rsid w:val="00B11B3A"/>
+  </w:style>
+  <w:style w:type="character" w:styleId="af2">
+    <w:name w:val="Hyperlink"/>
+    <w:basedOn w:val="a0"/>
+    <w:uiPriority w:val="99"/>
+    <w:unhideWhenUsed/>
+    <w:rsid w:val="00722C41"/>
+    <w:rPr>
+      <w:color w:val="467886" w:themeColor="hyperlink"/>
+      <w:u w:val="single"/>
+    </w:rPr>
+  </w:style>
+  <w:style w:type="character" w:styleId="af3">
+    <w:name w:val="Unresolved Mention"/>
+    <w:basedOn w:val="a0"/>
+    <w:uiPriority w:val="99"/>
+    <w:semiHidden/>
+    <w:unhideWhenUsed/>
+    <w:rsid w:val="00722C41"/>
+    <w:rPr>
+      <w:color w:val="605E5C"/>
+      <w:shd w:val="clear" w:color="auto" w:fill="E1DFDD"/>
+    </w:rPr>
+  </w:style>
+  <w:style w:type="table" w:styleId="af4">
+    <w:name w:val="Table Grid"/>
+    <w:basedOn w:val="a1"/>
+    <w:uiPriority w:val="39"/>
+    <w:rsid w:val="00C71C75"/>
+    <w:pPr>
+      <w:spacing w:after="0" w:line="240" w:lineRule="auto"/>
+    </w:pPr>
+    <w:tblPr>
+      <w:tblBorders>
+        <w:top w:val="single" w:sz="4" w:space="0" w:color="auto"/>
+        <w:left w:val="single" w:sz="4" w:space="0" w:color="auto"/>
+        <w:bottom w:val="single" w:sz="4" w:space="0" w:color="auto"/>
+        <w:right w:val="single" w:sz="4" w:space="0" w:color="auto"/>
+        <w:insideH w:val="single" w:sz="4" w:space="0" w:color="auto"/>
+        <w:insideV w:val="single" w:sz="4" w:space="0" w:color="auto"/>
+      </w:tblBorders>
+    </w:tblPr>
+  </w:style>
+  <w:style w:type="character" w:styleId="af5">
+    <w:name w:val="FollowedHyperlink"/>
+    <w:basedOn w:val="a0"/>
+    <w:uiPriority w:val="99"/>
+    <w:semiHidden/>
+    <w:unhideWhenUsed/>
+    <w:rsid w:val="002177A3"/>
+    <w:rPr>
+      <w:color w:val="96607D" w:themeColor="followedHyperlink"/>
+      <w:u w:val="single"/>
+    </w:rPr>
   </w:style>
 </w:styles>
 </file>
